--- a/FIFA Prediction.docx
+++ b/FIFA Prediction.docx
@@ -38,23 +38,7 @@
           <w:sz w:val="32"/>
           <w:szCs w:val="32"/>
         </w:rPr>
-        <w:t xml:space="preserve">installed </w:t>
-      </w:r>
-      <w:proofErr w:type="spellStart"/>
-      <w:r>
-        <w:rPr>
-          <w:sz w:val="32"/>
-          <w:szCs w:val="32"/>
-        </w:rPr>
-        <w:t>nextjs</w:t>
-      </w:r>
-      <w:proofErr w:type="spellEnd"/>
-      <w:r>
-        <w:rPr>
-          <w:sz w:val="32"/>
-          <w:szCs w:val="32"/>
-        </w:rPr>
-        <w:t xml:space="preserve"> for backend</w:t>
+        <w:t>installed nextjs for backend</w:t>
       </w:r>
     </w:p>
     <w:p>
@@ -74,17 +58,8 @@
           <w:sz w:val="32"/>
           <w:szCs w:val="32"/>
         </w:rPr>
-        <w:t xml:space="preserve">nest new </w:t>
-      </w:r>
-      <w:proofErr w:type="spellStart"/>
-      <w:r>
-        <w:rPr>
-          <w:sz w:val="32"/>
-          <w:szCs w:val="32"/>
-        </w:rPr>
-        <w:t>api</w:t>
-      </w:r>
-      <w:proofErr w:type="spellEnd"/>
+        <w:t>nest new api</w:t>
+      </w:r>
     </w:p>
     <w:p>
       <w:pPr>
@@ -103,17 +78,8 @@
           <w:sz w:val="32"/>
           <w:szCs w:val="32"/>
         </w:rPr>
-        <w:t xml:space="preserve">installed </w:t>
-      </w:r>
-      <w:proofErr w:type="spellStart"/>
-      <w:r>
-        <w:rPr>
-          <w:sz w:val="32"/>
-          <w:szCs w:val="32"/>
-        </w:rPr>
-        <w:t>prisma</w:t>
-      </w:r>
-      <w:proofErr w:type="spellEnd"/>
+        <w:t>installed prisma</w:t>
+      </w:r>
     </w:p>
     <w:p>
       <w:pPr>
@@ -166,17 +132,8 @@
           <w:sz w:val="32"/>
           <w:szCs w:val="32"/>
         </w:rPr>
-        <w:t xml:space="preserve">created schema blueprint in </w:t>
-      </w:r>
-      <w:proofErr w:type="spellStart"/>
-      <w:r>
-        <w:rPr>
-          <w:sz w:val="32"/>
-          <w:szCs w:val="32"/>
-        </w:rPr>
-        <w:t>schema.prisma</w:t>
-      </w:r>
-      <w:proofErr w:type="spellEnd"/>
+        <w:t>created schema blueprint in schema.prisma</w:t>
+      </w:r>
     </w:p>
     <w:p>
       <w:pPr>
@@ -195,55 +152,7 @@
           <w:sz w:val="32"/>
           <w:szCs w:val="32"/>
         </w:rPr>
-        <w:t>then generated tables using that blueprint "</w:t>
-      </w:r>
-      <w:proofErr w:type="spellStart"/>
-      <w:r>
-        <w:rPr>
-          <w:sz w:val="32"/>
-          <w:szCs w:val="32"/>
-        </w:rPr>
-        <w:t>npx</w:t>
-      </w:r>
-      <w:proofErr w:type="spellEnd"/>
-      <w:r>
-        <w:rPr>
-          <w:sz w:val="32"/>
-          <w:szCs w:val="32"/>
-        </w:rPr>
-        <w:t xml:space="preserve"> </w:t>
-      </w:r>
-      <w:proofErr w:type="spellStart"/>
-      <w:r>
-        <w:rPr>
-          <w:sz w:val="32"/>
-          <w:szCs w:val="32"/>
-        </w:rPr>
-        <w:t>prisma</w:t>
-      </w:r>
-      <w:proofErr w:type="spellEnd"/>
-      <w:r>
-        <w:rPr>
-          <w:sz w:val="32"/>
-          <w:szCs w:val="32"/>
-        </w:rPr>
-        <w:t xml:space="preserve"> </w:t>
-      </w:r>
-      <w:proofErr w:type="spellStart"/>
-      <w:r>
-        <w:rPr>
-          <w:sz w:val="32"/>
-          <w:szCs w:val="32"/>
-        </w:rPr>
-        <w:t>db</w:t>
-      </w:r>
-      <w:proofErr w:type="spellEnd"/>
-      <w:r>
-        <w:rPr>
-          <w:sz w:val="32"/>
-          <w:szCs w:val="32"/>
-        </w:rPr>
-        <w:t xml:space="preserve"> push"</w:t>
+        <w:t>then generated tables using that blueprint "npx prisma db push"</w:t>
       </w:r>
     </w:p>
     <w:p>
@@ -263,103 +172,7 @@
           <w:sz w:val="32"/>
           <w:szCs w:val="32"/>
         </w:rPr>
-        <w:t xml:space="preserve">created a special </w:t>
-      </w:r>
-      <w:proofErr w:type="spellStart"/>
-      <w:r>
-        <w:rPr>
-          <w:sz w:val="32"/>
-          <w:szCs w:val="32"/>
-        </w:rPr>
-        <w:t>js</w:t>
-      </w:r>
-      <w:proofErr w:type="spellEnd"/>
-      <w:r>
-        <w:rPr>
-          <w:sz w:val="32"/>
-          <w:szCs w:val="32"/>
-        </w:rPr>
-        <w:t>/</w:t>
-      </w:r>
-      <w:proofErr w:type="spellStart"/>
-      <w:r>
-        <w:rPr>
-          <w:sz w:val="32"/>
-          <w:szCs w:val="32"/>
-        </w:rPr>
-        <w:t>ts</w:t>
-      </w:r>
-      <w:proofErr w:type="spellEnd"/>
-      <w:r>
-        <w:rPr>
-          <w:sz w:val="32"/>
-          <w:szCs w:val="32"/>
-        </w:rPr>
-        <w:t xml:space="preserve"> library for </w:t>
-      </w:r>
-      <w:proofErr w:type="spellStart"/>
-      <w:r>
-        <w:rPr>
-          <w:sz w:val="32"/>
-          <w:szCs w:val="32"/>
-        </w:rPr>
-        <w:t>databse</w:t>
-      </w:r>
-      <w:proofErr w:type="spellEnd"/>
-      <w:r>
-        <w:rPr>
-          <w:sz w:val="32"/>
-          <w:szCs w:val="32"/>
-        </w:rPr>
-        <w:t xml:space="preserve"> </w:t>
-      </w:r>
-      <w:proofErr w:type="spellStart"/>
-      <w:r>
-        <w:rPr>
-          <w:sz w:val="32"/>
-          <w:szCs w:val="32"/>
-        </w:rPr>
-        <w:t>acces</w:t>
-      </w:r>
-      <w:proofErr w:type="spellEnd"/>
-      <w:r>
-        <w:rPr>
-          <w:sz w:val="32"/>
-          <w:szCs w:val="32"/>
-        </w:rPr>
-        <w:t xml:space="preserve"> using "</w:t>
-      </w:r>
-      <w:proofErr w:type="spellStart"/>
-      <w:r>
-        <w:rPr>
-          <w:sz w:val="32"/>
-          <w:szCs w:val="32"/>
-        </w:rPr>
-        <w:t>npx</w:t>
-      </w:r>
-      <w:proofErr w:type="spellEnd"/>
-      <w:r>
-        <w:rPr>
-          <w:sz w:val="32"/>
-          <w:szCs w:val="32"/>
-        </w:rPr>
-        <w:t xml:space="preserve"> </w:t>
-      </w:r>
-      <w:proofErr w:type="spellStart"/>
-      <w:r>
-        <w:rPr>
-          <w:sz w:val="32"/>
-          <w:szCs w:val="32"/>
-        </w:rPr>
-        <w:t>prisma</w:t>
-      </w:r>
-      <w:proofErr w:type="spellEnd"/>
-      <w:r>
-        <w:rPr>
-          <w:sz w:val="32"/>
-          <w:szCs w:val="32"/>
-        </w:rPr>
-        <w:t xml:space="preserve"> generate"--special functions tailored for the table created.</w:t>
+        <w:t>created a special js/ts library for databse acces using "npx prisma generate"--special functions tailored for the table created.</w:t>
       </w:r>
     </w:p>
     <w:p>
@@ -439,39 +252,7 @@
           <w:sz w:val="32"/>
           <w:szCs w:val="32"/>
         </w:rPr>
-        <w:t>generate controller auth(</w:t>
-      </w:r>
-      <w:proofErr w:type="spellStart"/>
-      <w:r>
-        <w:rPr>
-          <w:sz w:val="32"/>
-          <w:szCs w:val="32"/>
-        </w:rPr>
-        <w:t>recieve</w:t>
-      </w:r>
-      <w:proofErr w:type="spellEnd"/>
-      <w:r>
-        <w:rPr>
-          <w:sz w:val="32"/>
-          <w:szCs w:val="32"/>
-        </w:rPr>
-        <w:t xml:space="preserve"> http </w:t>
-      </w:r>
-      <w:proofErr w:type="spellStart"/>
-      <w:r>
-        <w:rPr>
-          <w:sz w:val="32"/>
-          <w:szCs w:val="32"/>
-        </w:rPr>
-        <w:t>req</w:t>
-      </w:r>
-      <w:proofErr w:type="spellEnd"/>
-      <w:r>
-        <w:rPr>
-          <w:sz w:val="32"/>
-          <w:szCs w:val="32"/>
-        </w:rPr>
-        <w:t>)</w:t>
+        <w:t>generate controller auth(recieve http req)</w:t>
       </w:r>
     </w:p>
     <w:p>
@@ -491,23 +272,7 @@
           <w:sz w:val="32"/>
           <w:szCs w:val="32"/>
         </w:rPr>
-        <w:t xml:space="preserve">generate service auth(password </w:t>
-      </w:r>
-      <w:proofErr w:type="spellStart"/>
-      <w:r>
-        <w:rPr>
-          <w:sz w:val="32"/>
-          <w:szCs w:val="32"/>
-        </w:rPr>
-        <w:t>checking,etc</w:t>
-      </w:r>
-      <w:proofErr w:type="spellEnd"/>
-      <w:r>
-        <w:rPr>
-          <w:sz w:val="32"/>
-          <w:szCs w:val="32"/>
-        </w:rPr>
-        <w:t>)</w:t>
+        <w:t>generate service auth(password checking,etc)</w:t>
       </w:r>
     </w:p>
     <w:p>
@@ -527,55 +292,7 @@
           <w:sz w:val="32"/>
           <w:szCs w:val="32"/>
         </w:rPr>
-        <w:t xml:space="preserve">generate module </w:t>
-      </w:r>
-      <w:proofErr w:type="spellStart"/>
-      <w:r>
-        <w:rPr>
-          <w:sz w:val="32"/>
-          <w:szCs w:val="32"/>
-        </w:rPr>
-        <w:t>prisma</w:t>
-      </w:r>
-      <w:proofErr w:type="spellEnd"/>
-      <w:r>
-        <w:rPr>
-          <w:sz w:val="32"/>
-          <w:szCs w:val="32"/>
-        </w:rPr>
-        <w:t xml:space="preserve"> and service </w:t>
-      </w:r>
-      <w:proofErr w:type="spellStart"/>
-      <w:r>
-        <w:rPr>
-          <w:sz w:val="32"/>
-          <w:szCs w:val="32"/>
-        </w:rPr>
-        <w:t>prisma</w:t>
-      </w:r>
-      <w:proofErr w:type="spellEnd"/>
-      <w:r>
-        <w:rPr>
-          <w:sz w:val="32"/>
-          <w:szCs w:val="32"/>
-        </w:rPr>
-        <w:t xml:space="preserve"> for </w:t>
-      </w:r>
-      <w:proofErr w:type="spellStart"/>
-      <w:r>
-        <w:rPr>
-          <w:sz w:val="32"/>
-          <w:szCs w:val="32"/>
-        </w:rPr>
-        <w:t>prisma</w:t>
-      </w:r>
-      <w:proofErr w:type="spellEnd"/>
-      <w:r>
-        <w:rPr>
-          <w:sz w:val="32"/>
-          <w:szCs w:val="32"/>
-        </w:rPr>
-        <w:t xml:space="preserve"> support</w:t>
+        <w:t>generate module prisma and service prisma for prisma support</w:t>
       </w:r>
     </w:p>
     <w:p>
@@ -595,17 +312,8 @@
           <w:sz w:val="32"/>
           <w:szCs w:val="32"/>
         </w:rPr>
-        <w:t xml:space="preserve">MODULES CREATED INSIDE </w:t>
-      </w:r>
-      <w:proofErr w:type="spellStart"/>
-      <w:r>
-        <w:rPr>
-          <w:sz w:val="32"/>
-          <w:szCs w:val="32"/>
-        </w:rPr>
-        <w:t>src</w:t>
-      </w:r>
-      <w:proofErr w:type="spellEnd"/>
+        <w:t>MODULES CREATED INSIDE src</w:t>
+      </w:r>
     </w:p>
     <w:p>
       <w:pPr>
@@ -624,31 +332,7 @@
           <w:sz w:val="32"/>
           <w:szCs w:val="32"/>
         </w:rPr>
-        <w:t xml:space="preserve">update contents in </w:t>
-      </w:r>
-      <w:proofErr w:type="spellStart"/>
-      <w:r>
-        <w:rPr>
-          <w:sz w:val="32"/>
-          <w:szCs w:val="32"/>
-        </w:rPr>
-        <w:t>prisma</w:t>
-      </w:r>
-      <w:proofErr w:type="spellEnd"/>
-      <w:r>
-        <w:rPr>
-          <w:sz w:val="32"/>
-          <w:szCs w:val="32"/>
-        </w:rPr>
-        <w:t xml:space="preserve"> module and </w:t>
-      </w:r>
-      <w:proofErr w:type="spellStart"/>
-      <w:r>
-        <w:rPr>
-          <w:sz w:val="32"/>
-          <w:szCs w:val="32"/>
-        </w:rPr>
-        <w:t>ser</w:t>
+        <w:t>update contents in prisma module and ser</w:t>
       </w:r>
       <w:r>
         <w:rPr>
@@ -662,15 +346,7 @@
           <w:sz w:val="32"/>
           <w:szCs w:val="32"/>
         </w:rPr>
-        <w:t>ice.ts</w:t>
-      </w:r>
-      <w:proofErr w:type="spellEnd"/>
-      <w:r>
-        <w:rPr>
-          <w:sz w:val="32"/>
-          <w:szCs w:val="32"/>
-        </w:rPr>
-        <w:t xml:space="preserve"> so that any module can now acces</w:t>
+        <w:t>ice.ts so that any module can now acces</w:t>
       </w:r>
       <w:r>
         <w:rPr>
@@ -704,49 +380,8 @@
           <w:sz w:val="32"/>
           <w:szCs w:val="32"/>
         </w:rPr>
-        <w:t xml:space="preserve">set up </w:t>
-      </w:r>
-      <w:proofErr w:type="spellStart"/>
-      <w:r>
-        <w:rPr>
-          <w:sz w:val="32"/>
-          <w:szCs w:val="32"/>
-        </w:rPr>
-        <w:t>auth.controller</w:t>
-      </w:r>
-      <w:proofErr w:type="spellEnd"/>
-      <w:r>
-        <w:rPr>
-          <w:sz w:val="32"/>
-          <w:szCs w:val="32"/>
-        </w:rPr>
-        <w:t xml:space="preserve"> to handle POST requests </w:t>
-      </w:r>
-      <w:proofErr w:type="spellStart"/>
-      <w:r>
-        <w:rPr>
-          <w:sz w:val="32"/>
-          <w:szCs w:val="32"/>
-        </w:rPr>
-        <w:t>usin</w:t>
-      </w:r>
-      <w:proofErr w:type="spellEnd"/>
-      <w:r>
-        <w:rPr>
-          <w:sz w:val="32"/>
-          <w:szCs w:val="32"/>
-        </w:rPr>
-        <w:t xml:space="preserve"> register </w:t>
-      </w:r>
-      <w:proofErr w:type="spellStart"/>
-      <w:r>
-        <w:rPr>
-          <w:sz w:val="32"/>
-          <w:szCs w:val="32"/>
-        </w:rPr>
-        <w:t>dto</w:t>
-      </w:r>
-      <w:proofErr w:type="spellEnd"/>
+        <w:t>set up auth.controller to handle POST requests usin register dto</w:t>
+      </w:r>
     </w:p>
     <w:p>
       <w:pPr>
@@ -765,23 +400,7 @@
           <w:sz w:val="32"/>
           <w:szCs w:val="32"/>
         </w:rPr>
-        <w:t xml:space="preserve">set up </w:t>
-      </w:r>
-      <w:proofErr w:type="spellStart"/>
-      <w:r>
-        <w:rPr>
-          <w:sz w:val="32"/>
-          <w:szCs w:val="32"/>
-        </w:rPr>
-        <w:t>auth.service</w:t>
-      </w:r>
-      <w:proofErr w:type="spellEnd"/>
-      <w:r>
-        <w:rPr>
-          <w:sz w:val="32"/>
-          <w:szCs w:val="32"/>
-        </w:rPr>
-        <w:t xml:space="preserve"> to create new user for registration</w:t>
+        <w:t>set up auth.service to create new user for registration</w:t>
       </w:r>
     </w:p>
     <w:p>
@@ -841,17 +460,8 @@
           <w:sz w:val="32"/>
           <w:szCs w:val="32"/>
         </w:rPr>
-        <w:t xml:space="preserve">create </w:t>
-      </w:r>
-      <w:proofErr w:type="spellStart"/>
-      <w:r>
-        <w:rPr>
-          <w:sz w:val="32"/>
-          <w:szCs w:val="32"/>
-        </w:rPr>
-        <w:t>register.dto.ts</w:t>
-      </w:r>
-      <w:proofErr w:type="spellEnd"/>
+        <w:t>create register.dto.ts</w:t>
+      </w:r>
     </w:p>
     <w:p>
       <w:pPr>
@@ -870,65 +480,8 @@
           <w:sz w:val="32"/>
           <w:szCs w:val="32"/>
         </w:rPr>
-        <w:t xml:space="preserve">update </w:t>
-      </w:r>
-      <w:proofErr w:type="spellStart"/>
-      <w:r>
-        <w:rPr>
-          <w:sz w:val="32"/>
-          <w:szCs w:val="32"/>
-        </w:rPr>
-        <w:t>auth.controller</w:t>
-      </w:r>
-      <w:proofErr w:type="spellEnd"/>
-      <w:r>
-        <w:rPr>
-          <w:sz w:val="32"/>
-          <w:szCs w:val="32"/>
-        </w:rPr>
-        <w:t xml:space="preserve"> and </w:t>
-      </w:r>
-      <w:proofErr w:type="spellStart"/>
-      <w:r>
-        <w:rPr>
-          <w:sz w:val="32"/>
-          <w:szCs w:val="32"/>
-        </w:rPr>
-        <w:t>auth.service</w:t>
-      </w:r>
-      <w:proofErr w:type="spellEnd"/>
-      <w:r>
-        <w:rPr>
-          <w:sz w:val="32"/>
-          <w:szCs w:val="32"/>
-        </w:rPr>
-        <w:t xml:space="preserve"> and </w:t>
-      </w:r>
-      <w:proofErr w:type="spellStart"/>
-      <w:r>
-        <w:rPr>
-          <w:sz w:val="32"/>
-          <w:szCs w:val="32"/>
-        </w:rPr>
-        <w:t>auth.modules</w:t>
-      </w:r>
-      <w:proofErr w:type="spellEnd"/>
-      <w:r>
-        <w:rPr>
-          <w:sz w:val="32"/>
-          <w:szCs w:val="32"/>
-        </w:rPr>
-        <w:t xml:space="preserve"> for </w:t>
-      </w:r>
-      <w:proofErr w:type="spellStart"/>
-      <w:r>
-        <w:rPr>
-          <w:sz w:val="32"/>
-          <w:szCs w:val="32"/>
-        </w:rPr>
-        <w:t>jwt</w:t>
-      </w:r>
-      <w:proofErr w:type="spellEnd"/>
+        <w:t>update auth.controller and auth.service and auth.modules for jwt</w:t>
+      </w:r>
     </w:p>
     <w:p>
       <w:pPr>
@@ -989,25 +542,14 @@
           <w:szCs w:val="32"/>
         </w:rPr>
       </w:pPr>
-      <w:proofErr w:type="spellStart"/>
-      <w:r>
-        <w:rPr>
-          <w:b/>
-          <w:bCs/>
-          <w:sz w:val="32"/>
-          <w:szCs w:val="32"/>
-        </w:rPr>
-        <w:t>Jwt</w:t>
-      </w:r>
-      <w:proofErr w:type="spellEnd"/>
-      <w:r>
-        <w:rPr>
-          <w:b/>
-          <w:bCs/>
-          <w:sz w:val="32"/>
-          <w:szCs w:val="32"/>
-        </w:rPr>
-        <w:t xml:space="preserve"> token for login</w:t>
+      <w:r>
+        <w:rPr>
+          <w:b/>
+          <w:bCs/>
+          <w:sz w:val="32"/>
+          <w:szCs w:val="32"/>
+        </w:rPr>
+        <w:t>Jwt token for login</w:t>
       </w:r>
     </w:p>
     <w:p>
@@ -1031,27 +573,7 @@
           <w:sz w:val="32"/>
           <w:szCs w:val="32"/>
         </w:rPr>
-        <w:t xml:space="preserve">Created </w:t>
-      </w:r>
-      <w:proofErr w:type="spellStart"/>
-      <w:r>
-        <w:rPr>
-          <w:b/>
-          <w:bCs/>
-          <w:sz w:val="32"/>
-          <w:szCs w:val="32"/>
-        </w:rPr>
-        <w:t>jwt</w:t>
-      </w:r>
-      <w:proofErr w:type="spellEnd"/>
-      <w:r>
-        <w:rPr>
-          <w:b/>
-          <w:bCs/>
-          <w:sz w:val="32"/>
-          <w:szCs w:val="32"/>
-        </w:rPr>
-        <w:t xml:space="preserve"> strategy:</w:t>
+        <w:t>Created jwt strategy:</w:t>
       </w:r>
     </w:p>
     <w:p>
@@ -1075,19 +597,8 @@
           <w:sz w:val="32"/>
           <w:szCs w:val="32"/>
         </w:rPr>
-        <w:t xml:space="preserve">Created get auth/profile in </w:t>
-      </w:r>
-      <w:proofErr w:type="spellStart"/>
-      <w:r>
-        <w:rPr>
-          <w:b/>
-          <w:bCs/>
-          <w:sz w:val="32"/>
-          <w:szCs w:val="32"/>
-        </w:rPr>
-        <w:t>auth.controller</w:t>
-      </w:r>
-      <w:proofErr w:type="spellEnd"/>
+        <w:t>Created get auth/profile in auth.controller</w:t>
+      </w:r>
     </w:p>
     <w:p>
       <w:pPr>
@@ -1110,27 +621,7 @@
           <w:sz w:val="32"/>
           <w:szCs w:val="32"/>
         </w:rPr>
-        <w:t xml:space="preserve">In </w:t>
-      </w:r>
-      <w:proofErr w:type="spellStart"/>
-      <w:r>
-        <w:rPr>
-          <w:b/>
-          <w:bCs/>
-          <w:sz w:val="32"/>
-          <w:szCs w:val="32"/>
-        </w:rPr>
-        <w:t>jwt</w:t>
-      </w:r>
-      <w:proofErr w:type="spellEnd"/>
-      <w:r>
-        <w:rPr>
-          <w:b/>
-          <w:bCs/>
-          <w:sz w:val="32"/>
-          <w:szCs w:val="32"/>
-        </w:rPr>
-        <w:t xml:space="preserve"> strategy checks if the token is valid</w:t>
+        <w:t>In jwt strategy checks if the token is valid</w:t>
       </w:r>
     </w:p>
     <w:p>
@@ -1187,47 +678,7 @@
           <w:sz w:val="32"/>
           <w:szCs w:val="32"/>
         </w:rPr>
-        <w:t xml:space="preserve">Update </w:t>
-      </w:r>
-      <w:proofErr w:type="spellStart"/>
-      <w:r>
-        <w:rPr>
-          <w:b/>
-          <w:bCs/>
-          <w:sz w:val="32"/>
-          <w:szCs w:val="32"/>
-        </w:rPr>
-        <w:t>prisma.schema</w:t>
-      </w:r>
-      <w:proofErr w:type="spellEnd"/>
-      <w:r>
-        <w:rPr>
-          <w:b/>
-          <w:bCs/>
-          <w:sz w:val="32"/>
-          <w:szCs w:val="32"/>
-        </w:rPr>
-        <w:t xml:space="preserve"> for </w:t>
-      </w:r>
-      <w:proofErr w:type="gramStart"/>
-      <w:r>
-        <w:rPr>
-          <w:b/>
-          <w:bCs/>
-          <w:sz w:val="32"/>
-          <w:szCs w:val="32"/>
-        </w:rPr>
-        <w:t>matches</w:t>
-      </w:r>
-      <w:proofErr w:type="gramEnd"/>
-      <w:r>
-        <w:rPr>
-          <w:b/>
-          <w:bCs/>
-          <w:sz w:val="32"/>
-          <w:szCs w:val="32"/>
-        </w:rPr>
-        <w:t xml:space="preserve"> table</w:t>
+        <w:t>Update prisma.schema for matches table</w:t>
       </w:r>
     </w:p>
     <w:p>
@@ -1244,25 +695,14 @@
           <w:szCs w:val="32"/>
         </w:rPr>
       </w:pPr>
-      <w:proofErr w:type="spellStart"/>
-      <w:r>
-        <w:rPr>
-          <w:b/>
-          <w:bCs/>
-          <w:sz w:val="32"/>
-          <w:szCs w:val="32"/>
-        </w:rPr>
-        <w:t>Dbx.prsima.push</w:t>
-      </w:r>
-      <w:proofErr w:type="spellEnd"/>
-      <w:r>
-        <w:rPr>
-          <w:b/>
-          <w:bCs/>
-          <w:sz w:val="32"/>
-          <w:szCs w:val="32"/>
-        </w:rPr>
-        <w:t xml:space="preserve"> and generate</w:t>
+      <w:r>
+        <w:rPr>
+          <w:b/>
+          <w:bCs/>
+          <w:sz w:val="32"/>
+          <w:szCs w:val="32"/>
+        </w:rPr>
+        <w:t>Dbx.prsima.push and generate</w:t>
       </w:r>
     </w:p>
     <w:p>
@@ -1286,27 +726,7 @@
           <w:sz w:val="32"/>
           <w:szCs w:val="32"/>
         </w:rPr>
-        <w:t xml:space="preserve">Create </w:t>
-      </w:r>
-      <w:proofErr w:type="spellStart"/>
-      <w:r>
-        <w:rPr>
-          <w:b/>
-          <w:bCs/>
-          <w:sz w:val="32"/>
-          <w:szCs w:val="32"/>
-        </w:rPr>
-        <w:t>scrc</w:t>
-      </w:r>
-      <w:proofErr w:type="spellEnd"/>
-      <w:r>
-        <w:rPr>
-          <w:b/>
-          <w:bCs/>
-          <w:sz w:val="32"/>
-          <w:szCs w:val="32"/>
-        </w:rPr>
-        <w:t>/matches</w:t>
+        <w:t>Create scrc/matches</w:t>
       </w:r>
     </w:p>
     <w:p>
@@ -1330,27 +750,7 @@
           <w:sz w:val="32"/>
           <w:szCs w:val="32"/>
         </w:rPr>
-        <w:t>Create matches/</w:t>
-      </w:r>
-      <w:proofErr w:type="spellStart"/>
-      <w:r>
-        <w:rPr>
-          <w:b/>
-          <w:bCs/>
-          <w:sz w:val="32"/>
-          <w:szCs w:val="32"/>
-        </w:rPr>
-        <w:t>dto</w:t>
-      </w:r>
-      <w:proofErr w:type="spellEnd"/>
-      <w:r>
-        <w:rPr>
-          <w:b/>
-          <w:bCs/>
-          <w:sz w:val="32"/>
-          <w:szCs w:val="32"/>
-        </w:rPr>
-        <w:t xml:space="preserve"> for getting input from user</w:t>
+        <w:t>Create matches/dto for getting input from user</w:t>
       </w:r>
     </w:p>
     <w:p>
@@ -1374,19 +774,8 @@
           <w:sz w:val="32"/>
           <w:szCs w:val="32"/>
         </w:rPr>
-        <w:t xml:space="preserve">Create matches </w:t>
-      </w:r>
-      <w:proofErr w:type="spellStart"/>
-      <w:r>
-        <w:rPr>
-          <w:b/>
-          <w:bCs/>
-          <w:sz w:val="32"/>
-          <w:szCs w:val="32"/>
-        </w:rPr>
-        <w:t>module,services,controller</w:t>
-      </w:r>
-      <w:proofErr w:type="spellEnd"/>
+        <w:t>Create matches module,services,controller</w:t>
+      </w:r>
     </w:p>
     <w:p>
       <w:pPr>
@@ -1433,79 +822,8 @@
           <w:sz w:val="32"/>
           <w:szCs w:val="32"/>
         </w:rPr>
-        <w:t xml:space="preserve">Create models for </w:t>
-      </w:r>
-      <w:proofErr w:type="spellStart"/>
-      <w:r>
-        <w:rPr>
-          <w:b/>
-          <w:bCs/>
-          <w:sz w:val="32"/>
-          <w:szCs w:val="32"/>
-        </w:rPr>
-        <w:t>questions,options,asnwers</w:t>
-      </w:r>
-      <w:proofErr w:type="spellEnd"/>
-      <w:r>
-        <w:rPr>
-          <w:b/>
-          <w:bCs/>
-          <w:sz w:val="32"/>
-          <w:szCs w:val="32"/>
-        </w:rPr>
-        <w:t xml:space="preserve"> and update schema</w:t>
-      </w:r>
-      <w:proofErr w:type="gramStart"/>
-      <w:r>
-        <w:rPr>
-          <w:b/>
-          <w:bCs/>
-          <w:sz w:val="32"/>
-          <w:szCs w:val="32"/>
-        </w:rPr>
-        <w:t>…..</w:t>
-      </w:r>
-      <w:proofErr w:type="gramEnd"/>
-      <w:r>
-        <w:rPr>
-          <w:b/>
-          <w:bCs/>
-          <w:sz w:val="32"/>
-          <w:szCs w:val="32"/>
-        </w:rPr>
-        <w:t xml:space="preserve">why all separate?--&gt;to generate </w:t>
-      </w:r>
-      <w:proofErr w:type="spellStart"/>
-      <w:r>
-        <w:rPr>
-          <w:b/>
-          <w:bCs/>
-          <w:sz w:val="32"/>
-          <w:szCs w:val="32"/>
-        </w:rPr>
-        <w:t>prisma.</w:t>
-      </w:r>
-      <w:proofErr w:type="gramStart"/>
-      <w:r>
-        <w:rPr>
-          <w:b/>
-          <w:bCs/>
-          <w:sz w:val="32"/>
-          <w:szCs w:val="32"/>
-        </w:rPr>
-        <w:t>answer..</w:t>
-      </w:r>
-      <w:proofErr w:type="gramEnd"/>
-      <w:r>
-        <w:rPr>
-          <w:b/>
-          <w:bCs/>
-          <w:sz w:val="32"/>
-          <w:szCs w:val="32"/>
-        </w:rPr>
-        <w:t>etc</w:t>
-      </w:r>
-      <w:proofErr w:type="spellEnd"/>
+        <w:t>Create models for questions,options,asnwers and update schema…..why all separate?--&gt;to generate prisma.answer..etc</w:t>
+      </w:r>
     </w:p>
     <w:p>
       <w:pPr>
@@ -1552,27 +870,7 @@
           <w:sz w:val="32"/>
           <w:szCs w:val="32"/>
         </w:rPr>
-        <w:t xml:space="preserve">Create </w:t>
-      </w:r>
-      <w:proofErr w:type="spellStart"/>
-      <w:r>
-        <w:rPr>
-          <w:b/>
-          <w:bCs/>
-          <w:sz w:val="32"/>
-          <w:szCs w:val="32"/>
-        </w:rPr>
-        <w:t>dto</w:t>
-      </w:r>
-      <w:proofErr w:type="spellEnd"/>
-      <w:r>
-        <w:rPr>
-          <w:b/>
-          <w:bCs/>
-          <w:sz w:val="32"/>
-          <w:szCs w:val="32"/>
-        </w:rPr>
-        <w:t xml:space="preserve"> in questions</w:t>
+        <w:t>Create dto in questions</w:t>
       </w:r>
     </w:p>
     <w:p>
@@ -1596,47 +894,7 @@
           <w:sz w:val="32"/>
           <w:szCs w:val="32"/>
         </w:rPr>
-        <w:t xml:space="preserve">Update </w:t>
-      </w:r>
-      <w:proofErr w:type="spellStart"/>
-      <w:r>
-        <w:rPr>
-          <w:b/>
-          <w:bCs/>
-          <w:sz w:val="32"/>
-          <w:szCs w:val="32"/>
-        </w:rPr>
-        <w:t>questions.controller</w:t>
-      </w:r>
-      <w:proofErr w:type="spellEnd"/>
-      <w:r>
-        <w:rPr>
-          <w:b/>
-          <w:bCs/>
-          <w:sz w:val="32"/>
-          <w:szCs w:val="32"/>
-        </w:rPr>
-        <w:t xml:space="preserve"> and </w:t>
-      </w:r>
-      <w:proofErr w:type="spellStart"/>
-      <w:r>
-        <w:rPr>
-          <w:b/>
-          <w:bCs/>
-          <w:sz w:val="32"/>
-          <w:szCs w:val="32"/>
-        </w:rPr>
-        <w:t>questions.services</w:t>
-      </w:r>
-      <w:proofErr w:type="spellEnd"/>
-      <w:r>
-        <w:rPr>
-          <w:b/>
-          <w:bCs/>
-          <w:sz w:val="32"/>
-          <w:szCs w:val="32"/>
-        </w:rPr>
-        <w:t xml:space="preserve"> so admin can post qn[CAREFUL ABOUT MATCH ID:USE WHAT IS THERE IN TABLE]</w:t>
+        <w:t>Update questions.controller and questions.services so admin can post qn[CAREFUL ABOUT MATCH ID:USE WHAT IS THERE IN TABLE]</w:t>
       </w:r>
     </w:p>
     <w:p>
@@ -1660,27 +918,7 @@
           <w:sz w:val="32"/>
           <w:szCs w:val="32"/>
         </w:rPr>
-        <w:t xml:space="preserve">Create </w:t>
-      </w:r>
-      <w:proofErr w:type="spellStart"/>
-      <w:r>
-        <w:rPr>
-          <w:b/>
-          <w:bCs/>
-          <w:sz w:val="32"/>
-          <w:szCs w:val="32"/>
-        </w:rPr>
-        <w:t>dto</w:t>
-      </w:r>
-      <w:proofErr w:type="spellEnd"/>
-      <w:r>
-        <w:rPr>
-          <w:b/>
-          <w:bCs/>
-          <w:sz w:val="32"/>
-          <w:szCs w:val="32"/>
-        </w:rPr>
-        <w:t xml:space="preserve"> in options</w:t>
+        <w:t>Create dto in options</w:t>
       </w:r>
     </w:p>
     <w:p>
@@ -1704,47 +942,7 @@
           <w:sz w:val="32"/>
           <w:szCs w:val="32"/>
         </w:rPr>
-        <w:t xml:space="preserve">Update </w:t>
-      </w:r>
-      <w:proofErr w:type="spellStart"/>
-      <w:r>
-        <w:rPr>
-          <w:b/>
-          <w:bCs/>
-          <w:sz w:val="32"/>
-          <w:szCs w:val="32"/>
-        </w:rPr>
-        <w:t>options.controller,services</w:t>
-      </w:r>
-      <w:proofErr w:type="spellEnd"/>
-      <w:r>
-        <w:rPr>
-          <w:b/>
-          <w:bCs/>
-          <w:sz w:val="32"/>
-          <w:szCs w:val="32"/>
-        </w:rPr>
-        <w:t xml:space="preserve"> and module(in module include </w:t>
-      </w:r>
-      <w:proofErr w:type="spellStart"/>
-      <w:r>
-        <w:rPr>
-          <w:b/>
-          <w:bCs/>
-          <w:sz w:val="32"/>
-          <w:szCs w:val="32"/>
-        </w:rPr>
-        <w:t>prisma</w:t>
-      </w:r>
-      <w:proofErr w:type="spellEnd"/>
-      <w:r>
-        <w:rPr>
-          <w:b/>
-          <w:bCs/>
-          <w:sz w:val="32"/>
-          <w:szCs w:val="32"/>
-        </w:rPr>
-        <w:t>).</w:t>
+        <w:t>Update options.controller,services and module(in module include prisma).</w:t>
       </w:r>
     </w:p>
     <w:p>
@@ -1761,45 +959,14 @@
           <w:szCs w:val="32"/>
         </w:rPr>
       </w:pPr>
-      <w:proofErr w:type="gramStart"/>
-      <w:r>
-        <w:rPr>
-          <w:b/>
-          <w:bCs/>
-          <w:sz w:val="32"/>
-          <w:szCs w:val="32"/>
-        </w:rPr>
-        <w:t>UPDATE!:text based</w:t>
-      </w:r>
-      <w:proofErr w:type="gramEnd"/>
-      <w:r>
-        <w:rPr>
-          <w:b/>
-          <w:bCs/>
-          <w:sz w:val="32"/>
-          <w:szCs w:val="32"/>
-        </w:rPr>
-        <w:t xml:space="preserve"> answers </w:t>
-      </w:r>
-      <w:proofErr w:type="spellStart"/>
-      <w:r>
-        <w:rPr>
-          <w:b/>
-          <w:bCs/>
-          <w:sz w:val="32"/>
-          <w:szCs w:val="32"/>
-        </w:rPr>
-        <w:t>alo</w:t>
-      </w:r>
-      <w:proofErr w:type="spellEnd"/>
-      <w:r>
-        <w:rPr>
-          <w:b/>
-          <w:bCs/>
-          <w:sz w:val="32"/>
-          <w:szCs w:val="32"/>
-        </w:rPr>
-        <w:t>[multi select LATER]</w:t>
+      <w:r>
+        <w:rPr>
+          <w:b/>
+          <w:bCs/>
+          <w:sz w:val="32"/>
+          <w:szCs w:val="32"/>
+        </w:rPr>
+        <w:t>UPDATE!:text based answers alo[multi select LATER]</w:t>
       </w:r>
     </w:p>
     <w:p>
@@ -1823,47 +990,7 @@
           <w:sz w:val="32"/>
           <w:szCs w:val="32"/>
         </w:rPr>
-        <w:t xml:space="preserve">Get </w:t>
-      </w:r>
-      <w:proofErr w:type="spellStart"/>
-      <w:r>
-        <w:rPr>
-          <w:b/>
-          <w:bCs/>
-          <w:sz w:val="32"/>
-          <w:szCs w:val="32"/>
-        </w:rPr>
-        <w:t>matches:displays</w:t>
-      </w:r>
-      <w:proofErr w:type="spellEnd"/>
-      <w:r>
-        <w:rPr>
-          <w:b/>
-          <w:bCs/>
-          <w:sz w:val="32"/>
-          <w:szCs w:val="32"/>
-        </w:rPr>
-        <w:t xml:space="preserve"> all questions and options using a </w:t>
-      </w:r>
-      <w:proofErr w:type="spellStart"/>
-      <w:r>
-        <w:rPr>
-          <w:b/>
-          <w:bCs/>
-          <w:sz w:val="32"/>
-          <w:szCs w:val="32"/>
-        </w:rPr>
-        <w:t>mtatch</w:t>
-      </w:r>
-      <w:proofErr w:type="spellEnd"/>
-      <w:r>
-        <w:rPr>
-          <w:b/>
-          <w:bCs/>
-          <w:sz w:val="32"/>
-          <w:szCs w:val="32"/>
-        </w:rPr>
-        <w:t xml:space="preserve"> id</w:t>
+        <w:t>Get matches:displays all questions and options using a mtatch id</w:t>
       </w:r>
     </w:p>
     <w:p>
@@ -1887,27 +1014,7 @@
           <w:sz w:val="32"/>
           <w:szCs w:val="32"/>
         </w:rPr>
-        <w:t xml:space="preserve">Get </w:t>
-      </w:r>
-      <w:proofErr w:type="spellStart"/>
-      <w:r>
-        <w:rPr>
-          <w:b/>
-          <w:bCs/>
-          <w:sz w:val="32"/>
-          <w:szCs w:val="32"/>
-        </w:rPr>
-        <w:t>results:using</w:t>
-      </w:r>
-      <w:proofErr w:type="spellEnd"/>
-      <w:r>
-        <w:rPr>
-          <w:b/>
-          <w:bCs/>
-          <w:sz w:val="32"/>
-          <w:szCs w:val="32"/>
-        </w:rPr>
-        <w:t xml:space="preserve"> filter</w:t>
+        <w:t>Get results:using filter</w:t>
       </w:r>
     </w:p>
     <w:p>
@@ -2021,25 +1128,14 @@
         </w:rPr>
         <w:t xml:space="preserve">Create: </w:t>
       </w:r>
-      <w:proofErr w:type="spellStart"/>
-      <w:r>
-        <w:rPr>
-          <w:b/>
-          <w:bCs/>
-          <w:sz w:val="32"/>
-          <w:szCs w:val="32"/>
-        </w:rPr>
-        <w:t>src</w:t>
-      </w:r>
-      <w:proofErr w:type="spellEnd"/>
-      <w:r>
-        <w:rPr>
-          <w:b/>
-          <w:bCs/>
-          <w:sz w:val="32"/>
-          <w:szCs w:val="32"/>
-        </w:rPr>
-        <w:t>/</w:t>
+      <w:r>
+        <w:rPr>
+          <w:b/>
+          <w:bCs/>
+          <w:sz w:val="32"/>
+          <w:szCs w:val="32"/>
+        </w:rPr>
+        <w:t>src/</w:t>
       </w:r>
     </w:p>
     <w:p>
@@ -2069,19 +1165,8 @@
           <w:sz w:val="32"/>
           <w:szCs w:val="32"/>
         </w:rPr>
-        <w:t xml:space="preserve"> pages/ </w:t>
-      </w:r>
-      <w:proofErr w:type="spellStart"/>
-      <w:r>
-        <w:rPr>
-          <w:b/>
-          <w:bCs/>
-          <w:sz w:val="32"/>
-          <w:szCs w:val="32"/>
-        </w:rPr>
-        <w:t>Home.jsx</w:t>
-      </w:r>
-      <w:proofErr w:type="spellEnd"/>
+        <w:t xml:space="preserve"> pages/ Home.jsx</w:t>
+      </w:r>
     </w:p>
     <w:p>
       <w:pPr>
@@ -2110,19 +1195,8 @@
           <w:sz w:val="32"/>
           <w:szCs w:val="32"/>
         </w:rPr>
-        <w:t xml:space="preserve">components/ </w:t>
-      </w:r>
-      <w:proofErr w:type="spellStart"/>
-      <w:r>
-        <w:rPr>
-          <w:b/>
-          <w:bCs/>
-          <w:sz w:val="32"/>
-          <w:szCs w:val="32"/>
-        </w:rPr>
-        <w:t>MatchCard.jsx</w:t>
-      </w:r>
-      <w:proofErr w:type="spellEnd"/>
+        <w:t>components/ MatchCard.jsx</w:t>
+      </w:r>
     </w:p>
     <w:p>
       <w:pPr>
@@ -2175,19 +1249,8 @@
           <w:sz w:val="32"/>
           <w:szCs w:val="32"/>
         </w:rPr>
-        <w:t xml:space="preserve">Update </w:t>
-      </w:r>
-      <w:proofErr w:type="spellStart"/>
-      <w:r>
-        <w:rPr>
-          <w:b/>
-          <w:bCs/>
-          <w:sz w:val="32"/>
-          <w:szCs w:val="32"/>
-        </w:rPr>
-        <w:t>main.ts</w:t>
-      </w:r>
-      <w:proofErr w:type="spellEnd"/>
+        <w:t>Update main.ts</w:t>
+      </w:r>
     </w:p>
     <w:p>
       <w:pPr>
@@ -2230,19 +1293,8 @@
           <w:sz w:val="32"/>
           <w:szCs w:val="32"/>
         </w:rPr>
-        <w:t xml:space="preserve">        </w:t>
-      </w:r>
-      <w:proofErr w:type="spellStart"/>
-      <w:r>
-        <w:rPr>
-          <w:b/>
-          <w:bCs/>
-          <w:sz w:val="32"/>
-          <w:szCs w:val="32"/>
-        </w:rPr>
-        <w:t>Main.jsx</w:t>
-      </w:r>
-      <w:proofErr w:type="spellEnd"/>
+        <w:t xml:space="preserve">        Main.jsx</w:t>
+      </w:r>
       <w:r>
         <w:rPr>
           <w:b/>
@@ -2252,25 +1304,14 @@
         </w:rPr>
         <w:sym w:font="Wingdings" w:char="F0E0"/>
       </w:r>
-      <w:proofErr w:type="spellStart"/>
-      <w:r>
-        <w:rPr>
-          <w:b/>
-          <w:bCs/>
-          <w:sz w:val="32"/>
-          <w:szCs w:val="32"/>
-        </w:rPr>
-        <w:t>app.jsx:if</w:t>
-      </w:r>
-      <w:proofErr w:type="spellEnd"/>
-      <w:r>
-        <w:rPr>
-          <w:b/>
-          <w:bCs/>
-          <w:sz w:val="32"/>
-          <w:szCs w:val="32"/>
-        </w:rPr>
-        <w:t xml:space="preserve"> selected is NULL</w:t>
+      <w:r>
+        <w:rPr>
+          <w:b/>
+          <w:bCs/>
+          <w:sz w:val="32"/>
+          <w:szCs w:val="32"/>
+        </w:rPr>
+        <w:t>app.jsx:if selected is NULL</w:t>
       </w:r>
       <w:r>
         <w:rPr>
@@ -2281,7 +1322,6 @@
         </w:rPr>
         <w:sym w:font="Wingdings" w:char="F0E0"/>
       </w:r>
-      <w:proofErr w:type="spellStart"/>
       <w:r>
         <w:rPr>
           <w:b/>
@@ -2291,7 +1331,6 @@
         </w:rPr>
         <w:t>home.jsx</w:t>
       </w:r>
-      <w:proofErr w:type="spellEnd"/>
     </w:p>
     <w:p>
       <w:pPr>
@@ -2321,7 +1360,6 @@
         </w:rPr>
         <w:sym w:font="Wingdings" w:char="F0E0"/>
       </w:r>
-      <w:proofErr w:type="spellStart"/>
       <w:r>
         <w:rPr>
           <w:b/>
@@ -2331,7 +1369,6 @@
         </w:rPr>
         <w:t>match.jsx</w:t>
       </w:r>
-      <w:proofErr w:type="spellEnd"/>
     </w:p>
     <w:p>
       <w:pPr>
@@ -2347,6 +1384,2462 @@
     <w:p>
       <w:pPr>
         <w:ind w:left="2520"/>
+        <w:rPr>
+          <w:b/>
+          <w:bCs/>
+          <w:sz w:val="32"/>
+          <w:szCs w:val="32"/>
+        </w:rPr>
+      </w:pPr>
+    </w:p>
+    <w:p>
+      <w:pPr>
+        <w:ind w:left="2520"/>
+        <w:rPr>
+          <w:b/>
+          <w:bCs/>
+          <w:sz w:val="32"/>
+          <w:szCs w:val="32"/>
+        </w:rPr>
+      </w:pPr>
+    </w:p>
+    <w:p>
+      <w:pPr>
+        <w:ind w:left="2520"/>
+        <w:rPr>
+          <w:b/>
+          <w:bCs/>
+          <w:sz w:val="32"/>
+          <w:szCs w:val="32"/>
+        </w:rPr>
+      </w:pPr>
+    </w:p>
+    <w:p>
+      <w:pPr>
+        <w:ind w:left="2520"/>
+        <w:rPr>
+          <w:b/>
+          <w:bCs/>
+          <w:sz w:val="32"/>
+          <w:szCs w:val="32"/>
+        </w:rPr>
+      </w:pPr>
+    </w:p>
+    <w:p>
+      <w:pPr>
+        <w:ind w:left="2520"/>
+        <w:rPr>
+          <w:b/>
+          <w:bCs/>
+          <w:sz w:val="32"/>
+          <w:szCs w:val="32"/>
+        </w:rPr>
+      </w:pPr>
+    </w:p>
+    <w:p>
+      <w:pPr>
+        <w:ind w:left="2520"/>
+        <w:rPr>
+          <w:b/>
+          <w:bCs/>
+          <w:sz w:val="32"/>
+          <w:szCs w:val="32"/>
+        </w:rPr>
+      </w:pPr>
+    </w:p>
+    <w:p>
+      <w:pPr>
+        <w:ind w:left="2520"/>
+        <w:rPr>
+          <w:b/>
+          <w:bCs/>
+          <w:sz w:val="32"/>
+          <w:szCs w:val="32"/>
+        </w:rPr>
+      </w:pPr>
+    </w:p>
+    <w:p>
+      <w:pPr>
+        <w:ind w:left="2520"/>
+        <w:rPr>
+          <w:b/>
+          <w:bCs/>
+          <w:sz w:val="32"/>
+          <w:szCs w:val="32"/>
+        </w:rPr>
+      </w:pPr>
+    </w:p>
+    <w:p>
+      <w:pPr>
+        <w:ind w:left="2520"/>
+        <w:rPr>
+          <w:b/>
+          <w:bCs/>
+          <w:sz w:val="32"/>
+          <w:szCs w:val="32"/>
+        </w:rPr>
+      </w:pPr>
+    </w:p>
+    <w:p>
+      <w:pPr>
+        <w:ind w:left="2520"/>
+        <w:rPr>
+          <w:b/>
+          <w:bCs/>
+          <w:sz w:val="32"/>
+          <w:szCs w:val="32"/>
+        </w:rPr>
+      </w:pPr>
+    </w:p>
+    <w:p>
+      <w:pPr>
+        <w:ind w:left="2520"/>
+        <w:rPr>
+          <w:b/>
+          <w:bCs/>
+          <w:sz w:val="32"/>
+          <w:szCs w:val="32"/>
+        </w:rPr>
+      </w:pPr>
+    </w:p>
+    <w:p>
+      <w:pPr>
+        <w:ind w:left="2520"/>
+        <w:rPr>
+          <w:b/>
+          <w:bCs/>
+          <w:sz w:val="32"/>
+          <w:szCs w:val="32"/>
+        </w:rPr>
+      </w:pPr>
+    </w:p>
+    <w:p>
+      <w:pPr>
+        <w:ind w:left="2520"/>
+        <w:rPr>
+          <w:b/>
+          <w:bCs/>
+          <w:sz w:val="32"/>
+          <w:szCs w:val="32"/>
+        </w:rPr>
+      </w:pPr>
+    </w:p>
+    <w:p>
+      <w:pPr>
+        <w:ind w:left="2520"/>
+        <w:rPr>
+          <w:b/>
+          <w:bCs/>
+          <w:sz w:val="32"/>
+          <w:szCs w:val="32"/>
+        </w:rPr>
+      </w:pPr>
+    </w:p>
+    <w:p>
+      <w:pPr>
+        <w:ind w:left="2520"/>
+        <w:rPr>
+          <w:b/>
+          <w:bCs/>
+          <w:sz w:val="32"/>
+          <w:szCs w:val="32"/>
+        </w:rPr>
+      </w:pPr>
+      <w:r>
+        <w:rPr>
+          <w:b/>
+          <w:bCs/>
+          <w:sz w:val="32"/>
+          <w:szCs w:val="32"/>
+        </w:rPr>
+        <w:lastRenderedPageBreak/>
+        <w:t>DAY 3::</w:t>
+      </w:r>
+    </w:p>
+    <w:p>
+      <w:pPr>
+        <w:pStyle w:val="ListParagraph"/>
+        <w:numPr>
+          <w:ilvl w:val="0"/>
+          <w:numId w:val="11"/>
+        </w:numPr>
+        <w:rPr>
+          <w:b/>
+          <w:bCs/>
+          <w:sz w:val="32"/>
+          <w:szCs w:val="32"/>
+        </w:rPr>
+      </w:pPr>
+      <w:r>
+        <w:rPr>
+          <w:b/>
+          <w:bCs/>
+          <w:sz w:val="32"/>
+          <w:szCs w:val="32"/>
+        </w:rPr>
+        <w:t>Home.jsx and match.jsx using cluade better design</w:t>
+      </w:r>
+    </w:p>
+    <w:p>
+      <w:pPr>
+        <w:pStyle w:val="ListParagraph"/>
+        <w:numPr>
+          <w:ilvl w:val="0"/>
+          <w:numId w:val="11"/>
+        </w:numPr>
+        <w:rPr>
+          <w:b/>
+          <w:bCs/>
+          <w:sz w:val="32"/>
+          <w:szCs w:val="32"/>
+        </w:rPr>
+      </w:pPr>
+      <w:r>
+        <w:rPr>
+          <w:b/>
+          <w:bCs/>
+          <w:sz w:val="32"/>
+          <w:szCs w:val="32"/>
+        </w:rPr>
+        <w:t>Created login and register page</w:t>
+      </w:r>
+    </w:p>
+    <w:p>
+      <w:pPr>
+        <w:pStyle w:val="ListParagraph"/>
+        <w:numPr>
+          <w:ilvl w:val="0"/>
+          <w:numId w:val="11"/>
+        </w:numPr>
+        <w:rPr>
+          <w:b/>
+          <w:bCs/>
+          <w:sz w:val="32"/>
+          <w:szCs w:val="32"/>
+        </w:rPr>
+      </w:pPr>
+      <w:r>
+        <w:rPr>
+          <w:b/>
+          <w:bCs/>
+          <w:sz w:val="32"/>
+          <w:szCs w:val="32"/>
+        </w:rPr>
+        <w:t>Edited services/api.js so that jwt token is always passed with POST as bearer</w:t>
+      </w:r>
+    </w:p>
+    <w:p>
+      <w:pPr>
+        <w:pStyle w:val="ListParagraph"/>
+        <w:numPr>
+          <w:ilvl w:val="0"/>
+          <w:numId w:val="11"/>
+        </w:numPr>
+        <w:rPr>
+          <w:b/>
+          <w:bCs/>
+          <w:sz w:val="32"/>
+          <w:szCs w:val="32"/>
+        </w:rPr>
+      </w:pPr>
+      <w:r>
+        <w:rPr>
+          <w:b/>
+          <w:bCs/>
+          <w:sz w:val="32"/>
+          <w:szCs w:val="32"/>
+        </w:rPr>
+        <w:t>Saved answer to database  by updating match.jsx:onclick()</w:t>
+      </w:r>
+    </w:p>
+    <w:p>
+      <w:pPr>
+        <w:pStyle w:val="ListParagraph"/>
+        <w:numPr>
+          <w:ilvl w:val="0"/>
+          <w:numId w:val="11"/>
+        </w:numPr>
+        <w:rPr>
+          <w:b/>
+          <w:bCs/>
+          <w:sz w:val="32"/>
+          <w:szCs w:val="32"/>
+        </w:rPr>
+      </w:pPr>
+      <w:r>
+        <w:rPr>
+          <w:b/>
+          <w:bCs/>
+          <w:sz w:val="32"/>
+          <w:szCs w:val="32"/>
+        </w:rPr>
+        <w:t>Added typing type of questions…updated Match.jsx with type==text</w:t>
+      </w:r>
+    </w:p>
+    <w:p>
+      <w:pPr>
+        <w:pStyle w:val="ListParagraph"/>
+        <w:numPr>
+          <w:ilvl w:val="0"/>
+          <w:numId w:val="11"/>
+        </w:numPr>
+        <w:rPr>
+          <w:b/>
+          <w:bCs/>
+          <w:sz w:val="32"/>
+          <w:szCs w:val="32"/>
+        </w:rPr>
+      </w:pPr>
+      <w:r>
+        <w:rPr>
+          <w:b/>
+          <w:bCs/>
+          <w:sz w:val="32"/>
+          <w:szCs w:val="32"/>
+        </w:rPr>
+        <w:t>Updates answers.services.ts so that cant answer after match started[DIDN’T TEST]</w:t>
+      </w:r>
+    </w:p>
+    <w:p>
+      <w:pPr>
+        <w:pStyle w:val="ListParagraph"/>
+        <w:numPr>
+          <w:ilvl w:val="0"/>
+          <w:numId w:val="11"/>
+        </w:numPr>
+        <w:rPr>
+          <w:b/>
+          <w:bCs/>
+          <w:sz w:val="32"/>
+          <w:szCs w:val="32"/>
+        </w:rPr>
+      </w:pPr>
+      <w:r>
+        <w:rPr>
+          <w:b/>
+          <w:bCs/>
+          <w:sz w:val="32"/>
+          <w:szCs w:val="32"/>
+        </w:rPr>
+        <w:t>Also updated match.jsx so that questions not shown once match started.</w:t>
+      </w:r>
+    </w:p>
+    <w:p>
+      <w:pPr>
+        <w:pStyle w:val="ListParagraph"/>
+        <w:numPr>
+          <w:ilvl w:val="0"/>
+          <w:numId w:val="11"/>
+        </w:numPr>
+        <w:rPr>
+          <w:b/>
+          <w:bCs/>
+          <w:sz w:val="32"/>
+          <w:szCs w:val="32"/>
+        </w:rPr>
+      </w:pPr>
+      <w:r>
+        <w:rPr>
+          <w:b/>
+          <w:bCs/>
+          <w:sz w:val="32"/>
+          <w:szCs w:val="32"/>
+        </w:rPr>
+        <w:t>Selected opt to be shown even after reloading:</w:t>
+      </w:r>
+    </w:p>
+    <w:p>
+      <w:pPr>
+        <w:pStyle w:val="ListParagraph"/>
+        <w:numPr>
+          <w:ilvl w:val="0"/>
+          <w:numId w:val="12"/>
+        </w:numPr>
+        <w:rPr>
+          <w:b/>
+          <w:bCs/>
+          <w:sz w:val="32"/>
+          <w:szCs w:val="32"/>
+        </w:rPr>
+      </w:pPr>
+      <w:r>
+        <w:rPr>
+          <w:b/>
+          <w:bCs/>
+          <w:sz w:val="32"/>
+          <w:szCs w:val="32"/>
+        </w:rPr>
+        <w:t>Updated answer.services.ts for a new function getanswers()</w:t>
+      </w:r>
+    </w:p>
+    <w:p>
+      <w:pPr>
+        <w:pStyle w:val="ListParagraph"/>
+        <w:numPr>
+          <w:ilvl w:val="0"/>
+          <w:numId w:val="12"/>
+        </w:numPr>
+        <w:rPr>
+          <w:b/>
+          <w:bCs/>
+          <w:sz w:val="32"/>
+          <w:szCs w:val="32"/>
+        </w:rPr>
+      </w:pPr>
+      <w:r>
+        <w:rPr>
+          <w:b/>
+          <w:bCs/>
+          <w:sz w:val="32"/>
+          <w:szCs w:val="32"/>
+        </w:rPr>
+        <w:t>Updates answer.controller.ts</w:t>
+      </w:r>
+    </w:p>
+    <w:p>
+      <w:pPr>
+        <w:pStyle w:val="ListParagraph"/>
+        <w:numPr>
+          <w:ilvl w:val="0"/>
+          <w:numId w:val="12"/>
+        </w:numPr>
+        <w:rPr>
+          <w:b/>
+          <w:bCs/>
+          <w:sz w:val="32"/>
+          <w:szCs w:val="32"/>
+        </w:rPr>
+      </w:pPr>
+      <w:r>
+        <w:rPr>
+          <w:b/>
+          <w:bCs/>
+          <w:sz w:val="32"/>
+          <w:szCs w:val="32"/>
+        </w:rPr>
+        <w:t>Updated match.jsx to load saved answers to answerRes</w:t>
+      </w:r>
+    </w:p>
+    <w:p>
+      <w:pPr>
+        <w:rPr>
+          <w:b/>
+          <w:bCs/>
+          <w:sz w:val="32"/>
+          <w:szCs w:val="32"/>
+        </w:rPr>
+      </w:pPr>
+    </w:p>
+    <w:p>
+      <w:pPr>
+        <w:rPr>
+          <w:b/>
+          <w:bCs/>
+          <w:sz w:val="32"/>
+          <w:szCs w:val="32"/>
+        </w:rPr>
+      </w:pPr>
+    </w:p>
+    <w:p>
+      <w:pPr>
+        <w:rPr>
+          <w:b/>
+          <w:bCs/>
+          <w:sz w:val="32"/>
+          <w:szCs w:val="32"/>
+        </w:rPr>
+      </w:pPr>
+    </w:p>
+    <w:p>
+      <w:pPr>
+        <w:rPr>
+          <w:b/>
+          <w:bCs/>
+          <w:sz w:val="32"/>
+          <w:szCs w:val="32"/>
+        </w:rPr>
+      </w:pPr>
+    </w:p>
+    <w:p>
+      <w:pPr>
+        <w:rPr>
+          <w:b/>
+          <w:bCs/>
+          <w:sz w:val="32"/>
+          <w:szCs w:val="32"/>
+        </w:rPr>
+      </w:pPr>
+    </w:p>
+    <w:p>
+      <w:pPr>
+        <w:rPr>
+          <w:b/>
+          <w:bCs/>
+          <w:sz w:val="32"/>
+          <w:szCs w:val="32"/>
+        </w:rPr>
+      </w:pPr>
+    </w:p>
+    <w:p>
+      <w:pPr>
+        <w:rPr>
+          <w:b/>
+          <w:bCs/>
+          <w:sz w:val="32"/>
+          <w:szCs w:val="32"/>
+        </w:rPr>
+      </w:pPr>
+    </w:p>
+    <w:p>
+      <w:pPr>
+        <w:rPr>
+          <w:b/>
+          <w:bCs/>
+          <w:sz w:val="32"/>
+          <w:szCs w:val="32"/>
+        </w:rPr>
+      </w:pPr>
+    </w:p>
+    <w:p>
+      <w:pPr>
+        <w:rPr>
+          <w:b/>
+          <w:bCs/>
+          <w:sz w:val="32"/>
+          <w:szCs w:val="32"/>
+        </w:rPr>
+      </w:pPr>
+    </w:p>
+    <w:p>
+      <w:pPr>
+        <w:rPr>
+          <w:b/>
+          <w:bCs/>
+          <w:sz w:val="32"/>
+          <w:szCs w:val="32"/>
+        </w:rPr>
+      </w:pPr>
+    </w:p>
+    <w:p>
+      <w:pPr>
+        <w:rPr>
+          <w:b/>
+          <w:bCs/>
+          <w:sz w:val="32"/>
+          <w:szCs w:val="32"/>
+        </w:rPr>
+      </w:pPr>
+      <w:r>
+        <w:rPr>
+          <w:b/>
+          <w:bCs/>
+          <w:sz w:val="32"/>
+          <w:szCs w:val="32"/>
+        </w:rPr>
+        <w:lastRenderedPageBreak/>
+        <w:t>DAY 4:</w:t>
+      </w:r>
+    </w:p>
+    <w:p>
+      <w:pPr>
+        <w:pStyle w:val="ListParagraph"/>
+        <w:numPr>
+          <w:ilvl w:val="0"/>
+          <w:numId w:val="13"/>
+        </w:numPr>
+        <w:rPr>
+          <w:b/>
+          <w:bCs/>
+          <w:sz w:val="32"/>
+          <w:szCs w:val="32"/>
+        </w:rPr>
+      </w:pPr>
+      <w:r>
+        <w:rPr>
+          <w:b/>
+          <w:bCs/>
+          <w:sz w:val="32"/>
+          <w:szCs w:val="32"/>
+        </w:rPr>
+        <w:t>Admin Page:</w:t>
+      </w:r>
+    </w:p>
+    <w:p>
+      <w:pPr>
+        <w:pStyle w:val="ListParagraph"/>
+        <w:numPr>
+          <w:ilvl w:val="0"/>
+          <w:numId w:val="14"/>
+        </w:numPr>
+        <w:rPr>
+          <w:b/>
+          <w:bCs/>
+          <w:sz w:val="32"/>
+          <w:szCs w:val="32"/>
+        </w:rPr>
+      </w:pPr>
+      <w:r>
+        <w:rPr>
+          <w:b/>
+          <w:bCs/>
+          <w:sz w:val="32"/>
+          <w:szCs w:val="32"/>
+        </w:rPr>
+        <w:t>Created admin module</w:t>
+      </w:r>
+    </w:p>
+    <w:p>
+      <w:pPr>
+        <w:pStyle w:val="ListParagraph"/>
+        <w:numPr>
+          <w:ilvl w:val="0"/>
+          <w:numId w:val="14"/>
+        </w:numPr>
+        <w:rPr>
+          <w:b/>
+          <w:bCs/>
+          <w:sz w:val="32"/>
+          <w:szCs w:val="32"/>
+        </w:rPr>
+      </w:pPr>
+      <w:r>
+        <w:rPr>
+          <w:b/>
+          <w:bCs/>
+          <w:sz w:val="32"/>
+          <w:szCs w:val="32"/>
+        </w:rPr>
+        <w:t>Created admin dto</w:t>
+      </w:r>
+    </w:p>
+    <w:p>
+      <w:pPr>
+        <w:pStyle w:val="ListParagraph"/>
+        <w:numPr>
+          <w:ilvl w:val="0"/>
+          <w:numId w:val="14"/>
+        </w:numPr>
+        <w:rPr>
+          <w:b/>
+          <w:bCs/>
+          <w:sz w:val="32"/>
+          <w:szCs w:val="32"/>
+        </w:rPr>
+      </w:pPr>
+      <w:r>
+        <w:rPr>
+          <w:b/>
+          <w:bCs/>
+          <w:sz w:val="32"/>
+          <w:szCs w:val="32"/>
+        </w:rPr>
+        <w:t>Updated prisma schema with user role and islocked</w:t>
+      </w:r>
+    </w:p>
+    <w:p>
+      <w:pPr>
+        <w:pStyle w:val="ListParagraph"/>
+        <w:numPr>
+          <w:ilvl w:val="0"/>
+          <w:numId w:val="14"/>
+        </w:numPr>
+        <w:rPr>
+          <w:b/>
+          <w:bCs/>
+          <w:sz w:val="32"/>
+          <w:szCs w:val="32"/>
+        </w:rPr>
+      </w:pPr>
+      <w:r>
+        <w:rPr>
+          <w:b/>
+          <w:bCs/>
+          <w:sz w:val="32"/>
+          <w:szCs w:val="32"/>
+        </w:rPr>
+        <w:t>Updated auth.service and jwt service to include role in payload</w:t>
+      </w:r>
+    </w:p>
+    <w:p>
+      <w:pPr>
+        <w:pStyle w:val="ListParagraph"/>
+        <w:numPr>
+          <w:ilvl w:val="0"/>
+          <w:numId w:val="14"/>
+        </w:numPr>
+        <w:rPr>
+          <w:b/>
+          <w:bCs/>
+          <w:sz w:val="32"/>
+          <w:szCs w:val="32"/>
+        </w:rPr>
+      </w:pPr>
+      <w:r>
+        <w:rPr>
+          <w:b/>
+          <w:bCs/>
+          <w:sz w:val="32"/>
+          <w:szCs w:val="32"/>
+        </w:rPr>
+        <w:t>Role-guard.ts created</w:t>
+      </w:r>
+    </w:p>
+    <w:p>
+      <w:pPr>
+        <w:pStyle w:val="ListParagraph"/>
+        <w:numPr>
+          <w:ilvl w:val="0"/>
+          <w:numId w:val="14"/>
+        </w:numPr>
+        <w:rPr>
+          <w:b/>
+          <w:bCs/>
+          <w:sz w:val="32"/>
+          <w:szCs w:val="32"/>
+        </w:rPr>
+      </w:pPr>
+      <w:r>
+        <w:rPr>
+          <w:b/>
+          <w:bCs/>
+          <w:sz w:val="32"/>
+          <w:szCs w:val="32"/>
+        </w:rPr>
+        <w:t>Completed admin setup…</w:t>
+      </w:r>
+      <w:r>
+        <w:rPr>
+          <mc:AlternateContent>
+            <mc:Choice Requires="w16se"/>
+            <mc:Fallback>
+              <w:rFonts w:ascii="Segoe UI Emoji" w:eastAsia="Segoe UI Emoji" w:hAnsi="Segoe UI Emoji" w:cs="Segoe UI Emoji"/>
+            </mc:Fallback>
+          </mc:AlternateContent>
+          <w:b/>
+          <w:bCs/>
+          <w:sz w:val="32"/>
+          <w:szCs w:val="32"/>
+        </w:rPr>
+        <mc:AlternateContent>
+          <mc:Choice Requires="w16se">
+            <w16se:symEx w16se:font="Segoe UI Emoji" w16se:char="2639"/>
+          </mc:Choice>
+          <mc:Fallback>
+            <w:t>☹</w:t>
+          </mc:Fallback>
+        </mc:AlternateContent>
+      </w:r>
+    </w:p>
+    <w:p>
+      <w:pPr>
+        <w:pStyle w:val="ListParagraph"/>
+        <w:numPr>
+          <w:ilvl w:val="0"/>
+          <w:numId w:val="14"/>
+        </w:numPr>
+        <w:rPr>
+          <w:b/>
+          <w:bCs/>
+          <w:sz w:val="32"/>
+          <w:szCs w:val="32"/>
+        </w:rPr>
+      </w:pPr>
+      <w:r>
+        <w:rPr>
+          <w:b/>
+          <w:bCs/>
+          <w:sz w:val="32"/>
+          <w:szCs w:val="32"/>
+        </w:rPr>
+        <w:t>[needed to be checked again]</w:t>
+      </w:r>
+    </w:p>
+    <w:p>
+      <w:pPr>
+        <w:pStyle w:val="ListParagraph"/>
+        <w:ind w:left="1440"/>
+        <w:rPr>
+          <w:b/>
+          <w:bCs/>
+          <w:sz w:val="32"/>
+          <w:szCs w:val="32"/>
+        </w:rPr>
+      </w:pPr>
+    </w:p>
+    <w:p>
+      <w:pPr>
+        <w:pStyle w:val="ListParagraph"/>
+        <w:ind w:left="1440"/>
+        <w:rPr>
+          <w:b/>
+          <w:bCs/>
+          <w:sz w:val="32"/>
+          <w:szCs w:val="32"/>
+        </w:rPr>
+      </w:pPr>
+    </w:p>
+    <w:p>
+      <w:pPr>
+        <w:pStyle w:val="ListParagraph"/>
+        <w:ind w:left="1440"/>
+        <w:rPr>
+          <w:b/>
+          <w:bCs/>
+          <w:sz w:val="32"/>
+          <w:szCs w:val="32"/>
+        </w:rPr>
+      </w:pPr>
+    </w:p>
+    <w:p>
+      <w:pPr>
+        <w:pStyle w:val="ListParagraph"/>
+        <w:ind w:left="1440"/>
+        <w:rPr>
+          <w:b/>
+          <w:bCs/>
+          <w:sz w:val="32"/>
+          <w:szCs w:val="32"/>
+        </w:rPr>
+      </w:pPr>
+    </w:p>
+    <w:p>
+      <w:pPr>
+        <w:pStyle w:val="ListParagraph"/>
+        <w:ind w:left="1440"/>
+        <w:rPr>
+          <w:b/>
+          <w:bCs/>
+          <w:sz w:val="32"/>
+          <w:szCs w:val="32"/>
+        </w:rPr>
+      </w:pPr>
+    </w:p>
+    <w:p>
+      <w:pPr>
+        <w:pStyle w:val="ListParagraph"/>
+        <w:ind w:left="1440"/>
+        <w:rPr>
+          <w:b/>
+          <w:bCs/>
+          <w:sz w:val="32"/>
+          <w:szCs w:val="32"/>
+        </w:rPr>
+      </w:pPr>
+    </w:p>
+    <w:p>
+      <w:pPr>
+        <w:pStyle w:val="ListParagraph"/>
+        <w:ind w:left="1440"/>
+        <w:rPr>
+          <w:b/>
+          <w:bCs/>
+          <w:sz w:val="32"/>
+          <w:szCs w:val="32"/>
+        </w:rPr>
+      </w:pPr>
+    </w:p>
+    <w:p>
+      <w:pPr>
+        <w:pStyle w:val="ListParagraph"/>
+        <w:ind w:left="1440"/>
+        <w:rPr>
+          <w:b/>
+          <w:bCs/>
+          <w:sz w:val="32"/>
+          <w:szCs w:val="32"/>
+        </w:rPr>
+      </w:pPr>
+    </w:p>
+    <w:p>
+      <w:pPr>
+        <w:pStyle w:val="ListParagraph"/>
+        <w:ind w:left="1440"/>
+        <w:rPr>
+          <w:b/>
+          <w:bCs/>
+          <w:sz w:val="32"/>
+          <w:szCs w:val="32"/>
+        </w:rPr>
+      </w:pPr>
+    </w:p>
+    <w:p>
+      <w:pPr>
+        <w:pStyle w:val="ListParagraph"/>
+        <w:ind w:left="1440"/>
+        <w:rPr>
+          <w:b/>
+          <w:bCs/>
+          <w:sz w:val="32"/>
+          <w:szCs w:val="32"/>
+        </w:rPr>
+      </w:pPr>
+    </w:p>
+    <w:p>
+      <w:pPr>
+        <w:pStyle w:val="ListParagraph"/>
+        <w:ind w:left="1440"/>
+        <w:rPr>
+          <w:b/>
+          <w:bCs/>
+          <w:sz w:val="32"/>
+          <w:szCs w:val="32"/>
+        </w:rPr>
+      </w:pPr>
+    </w:p>
+    <w:p>
+      <w:pPr>
+        <w:pStyle w:val="ListParagraph"/>
+        <w:ind w:left="1440"/>
+        <w:rPr>
+          <w:b/>
+          <w:bCs/>
+          <w:sz w:val="32"/>
+          <w:szCs w:val="32"/>
+        </w:rPr>
+      </w:pPr>
+    </w:p>
+    <w:p>
+      <w:pPr>
+        <w:pStyle w:val="ListParagraph"/>
+        <w:ind w:left="1440"/>
+        <w:rPr>
+          <w:b/>
+          <w:bCs/>
+          <w:sz w:val="32"/>
+          <w:szCs w:val="32"/>
+        </w:rPr>
+      </w:pPr>
+    </w:p>
+    <w:p>
+      <w:pPr>
+        <w:pStyle w:val="ListParagraph"/>
+        <w:ind w:left="1440"/>
+        <w:rPr>
+          <w:b/>
+          <w:bCs/>
+          <w:sz w:val="32"/>
+          <w:szCs w:val="32"/>
+        </w:rPr>
+      </w:pPr>
+    </w:p>
+    <w:p>
+      <w:pPr>
+        <w:pStyle w:val="ListParagraph"/>
+        <w:ind w:left="1440"/>
+        <w:rPr>
+          <w:b/>
+          <w:bCs/>
+          <w:sz w:val="32"/>
+          <w:szCs w:val="32"/>
+        </w:rPr>
+      </w:pPr>
+    </w:p>
+    <w:p>
+      <w:pPr>
+        <w:pStyle w:val="ListParagraph"/>
+        <w:ind w:left="1440"/>
+        <w:rPr>
+          <w:b/>
+          <w:bCs/>
+          <w:sz w:val="32"/>
+          <w:szCs w:val="32"/>
+        </w:rPr>
+      </w:pPr>
+    </w:p>
+    <w:p>
+      <w:pPr>
+        <w:pStyle w:val="ListParagraph"/>
+        <w:ind w:left="1440"/>
+        <w:rPr>
+          <w:b/>
+          <w:bCs/>
+          <w:sz w:val="32"/>
+          <w:szCs w:val="32"/>
+        </w:rPr>
+      </w:pPr>
+    </w:p>
+    <w:p>
+      <w:pPr>
+        <w:pStyle w:val="ListParagraph"/>
+        <w:ind w:left="1440"/>
+        <w:rPr>
+          <w:b/>
+          <w:bCs/>
+          <w:sz w:val="32"/>
+          <w:szCs w:val="32"/>
+        </w:rPr>
+      </w:pPr>
+    </w:p>
+    <w:p>
+      <w:pPr>
+        <w:pStyle w:val="ListParagraph"/>
+        <w:ind w:left="1440"/>
+        <w:rPr>
+          <w:b/>
+          <w:bCs/>
+          <w:sz w:val="32"/>
+          <w:szCs w:val="32"/>
+        </w:rPr>
+      </w:pPr>
+    </w:p>
+    <w:p>
+      <w:pPr>
+        <w:pStyle w:val="ListParagraph"/>
+        <w:ind w:left="1440"/>
+        <w:rPr>
+          <w:b/>
+          <w:bCs/>
+          <w:sz w:val="32"/>
+          <w:szCs w:val="32"/>
+        </w:rPr>
+      </w:pPr>
+    </w:p>
+    <w:p>
+      <w:pPr>
+        <w:pStyle w:val="ListParagraph"/>
+        <w:ind w:left="1440"/>
+        <w:rPr>
+          <w:b/>
+          <w:bCs/>
+          <w:sz w:val="32"/>
+          <w:szCs w:val="32"/>
+        </w:rPr>
+      </w:pPr>
+    </w:p>
+    <w:p>
+      <w:pPr>
+        <w:pStyle w:val="ListParagraph"/>
+        <w:ind w:left="1440"/>
+        <w:rPr>
+          <w:b/>
+          <w:bCs/>
+          <w:sz w:val="32"/>
+          <w:szCs w:val="32"/>
+        </w:rPr>
+      </w:pPr>
+    </w:p>
+    <w:p>
+      <w:pPr>
+        <w:pStyle w:val="ListParagraph"/>
+        <w:ind w:left="1440"/>
+        <w:rPr>
+          <w:b/>
+          <w:bCs/>
+          <w:sz w:val="32"/>
+          <w:szCs w:val="32"/>
+        </w:rPr>
+      </w:pPr>
+      <w:r>
+        <w:rPr>
+          <w:b/>
+          <w:bCs/>
+          <w:sz w:val="32"/>
+          <w:szCs w:val="32"/>
+        </w:rPr>
+        <w:lastRenderedPageBreak/>
+        <w:t>DAY 5:</w:t>
+      </w:r>
+    </w:p>
+    <w:p>
+      <w:pPr>
+        <w:pStyle w:val="ListParagraph"/>
+        <w:numPr>
+          <w:ilvl w:val="0"/>
+          <w:numId w:val="13"/>
+        </w:numPr>
+        <w:rPr>
+          <w:b/>
+          <w:bCs/>
+          <w:sz w:val="32"/>
+          <w:szCs w:val="32"/>
+        </w:rPr>
+      </w:pPr>
+      <w:r>
+        <w:rPr>
+          <w:b/>
+          <w:bCs/>
+          <w:sz w:val="32"/>
+          <w:szCs w:val="32"/>
+        </w:rPr>
+        <w:t>Result declaration:</w:t>
+      </w:r>
+    </w:p>
+    <w:p>
+      <w:pPr>
+        <w:pStyle w:val="ListParagraph"/>
+        <w:numPr>
+          <w:ilvl w:val="0"/>
+          <w:numId w:val="15"/>
+        </w:numPr>
+        <w:rPr>
+          <w:b/>
+          <w:bCs/>
+          <w:sz w:val="32"/>
+          <w:szCs w:val="32"/>
+        </w:rPr>
+      </w:pPr>
+      <w:r>
+        <w:rPr>
+          <w:b/>
+          <w:bCs/>
+          <w:sz w:val="32"/>
+          <w:szCs w:val="32"/>
+        </w:rPr>
+        <w:t>Added iscorrect field in Options model</w:t>
+      </w:r>
+    </w:p>
+    <w:p>
+      <w:pPr>
+        <w:pStyle w:val="ListParagraph"/>
+        <w:numPr>
+          <w:ilvl w:val="0"/>
+          <w:numId w:val="15"/>
+        </w:numPr>
+        <w:rPr>
+          <w:b/>
+          <w:bCs/>
+          <w:sz w:val="32"/>
+          <w:szCs w:val="32"/>
+        </w:rPr>
+      </w:pPr>
+      <w:r>
+        <w:rPr>
+          <w:b/>
+          <w:bCs/>
+          <w:sz w:val="32"/>
+          <w:szCs w:val="32"/>
+        </w:rPr>
+        <w:t>Created setcorrect() function in options.services</w:t>
+      </w:r>
+    </w:p>
+    <w:p>
+      <w:pPr>
+        <w:pStyle w:val="ListParagraph"/>
+        <w:numPr>
+          <w:ilvl w:val="0"/>
+          <w:numId w:val="15"/>
+        </w:numPr>
+        <w:rPr>
+          <w:b/>
+          <w:bCs/>
+          <w:sz w:val="32"/>
+          <w:szCs w:val="32"/>
+        </w:rPr>
+      </w:pPr>
+      <w:r>
+        <w:rPr>
+          <w:b/>
+          <w:bCs/>
+          <w:sz w:val="32"/>
+          <w:szCs w:val="32"/>
+        </w:rPr>
+        <w:t>Updated options.controller</w:t>
+      </w:r>
+    </w:p>
+    <w:p>
+      <w:pPr>
+        <w:pStyle w:val="ListParagraph"/>
+        <w:numPr>
+          <w:ilvl w:val="0"/>
+          <w:numId w:val="15"/>
+        </w:numPr>
+        <w:rPr>
+          <w:b/>
+          <w:bCs/>
+          <w:sz w:val="32"/>
+          <w:szCs w:val="32"/>
+        </w:rPr>
+      </w:pPr>
+      <w:r>
+        <w:rPr>
+          <w:b/>
+          <w:bCs/>
+          <w:sz w:val="32"/>
+          <w:szCs w:val="32"/>
+        </w:rPr>
+        <w:t>Updated admindashboard.jsx</w:t>
+      </w:r>
+    </w:p>
+    <w:p>
+      <w:pPr>
+        <w:pStyle w:val="ListParagraph"/>
+        <w:numPr>
+          <w:ilvl w:val="0"/>
+          <w:numId w:val="15"/>
+        </w:numPr>
+        <w:rPr>
+          <w:b/>
+          <w:bCs/>
+          <w:sz w:val="32"/>
+          <w:szCs w:val="32"/>
+        </w:rPr>
+      </w:pPr>
+      <w:r>
+        <w:rPr>
+          <w:b/>
+          <w:bCs/>
+          <w:sz w:val="32"/>
+          <w:szCs w:val="32"/>
+        </w:rPr>
+        <w:t>Added correctanswer in questions model</w:t>
+      </w:r>
+    </w:p>
+    <w:p>
+      <w:pPr>
+        <w:pStyle w:val="ListParagraph"/>
+        <w:numPr>
+          <w:ilvl w:val="0"/>
+          <w:numId w:val="15"/>
+        </w:numPr>
+        <w:rPr>
+          <w:b/>
+          <w:bCs/>
+          <w:sz w:val="32"/>
+          <w:szCs w:val="32"/>
+        </w:rPr>
+      </w:pPr>
+      <w:r>
+        <w:rPr>
+          <w:b/>
+          <w:bCs/>
+          <w:sz w:val="32"/>
+          <w:szCs w:val="32"/>
+        </w:rPr>
+        <w:t>Updated questins.service and controller for saving correct text answer</w:t>
+      </w:r>
+    </w:p>
+    <w:p>
+      <w:pPr>
+        <w:pStyle w:val="ListParagraph"/>
+        <w:numPr>
+          <w:ilvl w:val="0"/>
+          <w:numId w:val="15"/>
+        </w:numPr>
+        <w:rPr>
+          <w:b/>
+          <w:bCs/>
+          <w:sz w:val="32"/>
+          <w:szCs w:val="32"/>
+        </w:rPr>
+      </w:pPr>
+      <w:r>
+        <w:rPr>
+          <w:b/>
+          <w:bCs/>
+          <w:sz w:val="32"/>
+          <w:szCs w:val="32"/>
+        </w:rPr>
+        <w:t>Updated admindshboard.jsx</w:t>
+      </w:r>
+    </w:p>
+    <w:p>
+      <w:pPr>
+        <w:pStyle w:val="ListParagraph"/>
+        <w:numPr>
+          <w:ilvl w:val="0"/>
+          <w:numId w:val="13"/>
+        </w:numPr>
+        <w:rPr>
+          <w:b/>
+          <w:bCs/>
+          <w:sz w:val="32"/>
+          <w:szCs w:val="32"/>
+        </w:rPr>
+      </w:pPr>
+      <w:r>
+        <w:rPr>
+          <w:b/>
+          <w:bCs/>
+          <w:sz w:val="32"/>
+          <w:szCs w:val="32"/>
+        </w:rPr>
+        <w:t>Delete opt for question and option:</w:t>
+      </w:r>
+    </w:p>
+    <w:p>
+      <w:pPr>
+        <w:pStyle w:val="ListParagraph"/>
+        <w:numPr>
+          <w:ilvl w:val="0"/>
+          <w:numId w:val="16"/>
+        </w:numPr>
+        <w:rPr>
+          <w:b/>
+          <w:bCs/>
+          <w:sz w:val="32"/>
+          <w:szCs w:val="32"/>
+        </w:rPr>
+      </w:pPr>
+      <w:r>
+        <w:rPr>
+          <w:b/>
+          <w:bCs/>
+          <w:sz w:val="32"/>
+          <w:szCs w:val="32"/>
+        </w:rPr>
+        <w:t>Added remove function in questions.service and options.service</w:t>
+      </w:r>
+    </w:p>
+    <w:p>
+      <w:pPr>
+        <w:pStyle w:val="ListParagraph"/>
+        <w:numPr>
+          <w:ilvl w:val="0"/>
+          <w:numId w:val="16"/>
+        </w:numPr>
+        <w:rPr>
+          <w:b/>
+          <w:bCs/>
+          <w:sz w:val="32"/>
+          <w:szCs w:val="32"/>
+        </w:rPr>
+      </w:pPr>
+      <w:r>
+        <w:rPr>
+          <w:b/>
+          <w:bCs/>
+          <w:sz w:val="32"/>
+          <w:szCs w:val="32"/>
+        </w:rPr>
+        <w:t>Updated questions.controller and options.controller</w:t>
+      </w:r>
+    </w:p>
+    <w:p>
+      <w:pPr>
+        <w:pStyle w:val="ListParagraph"/>
+        <w:numPr>
+          <w:ilvl w:val="0"/>
+          <w:numId w:val="16"/>
+        </w:numPr>
+        <w:rPr>
+          <w:b/>
+          <w:bCs/>
+          <w:sz w:val="32"/>
+          <w:szCs w:val="32"/>
+        </w:rPr>
+      </w:pPr>
+      <w:r>
+        <w:rPr>
+          <w:b/>
+          <w:bCs/>
+          <w:sz w:val="32"/>
+          <w:szCs w:val="32"/>
+        </w:rPr>
+        <w:t>Updated admindashboard.jsx</w:t>
+      </w:r>
+    </w:p>
+    <w:p>
+      <w:pPr>
+        <w:rPr>
+          <w:b/>
+          <w:bCs/>
+          <w:sz w:val="32"/>
+          <w:szCs w:val="32"/>
+        </w:rPr>
+      </w:pPr>
+      <w:r>
+        <w:rPr>
+          <w:b/>
+          <w:bCs/>
+          <w:sz w:val="32"/>
+          <w:szCs w:val="32"/>
+        </w:rPr>
+        <w:t>FUTURE:</w:t>
+      </w:r>
+    </w:p>
+    <w:p>
+      <w:pPr>
+        <w:rPr>
+          <w:b/>
+          <w:bCs/>
+          <w:sz w:val="32"/>
+          <w:szCs w:val="32"/>
+        </w:rPr>
+      </w:pPr>
+      <w:r>
+        <w:rPr>
+          <w:b/>
+          <w:bCs/>
+          <w:sz w:val="32"/>
+          <w:szCs w:val="32"/>
+        </w:rPr>
+        <w:t xml:space="preserve">  Bottom navigation bar (like FIFA app) </w:t>
+      </w:r>
+    </w:p>
+    <w:p>
+      <w:pPr>
+        <w:rPr>
+          <w:b/>
+          <w:bCs/>
+          <w:sz w:val="32"/>
+          <w:szCs w:val="32"/>
+        </w:rPr>
+      </w:pPr>
+      <w:r>
+        <w:rPr>
+          <w:b/>
+          <w:bCs/>
+          <w:sz w:val="32"/>
+          <w:szCs w:val="32"/>
+        </w:rPr>
+        <w:t xml:space="preserve">  Smooth page transitions </w:t>
+      </w:r>
+    </w:p>
+    <w:p>
+      <w:pPr>
+        <w:rPr>
+          <w:b/>
+          <w:bCs/>
+          <w:sz w:val="32"/>
+          <w:szCs w:val="32"/>
+        </w:rPr>
+      </w:pPr>
+      <w:r>
+        <w:rPr>
+          <w:b/>
+          <w:bCs/>
+          <w:sz w:val="32"/>
+          <w:szCs w:val="32"/>
+        </w:rPr>
+        <w:t xml:space="preserve">  Persistent leaderboard icon animation </w:t>
+      </w:r>
+    </w:p>
+    <w:p>
+      <w:pPr>
+        <w:rPr>
+          <w:b/>
+          <w:bCs/>
+          <w:sz w:val="32"/>
+          <w:szCs w:val="32"/>
+        </w:rPr>
+      </w:pPr>
+      <w:r>
+        <w:rPr>
+          <w:b/>
+          <w:bCs/>
+          <w:sz w:val="32"/>
+          <w:szCs w:val="32"/>
+        </w:rPr>
+        <w:t>  Mobile-first UI</w:t>
+      </w:r>
+    </w:p>
+    <w:p>
+      <w:pPr>
+        <w:rPr>
+          <w:b/>
+          <w:bCs/>
+          <w:sz w:val="32"/>
+          <w:szCs w:val="32"/>
+        </w:rPr>
+      </w:pPr>
+    </w:p>
+    <w:p>
+      <w:pPr>
+        <w:rPr>
+          <w:b/>
+          <w:bCs/>
+          <w:sz w:val="32"/>
+          <w:szCs w:val="32"/>
+        </w:rPr>
+      </w:pPr>
+    </w:p>
+    <w:p>
+      <w:pPr>
+        <w:rPr>
+          <w:b/>
+          <w:bCs/>
+          <w:sz w:val="32"/>
+          <w:szCs w:val="32"/>
+        </w:rPr>
+      </w:pPr>
+    </w:p>
+    <w:p>
+      <w:pPr>
+        <w:rPr>
+          <w:b/>
+          <w:bCs/>
+          <w:sz w:val="32"/>
+          <w:szCs w:val="32"/>
+        </w:rPr>
+      </w:pPr>
+    </w:p>
+    <w:p>
+      <w:pPr>
+        <w:rPr>
+          <w:b/>
+          <w:bCs/>
+          <w:sz w:val="32"/>
+          <w:szCs w:val="32"/>
+        </w:rPr>
+      </w:pPr>
+    </w:p>
+    <w:p>
+      <w:pPr>
+        <w:rPr>
+          <w:b/>
+          <w:bCs/>
+          <w:sz w:val="32"/>
+          <w:szCs w:val="32"/>
+        </w:rPr>
+      </w:pPr>
+    </w:p>
+    <w:p>
+      <w:pPr>
+        <w:rPr>
+          <w:b/>
+          <w:bCs/>
+          <w:sz w:val="32"/>
+          <w:szCs w:val="32"/>
+        </w:rPr>
+      </w:pPr>
+    </w:p>
+    <w:p>
+      <w:pPr>
+        <w:rPr>
+          <w:b/>
+          <w:bCs/>
+          <w:sz w:val="32"/>
+          <w:szCs w:val="32"/>
+        </w:rPr>
+      </w:pPr>
+      <w:r>
+        <w:rPr>
+          <w:b/>
+          <w:bCs/>
+          <w:sz w:val="32"/>
+          <w:szCs w:val="32"/>
+        </w:rPr>
+        <w:lastRenderedPageBreak/>
+        <w:t>DAY 6:</w:t>
+      </w:r>
+    </w:p>
+    <w:p>
+      <w:pPr>
+        <w:pStyle w:val="ListParagraph"/>
+        <w:numPr>
+          <w:ilvl w:val="0"/>
+          <w:numId w:val="13"/>
+        </w:numPr>
+        <w:rPr>
+          <w:b/>
+          <w:bCs/>
+          <w:sz w:val="32"/>
+          <w:szCs w:val="32"/>
+        </w:rPr>
+      </w:pPr>
+      <w:r>
+        <w:rPr>
+          <w:b/>
+          <w:bCs/>
+          <w:sz w:val="32"/>
+          <w:szCs w:val="32"/>
+        </w:rPr>
+        <w:t>Multi Select:</w:t>
+      </w:r>
+    </w:p>
+    <w:p>
+      <w:pPr>
+        <w:pStyle w:val="ListParagraph"/>
+        <w:numPr>
+          <w:ilvl w:val="0"/>
+          <w:numId w:val="17"/>
+        </w:numPr>
+        <w:rPr>
+          <w:b/>
+          <w:bCs/>
+          <w:sz w:val="32"/>
+          <w:szCs w:val="32"/>
+        </w:rPr>
+      </w:pPr>
+      <w:r>
+        <w:rPr>
+          <w:b/>
+          <w:bCs/>
+          <w:sz w:val="32"/>
+          <w:szCs w:val="32"/>
+        </w:rPr>
+        <w:t>Updated schema:answers model</w:t>
+      </w:r>
+    </w:p>
+    <w:p>
+      <w:pPr>
+        <w:pStyle w:val="ListParagraph"/>
+        <w:numPr>
+          <w:ilvl w:val="0"/>
+          <w:numId w:val="17"/>
+        </w:numPr>
+        <w:rPr>
+          <w:b/>
+          <w:bCs/>
+          <w:sz w:val="32"/>
+          <w:szCs w:val="32"/>
+        </w:rPr>
+      </w:pPr>
+      <w:r>
+        <w:rPr>
+          <w:b/>
+          <w:bCs/>
+          <w:sz w:val="32"/>
+          <w:szCs w:val="32"/>
+        </w:rPr>
+        <w:t>In admin :added multi_select opt for type</w:t>
+      </w:r>
+    </w:p>
+    <w:p>
+      <w:pPr>
+        <w:pStyle w:val="ListParagraph"/>
+        <w:numPr>
+          <w:ilvl w:val="0"/>
+          <w:numId w:val="17"/>
+        </w:numPr>
+        <w:rPr>
+          <w:b/>
+          <w:bCs/>
+          <w:sz w:val="32"/>
+          <w:szCs w:val="32"/>
+        </w:rPr>
+      </w:pPr>
+      <w:r>
+        <w:rPr>
+          <w:b/>
+          <w:bCs/>
+          <w:sz w:val="32"/>
+          <w:szCs w:val="32"/>
+        </w:rPr>
+        <w:t>Updated options.services and controller</w:t>
+      </w:r>
+    </w:p>
+    <w:p>
+      <w:pPr>
+        <w:pStyle w:val="ListParagraph"/>
+        <w:numPr>
+          <w:ilvl w:val="0"/>
+          <w:numId w:val="13"/>
+        </w:numPr>
+        <w:rPr>
+          <w:b/>
+          <w:bCs/>
+          <w:sz w:val="32"/>
+          <w:szCs w:val="32"/>
+        </w:rPr>
+      </w:pPr>
+      <w:r>
+        <w:rPr>
+          <w:b/>
+          <w:bCs/>
+          <w:sz w:val="32"/>
+          <w:szCs w:val="32"/>
+        </w:rPr>
+        <w:t>Score update</w:t>
+      </w:r>
+    </w:p>
+    <w:p>
+      <w:pPr>
+        <w:pStyle w:val="ListParagraph"/>
+        <w:numPr>
+          <w:ilvl w:val="0"/>
+          <w:numId w:val="18"/>
+        </w:numPr>
+        <w:rPr>
+          <w:b/>
+          <w:bCs/>
+          <w:sz w:val="32"/>
+          <w:szCs w:val="32"/>
+        </w:rPr>
+      </w:pPr>
+      <w:r>
+        <w:rPr>
+          <w:b/>
+          <w:bCs/>
+          <w:sz w:val="32"/>
+          <w:szCs w:val="32"/>
+        </w:rPr>
+        <w:t>Created new opt “SCORE” in admin</w:t>
+      </w:r>
+    </w:p>
+    <w:p>
+      <w:pPr>
+        <w:rPr>
+          <w:b/>
+          <w:bCs/>
+          <w:sz w:val="32"/>
+          <w:szCs w:val="32"/>
+        </w:rPr>
+      </w:pPr>
+    </w:p>
+    <w:p>
+      <w:pPr>
+        <w:rPr>
+          <w:b/>
+          <w:bCs/>
+          <w:sz w:val="32"/>
+          <w:szCs w:val="32"/>
+        </w:rPr>
+      </w:pPr>
+    </w:p>
+    <w:p>
+      <w:pPr>
+        <w:rPr>
+          <w:b/>
+          <w:bCs/>
+          <w:sz w:val="32"/>
+          <w:szCs w:val="32"/>
+        </w:rPr>
+      </w:pPr>
+    </w:p>
+    <w:p>
+      <w:pPr>
+        <w:rPr>
+          <w:b/>
+          <w:bCs/>
+          <w:sz w:val="32"/>
+          <w:szCs w:val="32"/>
+        </w:rPr>
+      </w:pPr>
+    </w:p>
+    <w:p>
+      <w:pPr>
+        <w:rPr>
+          <w:b/>
+          <w:bCs/>
+          <w:sz w:val="32"/>
+          <w:szCs w:val="32"/>
+        </w:rPr>
+      </w:pPr>
+    </w:p>
+    <w:p>
+      <w:pPr>
+        <w:rPr>
+          <w:b/>
+          <w:bCs/>
+          <w:sz w:val="32"/>
+          <w:szCs w:val="32"/>
+        </w:rPr>
+      </w:pPr>
+    </w:p>
+    <w:p>
+      <w:pPr>
+        <w:rPr>
+          <w:b/>
+          <w:bCs/>
+          <w:sz w:val="32"/>
+          <w:szCs w:val="32"/>
+        </w:rPr>
+      </w:pPr>
+    </w:p>
+    <w:p>
+      <w:pPr>
+        <w:rPr>
+          <w:b/>
+          <w:bCs/>
+          <w:sz w:val="32"/>
+          <w:szCs w:val="32"/>
+        </w:rPr>
+      </w:pPr>
+    </w:p>
+    <w:p>
+      <w:pPr>
+        <w:rPr>
+          <w:b/>
+          <w:bCs/>
+          <w:sz w:val="32"/>
+          <w:szCs w:val="32"/>
+        </w:rPr>
+      </w:pPr>
+    </w:p>
+    <w:p>
+      <w:pPr>
+        <w:rPr>
+          <w:b/>
+          <w:bCs/>
+          <w:sz w:val="32"/>
+          <w:szCs w:val="32"/>
+        </w:rPr>
+      </w:pPr>
+    </w:p>
+    <w:p>
+      <w:pPr>
+        <w:rPr>
+          <w:b/>
+          <w:bCs/>
+          <w:sz w:val="32"/>
+          <w:szCs w:val="32"/>
+        </w:rPr>
+      </w:pPr>
+    </w:p>
+    <w:p>
+      <w:pPr>
+        <w:rPr>
+          <w:b/>
+          <w:bCs/>
+          <w:sz w:val="32"/>
+          <w:szCs w:val="32"/>
+        </w:rPr>
+      </w:pPr>
+    </w:p>
+    <w:p>
+      <w:pPr>
+        <w:rPr>
+          <w:b/>
+          <w:bCs/>
+          <w:sz w:val="32"/>
+          <w:szCs w:val="32"/>
+        </w:rPr>
+      </w:pPr>
+    </w:p>
+    <w:p>
+      <w:pPr>
+        <w:rPr>
+          <w:b/>
+          <w:bCs/>
+          <w:sz w:val="32"/>
+          <w:szCs w:val="32"/>
+        </w:rPr>
+      </w:pPr>
+    </w:p>
+    <w:p>
+      <w:pPr>
+        <w:rPr>
+          <w:b/>
+          <w:bCs/>
+          <w:sz w:val="32"/>
+          <w:szCs w:val="32"/>
+        </w:rPr>
+      </w:pPr>
+    </w:p>
+    <w:p>
+      <w:pPr>
+        <w:rPr>
+          <w:b/>
+          <w:bCs/>
+          <w:sz w:val="32"/>
+          <w:szCs w:val="32"/>
+        </w:rPr>
+      </w:pPr>
+    </w:p>
+    <w:p>
+      <w:pPr>
+        <w:rPr>
+          <w:b/>
+          <w:bCs/>
+          <w:sz w:val="32"/>
+          <w:szCs w:val="32"/>
+        </w:rPr>
+      </w:pPr>
+    </w:p>
+    <w:p>
+      <w:pPr>
+        <w:rPr>
+          <w:b/>
+          <w:bCs/>
+          <w:sz w:val="32"/>
+          <w:szCs w:val="32"/>
+        </w:rPr>
+      </w:pPr>
+    </w:p>
+    <w:p>
+      <w:pPr>
+        <w:rPr>
+          <w:b/>
+          <w:bCs/>
+          <w:sz w:val="32"/>
+          <w:szCs w:val="32"/>
+        </w:rPr>
+      </w:pPr>
+      <w:r>
+        <w:rPr>
+          <w:b/>
+          <w:bCs/>
+          <w:sz w:val="32"/>
+          <w:szCs w:val="32"/>
+        </w:rPr>
+        <w:lastRenderedPageBreak/>
+        <w:t>DAY 7:[Main and almost final]</w:t>
+      </w:r>
+    </w:p>
+    <w:p>
+      <w:pPr>
+        <w:pStyle w:val="ListParagraph"/>
+        <w:numPr>
+          <w:ilvl w:val="0"/>
+          <w:numId w:val="13"/>
+        </w:numPr>
+        <w:rPr>
+          <w:b/>
+          <w:bCs/>
+          <w:sz w:val="32"/>
+          <w:szCs w:val="32"/>
+        </w:rPr>
+      </w:pPr>
+      <w:r>
+        <w:rPr>
+          <w:b/>
+          <w:bCs/>
+          <w:sz w:val="32"/>
+          <w:szCs w:val="32"/>
+        </w:rPr>
+        <w:t>Updated schema:</w:t>
+      </w:r>
+    </w:p>
+    <w:p>
+      <w:pPr>
+        <w:pStyle w:val="ListParagraph"/>
+        <w:numPr>
+          <w:ilvl w:val="0"/>
+          <w:numId w:val="19"/>
+        </w:numPr>
+        <w:rPr>
+          <w:b/>
+          <w:bCs/>
+          <w:sz w:val="32"/>
+          <w:szCs w:val="32"/>
+        </w:rPr>
+      </w:pPr>
+      <w:r>
+        <w:rPr>
+          <w:b/>
+          <w:bCs/>
+          <w:sz w:val="32"/>
+          <w:szCs w:val="32"/>
+        </w:rPr>
+        <w:t>Created team and player models</w:t>
+      </w:r>
+    </w:p>
+    <w:p>
+      <w:pPr>
+        <w:pStyle w:val="ListParagraph"/>
+        <w:numPr>
+          <w:ilvl w:val="0"/>
+          <w:numId w:val="19"/>
+        </w:numPr>
+        <w:rPr>
+          <w:b/>
+          <w:bCs/>
+          <w:sz w:val="32"/>
+          <w:szCs w:val="32"/>
+        </w:rPr>
+      </w:pPr>
+      <w:r>
+        <w:rPr>
+          <w:b/>
+          <w:bCs/>
+          <w:sz w:val="32"/>
+          <w:szCs w:val="32"/>
+        </w:rPr>
+        <w:t>Updated question model to include template(similar to type in frontend)</w:t>
+      </w:r>
+    </w:p>
+    <w:p>
+      <w:pPr>
+        <w:pStyle w:val="ListParagraph"/>
+        <w:numPr>
+          <w:ilvl w:val="0"/>
+          <w:numId w:val="19"/>
+        </w:numPr>
+        <w:rPr>
+          <w:b/>
+          <w:bCs/>
+          <w:sz w:val="32"/>
+          <w:szCs w:val="32"/>
+        </w:rPr>
+      </w:pPr>
+      <w:r>
+        <w:rPr>
+          <w:b/>
+          <w:bCs/>
+          <w:sz w:val="32"/>
+          <w:szCs w:val="32"/>
+        </w:rPr>
+        <w:t>Updated match model to include stage and round</w:t>
+      </w:r>
+    </w:p>
+    <w:p>
+      <w:pPr>
+        <w:pStyle w:val="ListParagraph"/>
+        <w:numPr>
+          <w:ilvl w:val="0"/>
+          <w:numId w:val="13"/>
+        </w:numPr>
+        <w:rPr>
+          <w:b/>
+          <w:bCs/>
+          <w:sz w:val="32"/>
+          <w:szCs w:val="32"/>
+        </w:rPr>
+      </w:pPr>
+      <w:r>
+        <w:rPr>
+          <w:b/>
+          <w:bCs/>
+          <w:sz w:val="32"/>
+          <w:szCs w:val="32"/>
+        </w:rPr>
+        <w:t>Seeding:</w:t>
+      </w:r>
+    </w:p>
+    <w:p>
+      <w:pPr>
+        <w:pStyle w:val="ListParagraph"/>
+        <w:numPr>
+          <w:ilvl w:val="0"/>
+          <w:numId w:val="20"/>
+        </w:numPr>
+        <w:rPr>
+          <w:b/>
+          <w:bCs/>
+          <w:sz w:val="32"/>
+          <w:szCs w:val="32"/>
+        </w:rPr>
+      </w:pPr>
+      <w:r>
+        <w:rPr>
+          <w:b/>
+          <w:bCs/>
+          <w:sz w:val="32"/>
+          <w:szCs w:val="32"/>
+        </w:rPr>
+        <w:t>Created prisma/seed.ts</w:t>
+      </w:r>
+    </w:p>
+    <w:p>
+      <w:pPr>
+        <w:pStyle w:val="ListParagraph"/>
+        <w:numPr>
+          <w:ilvl w:val="0"/>
+          <w:numId w:val="20"/>
+        </w:numPr>
+        <w:rPr>
+          <w:b/>
+          <w:bCs/>
+          <w:sz w:val="32"/>
+          <w:szCs w:val="32"/>
+        </w:rPr>
+      </w:pPr>
+      <w:r>
+        <w:rPr>
+          <w:b/>
+          <w:bCs/>
+          <w:sz w:val="32"/>
+          <w:szCs w:val="32"/>
+        </w:rPr>
+        <w:t xml:space="preserve"> Npm install ts-node</w:t>
+      </w:r>
+    </w:p>
+    <w:p>
+      <w:pPr>
+        <w:pStyle w:val="ListParagraph"/>
+        <w:numPr>
+          <w:ilvl w:val="0"/>
+          <w:numId w:val="20"/>
+        </w:numPr>
+        <w:rPr>
+          <w:b/>
+          <w:bCs/>
+          <w:sz w:val="32"/>
+          <w:szCs w:val="32"/>
+        </w:rPr>
+      </w:pPr>
+      <w:r>
+        <w:rPr>
+          <w:b/>
+          <w:bCs/>
+          <w:sz w:val="32"/>
+          <w:szCs w:val="32"/>
+        </w:rPr>
+        <w:t>Updated package.json to include prisma{seed:}</w:t>
+      </w:r>
+    </w:p>
+    <w:p>
+      <w:pPr>
+        <w:pStyle w:val="ListParagraph"/>
+        <w:numPr>
+          <w:ilvl w:val="0"/>
+          <w:numId w:val="20"/>
+        </w:numPr>
+        <w:rPr>
+          <w:b/>
+          <w:bCs/>
+          <w:sz w:val="32"/>
+          <w:szCs w:val="32"/>
+        </w:rPr>
+      </w:pPr>
+      <w:r>
+        <w:rPr>
+          <w:b/>
+          <w:bCs/>
+          <w:sz w:val="32"/>
+          <w:szCs w:val="32"/>
+        </w:rPr>
+        <w:t>Added  names of 2 team players in seed.ts</w:t>
+      </w:r>
+    </w:p>
+    <w:p>
+      <w:pPr>
+        <w:pStyle w:val="ListParagraph"/>
+        <w:numPr>
+          <w:ilvl w:val="0"/>
+          <w:numId w:val="20"/>
+        </w:numPr>
+        <w:rPr>
+          <w:b/>
+          <w:bCs/>
+          <w:sz w:val="32"/>
+          <w:szCs w:val="32"/>
+        </w:rPr>
+      </w:pPr>
+      <w:r>
+        <w:rPr>
+          <w:b/>
+          <w:bCs/>
+          <w:sz w:val="32"/>
+          <w:szCs w:val="32"/>
+        </w:rPr>
+        <w:t>Run : npx prisma db seed</w:t>
+      </w:r>
+    </w:p>
+    <w:p>
+      <w:pPr>
+        <w:pStyle w:val="ListParagraph"/>
+        <w:numPr>
+          <w:ilvl w:val="0"/>
+          <w:numId w:val="13"/>
+        </w:numPr>
+        <w:rPr>
+          <w:b/>
+          <w:bCs/>
+          <w:sz w:val="32"/>
+          <w:szCs w:val="32"/>
+        </w:rPr>
+      </w:pPr>
+      <w:r>
+        <w:rPr>
+          <w:b/>
+          <w:bCs/>
+          <w:sz w:val="32"/>
+          <w:szCs w:val="32"/>
+        </w:rPr>
+        <w:t>Auto generate questions on creating a match:</w:t>
+      </w:r>
+    </w:p>
+    <w:p>
+      <w:pPr>
+        <w:pStyle w:val="ListParagraph"/>
+        <w:numPr>
+          <w:ilvl w:val="0"/>
+          <w:numId w:val="21"/>
+        </w:numPr>
+        <w:rPr>
+          <w:b/>
+          <w:bCs/>
+          <w:sz w:val="32"/>
+          <w:szCs w:val="32"/>
+        </w:rPr>
+      </w:pPr>
+      <w:r>
+        <w:rPr>
+          <w:b/>
+          <w:bCs/>
+          <w:sz w:val="32"/>
+          <w:szCs w:val="32"/>
+        </w:rPr>
+        <w:t>Created questions template</w:t>
+      </w:r>
+    </w:p>
+    <w:p>
+      <w:pPr>
+        <w:pStyle w:val="ListParagraph"/>
+        <w:numPr>
+          <w:ilvl w:val="0"/>
+          <w:numId w:val="21"/>
+        </w:numPr>
+        <w:rPr>
+          <w:b/>
+          <w:bCs/>
+          <w:sz w:val="32"/>
+          <w:szCs w:val="32"/>
+        </w:rPr>
+      </w:pPr>
+      <w:r>
+        <w:rPr>
+          <w:b/>
+          <w:bCs/>
+          <w:sz w:val="32"/>
+          <w:szCs w:val="32"/>
+        </w:rPr>
+        <w:t xml:space="preserve">Created generateformatch() in questions.service for generating the </w:t>
+      </w:r>
+      <w:r>
+        <w:rPr>
+          <w:b/>
+          <w:bCs/>
+          <w:sz w:val="32"/>
+          <w:szCs w:val="32"/>
+        </w:rPr>
+        <w:t>5 questions using template</w:t>
+      </w:r>
+    </w:p>
+    <w:p>
+      <w:pPr>
+        <w:pStyle w:val="ListParagraph"/>
+        <w:numPr>
+          <w:ilvl w:val="0"/>
+          <w:numId w:val="21"/>
+        </w:numPr>
+        <w:rPr>
+          <w:b/>
+          <w:bCs/>
+          <w:sz w:val="32"/>
+          <w:szCs w:val="32"/>
+        </w:rPr>
+      </w:pPr>
+      <w:r>
+        <w:rPr>
+          <w:b/>
+          <w:bCs/>
+          <w:sz w:val="32"/>
+          <w:szCs w:val="32"/>
+        </w:rPr>
+        <w:t>Updated creatematch() in matches.service.ts</w:t>
+      </w:r>
+    </w:p>
+    <w:p>
+      <w:pPr>
+        <w:pStyle w:val="ListParagraph"/>
+        <w:numPr>
+          <w:ilvl w:val="0"/>
+          <w:numId w:val="21"/>
+        </w:numPr>
+        <w:rPr>
+          <w:b/>
+          <w:bCs/>
+          <w:sz w:val="32"/>
+          <w:szCs w:val="32"/>
+        </w:rPr>
+      </w:pPr>
+      <w:r>
+        <w:rPr>
+          <w:b/>
+          <w:bCs/>
+          <w:sz w:val="32"/>
+          <w:szCs w:val="32"/>
+        </w:rPr>
+        <w:t>In question moduel export questionservices</w:t>
+      </w:r>
+    </w:p>
+    <w:p>
+      <w:pPr>
+        <w:pStyle w:val="ListParagraph"/>
+        <w:numPr>
+          <w:ilvl w:val="0"/>
+          <w:numId w:val="21"/>
+        </w:numPr>
+        <w:rPr>
+          <w:b/>
+          <w:bCs/>
+          <w:sz w:val="32"/>
+          <w:szCs w:val="32"/>
+        </w:rPr>
+      </w:pPr>
+      <w:r>
+        <w:rPr>
+          <w:b/>
+          <w:bCs/>
+          <w:sz w:val="32"/>
+          <w:szCs w:val="32"/>
+        </w:rPr>
+        <w:t>In matches module…import questionservices</w:t>
+      </w:r>
+    </w:p>
+    <w:p>
+      <w:pPr>
+        <w:pStyle w:val="ListParagraph"/>
+        <w:numPr>
+          <w:ilvl w:val="0"/>
+          <w:numId w:val="21"/>
+        </w:numPr>
+        <w:rPr>
+          <w:b/>
+          <w:bCs/>
+          <w:sz w:val="32"/>
+          <w:szCs w:val="32"/>
+        </w:rPr>
+      </w:pPr>
+      <w:r>
+        <w:rPr>
+          <w:b/>
+          <w:bCs/>
+          <w:sz w:val="32"/>
+          <w:szCs w:val="32"/>
+        </w:rPr>
+        <w:t xml:space="preserve">Updated matches.service to import questions </w:t>
+      </w:r>
+    </w:p>
+    <w:p>
+      <w:pPr>
+        <w:pStyle w:val="ListParagraph"/>
+        <w:ind w:left="2160"/>
+        <w:rPr>
+          <w:b/>
+          <w:bCs/>
+          <w:sz w:val="32"/>
+          <w:szCs w:val="32"/>
+        </w:rPr>
+      </w:pPr>
+      <w:r>
+        <w:rPr>
+          <w:b/>
+          <w:bCs/>
+          <w:sz w:val="32"/>
+          <w:szCs w:val="32"/>
+        </w:rPr>
+        <w:t>serice..aslo added constructor to import</w:t>
+      </w:r>
+    </w:p>
+    <w:p>
+      <w:pPr>
+        <w:pStyle w:val="ListParagraph"/>
+        <w:numPr>
+          <w:ilvl w:val="0"/>
+          <w:numId w:val="13"/>
+        </w:numPr>
+        <w:rPr>
+          <w:b/>
+          <w:bCs/>
+          <w:sz w:val="32"/>
+          <w:szCs w:val="32"/>
+        </w:rPr>
+      </w:pPr>
+      <w:r>
+        <w:rPr>
+          <w:b/>
+          <w:bCs/>
+          <w:sz w:val="32"/>
+          <w:szCs w:val="32"/>
+        </w:rPr>
+        <w:t>In goal scorers:setup if 2-1 3 opt to be selected</w:t>
+      </w:r>
+    </w:p>
+    <w:p>
+      <w:pPr>
+        <w:pStyle w:val="ListParagraph"/>
+        <w:numPr>
+          <w:ilvl w:val="0"/>
+          <w:numId w:val="22"/>
+        </w:numPr>
+        <w:rPr>
+          <w:b/>
+          <w:bCs/>
+          <w:sz w:val="32"/>
+          <w:szCs w:val="32"/>
+        </w:rPr>
+      </w:pPr>
+      <w:r>
+        <w:rPr>
+          <w:b/>
+          <w:bCs/>
+          <w:sz w:val="32"/>
+          <w:szCs w:val="32"/>
+        </w:rPr>
+        <w:t>Updated submit answers() : in selectedoptions changed []</w:t>
+      </w:r>
+      <w:r>
+        <w:rPr>
+          <w:b/>
+          <w:bCs/>
+          <w:sz w:val="32"/>
+          <w:szCs w:val="32"/>
+        </w:rPr>
+        <w:sym w:font="Wingdings" w:char="F0E0"/>
+      </w:r>
+      <w:r>
+        <w:rPr>
+          <w:b/>
+          <w:bCs/>
+          <w:sz w:val="32"/>
+          <w:szCs w:val="32"/>
+        </w:rPr>
+        <w:t>{}</w:t>
+      </w:r>
+    </w:p>
+    <w:p>
+      <w:pPr>
+        <w:pStyle w:val="ListParagraph"/>
+        <w:numPr>
+          <w:ilvl w:val="0"/>
+          <w:numId w:val="22"/>
+        </w:numPr>
+        <w:rPr>
+          <w:b/>
+          <w:bCs/>
+          <w:sz w:val="32"/>
+          <w:szCs w:val="32"/>
+        </w:rPr>
+      </w:pPr>
+      <w:r>
+        <w:rPr>
+          <w:b/>
+          <w:bCs/>
+          <w:sz w:val="32"/>
+          <w:szCs w:val="32"/>
+        </w:rPr>
+        <w:t>In submitanswer()--Added validategoalscorer()</w:t>
+      </w:r>
+    </w:p>
+    <w:p>
+      <w:pPr>
+        <w:pStyle w:val="ListParagraph"/>
+        <w:numPr>
+          <w:ilvl w:val="0"/>
+          <w:numId w:val="22"/>
+        </w:numPr>
+        <w:rPr>
+          <w:b/>
+          <w:bCs/>
+          <w:sz w:val="32"/>
+          <w:szCs w:val="32"/>
+        </w:rPr>
+      </w:pPr>
+      <w:r>
+        <w:rPr>
+          <w:b/>
+          <w:bCs/>
+          <w:sz w:val="32"/>
+          <w:szCs w:val="32"/>
+        </w:rPr>
+        <w:t>Created teams module</w:t>
+      </w:r>
+    </w:p>
+    <w:p>
+      <w:pPr>
+        <w:pStyle w:val="ListParagraph"/>
+        <w:numPr>
+          <w:ilvl w:val="0"/>
+          <w:numId w:val="23"/>
+        </w:numPr>
+        <w:rPr>
+          <w:b/>
+          <w:bCs/>
+          <w:sz w:val="32"/>
+          <w:szCs w:val="32"/>
+        </w:rPr>
+      </w:pPr>
+      <w:r>
+        <w:rPr>
+          <w:b/>
+          <w:bCs/>
+          <w:sz w:val="32"/>
+          <w:szCs w:val="32"/>
+        </w:rPr>
+        <w:t>Frontend:</w:t>
+      </w:r>
+    </w:p>
+    <w:p>
+      <w:pPr>
+        <w:pStyle w:val="ListParagraph"/>
+        <w:numPr>
+          <w:ilvl w:val="0"/>
+          <w:numId w:val="24"/>
+        </w:numPr>
         <w:rPr>
           <w:b/>
           <w:bCs/>
@@ -2481,6 +3974,345 @@
     </w:lvl>
   </w:abstractNum>
   <w:abstractNum w:abstractNumId="1" w15:restartNumberingAfterBreak="0">
+    <w:nsid w:val="08B40570"/>
+    <w:multiLevelType w:val="hybridMultilevel"/>
+    <w:tmpl w:val="8F4A7CF8"/>
+    <w:lvl w:ilvl="0" w:tplc="27AE9744">
+      <w:start w:val="1"/>
+      <w:numFmt w:val="bullet"/>
+      <w:lvlText w:val=""/>
+      <w:lvlJc w:val="left"/>
+      <w:pPr>
+        <w:ind w:left="2160" w:hanging="360"/>
+      </w:pPr>
+      <w:rPr>
+        <w:rFonts w:ascii="Symbol" w:hAnsi="Symbol" w:hint="default"/>
+      </w:rPr>
+    </w:lvl>
+    <w:lvl w:ilvl="1" w:tplc="40090003" w:tentative="1">
+      <w:start w:val="1"/>
+      <w:numFmt w:val="bullet"/>
+      <w:lvlText w:val="o"/>
+      <w:lvlJc w:val="left"/>
+      <w:pPr>
+        <w:ind w:left="2880" w:hanging="360"/>
+      </w:pPr>
+      <w:rPr>
+        <w:rFonts w:ascii="Courier New" w:hAnsi="Courier New" w:cs="Courier New" w:hint="default"/>
+      </w:rPr>
+    </w:lvl>
+    <w:lvl w:ilvl="2" w:tplc="40090005" w:tentative="1">
+      <w:start w:val="1"/>
+      <w:numFmt w:val="bullet"/>
+      <w:lvlText w:val=""/>
+      <w:lvlJc w:val="left"/>
+      <w:pPr>
+        <w:ind w:left="3600" w:hanging="360"/>
+      </w:pPr>
+      <w:rPr>
+        <w:rFonts w:ascii="Wingdings" w:hAnsi="Wingdings" w:hint="default"/>
+      </w:rPr>
+    </w:lvl>
+    <w:lvl w:ilvl="3" w:tplc="40090001" w:tentative="1">
+      <w:start w:val="1"/>
+      <w:numFmt w:val="bullet"/>
+      <w:lvlText w:val=""/>
+      <w:lvlJc w:val="left"/>
+      <w:pPr>
+        <w:ind w:left="4320" w:hanging="360"/>
+      </w:pPr>
+      <w:rPr>
+        <w:rFonts w:ascii="Symbol" w:hAnsi="Symbol" w:hint="default"/>
+      </w:rPr>
+    </w:lvl>
+    <w:lvl w:ilvl="4" w:tplc="40090003" w:tentative="1">
+      <w:start w:val="1"/>
+      <w:numFmt w:val="bullet"/>
+      <w:lvlText w:val="o"/>
+      <w:lvlJc w:val="left"/>
+      <w:pPr>
+        <w:ind w:left="5040" w:hanging="360"/>
+      </w:pPr>
+      <w:rPr>
+        <w:rFonts w:ascii="Courier New" w:hAnsi="Courier New" w:cs="Courier New" w:hint="default"/>
+      </w:rPr>
+    </w:lvl>
+    <w:lvl w:ilvl="5" w:tplc="40090005" w:tentative="1">
+      <w:start w:val="1"/>
+      <w:numFmt w:val="bullet"/>
+      <w:lvlText w:val=""/>
+      <w:lvlJc w:val="left"/>
+      <w:pPr>
+        <w:ind w:left="5760" w:hanging="360"/>
+      </w:pPr>
+      <w:rPr>
+        <w:rFonts w:ascii="Wingdings" w:hAnsi="Wingdings" w:hint="default"/>
+      </w:rPr>
+    </w:lvl>
+    <w:lvl w:ilvl="6" w:tplc="40090001" w:tentative="1">
+      <w:start w:val="1"/>
+      <w:numFmt w:val="bullet"/>
+      <w:lvlText w:val=""/>
+      <w:lvlJc w:val="left"/>
+      <w:pPr>
+        <w:ind w:left="6480" w:hanging="360"/>
+      </w:pPr>
+      <w:rPr>
+        <w:rFonts w:ascii="Symbol" w:hAnsi="Symbol" w:hint="default"/>
+      </w:rPr>
+    </w:lvl>
+    <w:lvl w:ilvl="7" w:tplc="40090003" w:tentative="1">
+      <w:start w:val="1"/>
+      <w:numFmt w:val="bullet"/>
+      <w:lvlText w:val="o"/>
+      <w:lvlJc w:val="left"/>
+      <w:pPr>
+        <w:ind w:left="7200" w:hanging="360"/>
+      </w:pPr>
+      <w:rPr>
+        <w:rFonts w:ascii="Courier New" w:hAnsi="Courier New" w:cs="Courier New" w:hint="default"/>
+      </w:rPr>
+    </w:lvl>
+    <w:lvl w:ilvl="8" w:tplc="40090005" w:tentative="1">
+      <w:start w:val="1"/>
+      <w:numFmt w:val="bullet"/>
+      <w:lvlText w:val=""/>
+      <w:lvlJc w:val="left"/>
+      <w:pPr>
+        <w:ind w:left="7920" w:hanging="360"/>
+      </w:pPr>
+      <w:rPr>
+        <w:rFonts w:ascii="Wingdings" w:hAnsi="Wingdings" w:hint="default"/>
+      </w:rPr>
+    </w:lvl>
+  </w:abstractNum>
+  <w:abstractNum w:abstractNumId="2" w15:restartNumberingAfterBreak="0">
+    <w:nsid w:val="0D5F19AF"/>
+    <w:multiLevelType w:val="hybridMultilevel"/>
+    <w:tmpl w:val="1BFACAC2"/>
+    <w:lvl w:ilvl="0" w:tplc="40090009">
+      <w:start w:val="1"/>
+      <w:numFmt w:val="bullet"/>
+      <w:lvlText w:val=""/>
+      <w:lvlJc w:val="left"/>
+      <w:pPr>
+        <w:ind w:left="2160" w:hanging="360"/>
+      </w:pPr>
+      <w:rPr>
+        <w:rFonts w:ascii="Wingdings" w:hAnsi="Wingdings" w:hint="default"/>
+      </w:rPr>
+    </w:lvl>
+    <w:lvl w:ilvl="1" w:tplc="40090003" w:tentative="1">
+      <w:start w:val="1"/>
+      <w:numFmt w:val="bullet"/>
+      <w:lvlText w:val="o"/>
+      <w:lvlJc w:val="left"/>
+      <w:pPr>
+        <w:ind w:left="2880" w:hanging="360"/>
+      </w:pPr>
+      <w:rPr>
+        <w:rFonts w:ascii="Courier New" w:hAnsi="Courier New" w:cs="Courier New" w:hint="default"/>
+      </w:rPr>
+    </w:lvl>
+    <w:lvl w:ilvl="2" w:tplc="40090005" w:tentative="1">
+      <w:start w:val="1"/>
+      <w:numFmt w:val="bullet"/>
+      <w:lvlText w:val=""/>
+      <w:lvlJc w:val="left"/>
+      <w:pPr>
+        <w:ind w:left="3600" w:hanging="360"/>
+      </w:pPr>
+      <w:rPr>
+        <w:rFonts w:ascii="Wingdings" w:hAnsi="Wingdings" w:hint="default"/>
+      </w:rPr>
+    </w:lvl>
+    <w:lvl w:ilvl="3" w:tplc="40090001" w:tentative="1">
+      <w:start w:val="1"/>
+      <w:numFmt w:val="bullet"/>
+      <w:lvlText w:val=""/>
+      <w:lvlJc w:val="left"/>
+      <w:pPr>
+        <w:ind w:left="4320" w:hanging="360"/>
+      </w:pPr>
+      <w:rPr>
+        <w:rFonts w:ascii="Symbol" w:hAnsi="Symbol" w:hint="default"/>
+      </w:rPr>
+    </w:lvl>
+    <w:lvl w:ilvl="4" w:tplc="40090003" w:tentative="1">
+      <w:start w:val="1"/>
+      <w:numFmt w:val="bullet"/>
+      <w:lvlText w:val="o"/>
+      <w:lvlJc w:val="left"/>
+      <w:pPr>
+        <w:ind w:left="5040" w:hanging="360"/>
+      </w:pPr>
+      <w:rPr>
+        <w:rFonts w:ascii="Courier New" w:hAnsi="Courier New" w:cs="Courier New" w:hint="default"/>
+      </w:rPr>
+    </w:lvl>
+    <w:lvl w:ilvl="5" w:tplc="40090005" w:tentative="1">
+      <w:start w:val="1"/>
+      <w:numFmt w:val="bullet"/>
+      <w:lvlText w:val=""/>
+      <w:lvlJc w:val="left"/>
+      <w:pPr>
+        <w:ind w:left="5760" w:hanging="360"/>
+      </w:pPr>
+      <w:rPr>
+        <w:rFonts w:ascii="Wingdings" w:hAnsi="Wingdings" w:hint="default"/>
+      </w:rPr>
+    </w:lvl>
+    <w:lvl w:ilvl="6" w:tplc="40090001" w:tentative="1">
+      <w:start w:val="1"/>
+      <w:numFmt w:val="bullet"/>
+      <w:lvlText w:val=""/>
+      <w:lvlJc w:val="left"/>
+      <w:pPr>
+        <w:ind w:left="6480" w:hanging="360"/>
+      </w:pPr>
+      <w:rPr>
+        <w:rFonts w:ascii="Symbol" w:hAnsi="Symbol" w:hint="default"/>
+      </w:rPr>
+    </w:lvl>
+    <w:lvl w:ilvl="7" w:tplc="40090003" w:tentative="1">
+      <w:start w:val="1"/>
+      <w:numFmt w:val="bullet"/>
+      <w:lvlText w:val="o"/>
+      <w:lvlJc w:val="left"/>
+      <w:pPr>
+        <w:ind w:left="7200" w:hanging="360"/>
+      </w:pPr>
+      <w:rPr>
+        <w:rFonts w:ascii="Courier New" w:hAnsi="Courier New" w:cs="Courier New" w:hint="default"/>
+      </w:rPr>
+    </w:lvl>
+    <w:lvl w:ilvl="8" w:tplc="40090005" w:tentative="1">
+      <w:start w:val="1"/>
+      <w:numFmt w:val="bullet"/>
+      <w:lvlText w:val=""/>
+      <w:lvlJc w:val="left"/>
+      <w:pPr>
+        <w:ind w:left="7920" w:hanging="360"/>
+      </w:pPr>
+      <w:rPr>
+        <w:rFonts w:ascii="Wingdings" w:hAnsi="Wingdings" w:hint="default"/>
+      </w:rPr>
+    </w:lvl>
+  </w:abstractNum>
+  <w:abstractNum w:abstractNumId="3" w15:restartNumberingAfterBreak="0">
+    <w:nsid w:val="0EFE6B1B"/>
+    <w:multiLevelType w:val="hybridMultilevel"/>
+    <w:tmpl w:val="61022558"/>
+    <w:lvl w:ilvl="0" w:tplc="27AE9744">
+      <w:start w:val="1"/>
+      <w:numFmt w:val="bullet"/>
+      <w:lvlText w:val=""/>
+      <w:lvlJc w:val="left"/>
+      <w:pPr>
+        <w:ind w:left="2160" w:hanging="360"/>
+      </w:pPr>
+      <w:rPr>
+        <w:rFonts w:ascii="Symbol" w:hAnsi="Symbol" w:hint="default"/>
+      </w:rPr>
+    </w:lvl>
+    <w:lvl w:ilvl="1" w:tplc="40090003" w:tentative="1">
+      <w:start w:val="1"/>
+      <w:numFmt w:val="bullet"/>
+      <w:lvlText w:val="o"/>
+      <w:lvlJc w:val="left"/>
+      <w:pPr>
+        <w:ind w:left="2880" w:hanging="360"/>
+      </w:pPr>
+      <w:rPr>
+        <w:rFonts w:ascii="Courier New" w:hAnsi="Courier New" w:cs="Courier New" w:hint="default"/>
+      </w:rPr>
+    </w:lvl>
+    <w:lvl w:ilvl="2" w:tplc="40090005" w:tentative="1">
+      <w:start w:val="1"/>
+      <w:numFmt w:val="bullet"/>
+      <w:lvlText w:val=""/>
+      <w:lvlJc w:val="left"/>
+      <w:pPr>
+        <w:ind w:left="3600" w:hanging="360"/>
+      </w:pPr>
+      <w:rPr>
+        <w:rFonts w:ascii="Wingdings" w:hAnsi="Wingdings" w:hint="default"/>
+      </w:rPr>
+    </w:lvl>
+    <w:lvl w:ilvl="3" w:tplc="40090001" w:tentative="1">
+      <w:start w:val="1"/>
+      <w:numFmt w:val="bullet"/>
+      <w:lvlText w:val=""/>
+      <w:lvlJc w:val="left"/>
+      <w:pPr>
+        <w:ind w:left="4320" w:hanging="360"/>
+      </w:pPr>
+      <w:rPr>
+        <w:rFonts w:ascii="Symbol" w:hAnsi="Symbol" w:hint="default"/>
+      </w:rPr>
+    </w:lvl>
+    <w:lvl w:ilvl="4" w:tplc="40090003" w:tentative="1">
+      <w:start w:val="1"/>
+      <w:numFmt w:val="bullet"/>
+      <w:lvlText w:val="o"/>
+      <w:lvlJc w:val="left"/>
+      <w:pPr>
+        <w:ind w:left="5040" w:hanging="360"/>
+      </w:pPr>
+      <w:rPr>
+        <w:rFonts w:ascii="Courier New" w:hAnsi="Courier New" w:cs="Courier New" w:hint="default"/>
+      </w:rPr>
+    </w:lvl>
+    <w:lvl w:ilvl="5" w:tplc="40090005" w:tentative="1">
+      <w:start w:val="1"/>
+      <w:numFmt w:val="bullet"/>
+      <w:lvlText w:val=""/>
+      <w:lvlJc w:val="left"/>
+      <w:pPr>
+        <w:ind w:left="5760" w:hanging="360"/>
+      </w:pPr>
+      <w:rPr>
+        <w:rFonts w:ascii="Wingdings" w:hAnsi="Wingdings" w:hint="default"/>
+      </w:rPr>
+    </w:lvl>
+    <w:lvl w:ilvl="6" w:tplc="40090001" w:tentative="1">
+      <w:start w:val="1"/>
+      <w:numFmt w:val="bullet"/>
+      <w:lvlText w:val=""/>
+      <w:lvlJc w:val="left"/>
+      <w:pPr>
+        <w:ind w:left="6480" w:hanging="360"/>
+      </w:pPr>
+      <w:rPr>
+        <w:rFonts w:ascii="Symbol" w:hAnsi="Symbol" w:hint="default"/>
+      </w:rPr>
+    </w:lvl>
+    <w:lvl w:ilvl="7" w:tplc="40090003" w:tentative="1">
+      <w:start w:val="1"/>
+      <w:numFmt w:val="bullet"/>
+      <w:lvlText w:val="o"/>
+      <w:lvlJc w:val="left"/>
+      <w:pPr>
+        <w:ind w:left="7200" w:hanging="360"/>
+      </w:pPr>
+      <w:rPr>
+        <w:rFonts w:ascii="Courier New" w:hAnsi="Courier New" w:cs="Courier New" w:hint="default"/>
+      </w:rPr>
+    </w:lvl>
+    <w:lvl w:ilvl="8" w:tplc="40090005" w:tentative="1">
+      <w:start w:val="1"/>
+      <w:numFmt w:val="bullet"/>
+      <w:lvlText w:val=""/>
+      <w:lvlJc w:val="left"/>
+      <w:pPr>
+        <w:ind w:left="7920" w:hanging="360"/>
+      </w:pPr>
+      <w:rPr>
+        <w:rFonts w:ascii="Wingdings" w:hAnsi="Wingdings" w:hint="default"/>
+      </w:rPr>
+    </w:lvl>
+  </w:abstractNum>
+  <w:abstractNum w:abstractNumId="4" w15:restartNumberingAfterBreak="0">
     <w:nsid w:val="12046966"/>
     <w:multiLevelType w:val="hybridMultilevel"/>
     <w:tmpl w:val="7F72B336"/>
@@ -2593,7 +4425,7 @@
       </w:rPr>
     </w:lvl>
   </w:abstractNum>
-  <w:abstractNum w:abstractNumId="2" w15:restartNumberingAfterBreak="0">
+  <w:abstractNum w:abstractNumId="5" w15:restartNumberingAfterBreak="0">
     <w:nsid w:val="136709F5"/>
     <w:multiLevelType w:val="hybridMultilevel"/>
     <w:tmpl w:val="427A9656"/>
@@ -2706,7 +4538,572 @@
       </w:rPr>
     </w:lvl>
   </w:abstractNum>
-  <w:abstractNum w:abstractNumId="3" w15:restartNumberingAfterBreak="0">
+  <w:abstractNum w:abstractNumId="6" w15:restartNumberingAfterBreak="0">
+    <w:nsid w:val="177069C9"/>
+    <w:multiLevelType w:val="hybridMultilevel"/>
+    <w:tmpl w:val="25429A66"/>
+    <w:lvl w:ilvl="0" w:tplc="40090009">
+      <w:start w:val="1"/>
+      <w:numFmt w:val="bullet"/>
+      <w:lvlText w:val=""/>
+      <w:lvlJc w:val="left"/>
+      <w:pPr>
+        <w:ind w:left="3754" w:hanging="360"/>
+      </w:pPr>
+      <w:rPr>
+        <w:rFonts w:ascii="Wingdings" w:hAnsi="Wingdings" w:hint="default"/>
+      </w:rPr>
+    </w:lvl>
+    <w:lvl w:ilvl="1" w:tplc="40090003" w:tentative="1">
+      <w:start w:val="1"/>
+      <w:numFmt w:val="bullet"/>
+      <w:lvlText w:val="o"/>
+      <w:lvlJc w:val="left"/>
+      <w:pPr>
+        <w:ind w:left="4474" w:hanging="360"/>
+      </w:pPr>
+      <w:rPr>
+        <w:rFonts w:ascii="Courier New" w:hAnsi="Courier New" w:cs="Courier New" w:hint="default"/>
+      </w:rPr>
+    </w:lvl>
+    <w:lvl w:ilvl="2" w:tplc="40090005" w:tentative="1">
+      <w:start w:val="1"/>
+      <w:numFmt w:val="bullet"/>
+      <w:lvlText w:val=""/>
+      <w:lvlJc w:val="left"/>
+      <w:pPr>
+        <w:ind w:left="5194" w:hanging="360"/>
+      </w:pPr>
+      <w:rPr>
+        <w:rFonts w:ascii="Wingdings" w:hAnsi="Wingdings" w:hint="default"/>
+      </w:rPr>
+    </w:lvl>
+    <w:lvl w:ilvl="3" w:tplc="40090001" w:tentative="1">
+      <w:start w:val="1"/>
+      <w:numFmt w:val="bullet"/>
+      <w:lvlText w:val=""/>
+      <w:lvlJc w:val="left"/>
+      <w:pPr>
+        <w:ind w:left="5914" w:hanging="360"/>
+      </w:pPr>
+      <w:rPr>
+        <w:rFonts w:ascii="Symbol" w:hAnsi="Symbol" w:hint="default"/>
+      </w:rPr>
+    </w:lvl>
+    <w:lvl w:ilvl="4" w:tplc="40090003" w:tentative="1">
+      <w:start w:val="1"/>
+      <w:numFmt w:val="bullet"/>
+      <w:lvlText w:val="o"/>
+      <w:lvlJc w:val="left"/>
+      <w:pPr>
+        <w:ind w:left="6634" w:hanging="360"/>
+      </w:pPr>
+      <w:rPr>
+        <w:rFonts w:ascii="Courier New" w:hAnsi="Courier New" w:cs="Courier New" w:hint="default"/>
+      </w:rPr>
+    </w:lvl>
+    <w:lvl w:ilvl="5" w:tplc="40090005" w:tentative="1">
+      <w:start w:val="1"/>
+      <w:numFmt w:val="bullet"/>
+      <w:lvlText w:val=""/>
+      <w:lvlJc w:val="left"/>
+      <w:pPr>
+        <w:ind w:left="7354" w:hanging="360"/>
+      </w:pPr>
+      <w:rPr>
+        <w:rFonts w:ascii="Wingdings" w:hAnsi="Wingdings" w:hint="default"/>
+      </w:rPr>
+    </w:lvl>
+    <w:lvl w:ilvl="6" w:tplc="40090001" w:tentative="1">
+      <w:start w:val="1"/>
+      <w:numFmt w:val="bullet"/>
+      <w:lvlText w:val=""/>
+      <w:lvlJc w:val="left"/>
+      <w:pPr>
+        <w:ind w:left="8074" w:hanging="360"/>
+      </w:pPr>
+      <w:rPr>
+        <w:rFonts w:ascii="Symbol" w:hAnsi="Symbol" w:hint="default"/>
+      </w:rPr>
+    </w:lvl>
+    <w:lvl w:ilvl="7" w:tplc="40090003" w:tentative="1">
+      <w:start w:val="1"/>
+      <w:numFmt w:val="bullet"/>
+      <w:lvlText w:val="o"/>
+      <w:lvlJc w:val="left"/>
+      <w:pPr>
+        <w:ind w:left="8794" w:hanging="360"/>
+      </w:pPr>
+      <w:rPr>
+        <w:rFonts w:ascii="Courier New" w:hAnsi="Courier New" w:cs="Courier New" w:hint="default"/>
+      </w:rPr>
+    </w:lvl>
+    <w:lvl w:ilvl="8" w:tplc="40090005" w:tentative="1">
+      <w:start w:val="1"/>
+      <w:numFmt w:val="bullet"/>
+      <w:lvlText w:val=""/>
+      <w:lvlJc w:val="left"/>
+      <w:pPr>
+        <w:ind w:left="9514" w:hanging="360"/>
+      </w:pPr>
+      <w:rPr>
+        <w:rFonts w:ascii="Wingdings" w:hAnsi="Wingdings" w:hint="default"/>
+      </w:rPr>
+    </w:lvl>
+  </w:abstractNum>
+  <w:abstractNum w:abstractNumId="7" w15:restartNumberingAfterBreak="0">
+    <w:nsid w:val="1ECF114C"/>
+    <w:multiLevelType w:val="hybridMultilevel"/>
+    <w:tmpl w:val="27E0322E"/>
+    <w:lvl w:ilvl="0" w:tplc="40090001">
+      <w:start w:val="1"/>
+      <w:numFmt w:val="bullet"/>
+      <w:lvlText w:val=""/>
+      <w:lvlJc w:val="left"/>
+      <w:pPr>
+        <w:ind w:left="720" w:hanging="360"/>
+      </w:pPr>
+      <w:rPr>
+        <w:rFonts w:ascii="Symbol" w:hAnsi="Symbol" w:hint="default"/>
+      </w:rPr>
+    </w:lvl>
+    <w:lvl w:ilvl="1" w:tplc="40090003" w:tentative="1">
+      <w:start w:val="1"/>
+      <w:numFmt w:val="bullet"/>
+      <w:lvlText w:val="o"/>
+      <w:lvlJc w:val="left"/>
+      <w:pPr>
+        <w:ind w:left="1440" w:hanging="360"/>
+      </w:pPr>
+      <w:rPr>
+        <w:rFonts w:ascii="Courier New" w:hAnsi="Courier New" w:cs="Courier New" w:hint="default"/>
+      </w:rPr>
+    </w:lvl>
+    <w:lvl w:ilvl="2" w:tplc="40090005" w:tentative="1">
+      <w:start w:val="1"/>
+      <w:numFmt w:val="bullet"/>
+      <w:lvlText w:val=""/>
+      <w:lvlJc w:val="left"/>
+      <w:pPr>
+        <w:ind w:left="2160" w:hanging="360"/>
+      </w:pPr>
+      <w:rPr>
+        <w:rFonts w:ascii="Wingdings" w:hAnsi="Wingdings" w:hint="default"/>
+      </w:rPr>
+    </w:lvl>
+    <w:lvl w:ilvl="3" w:tplc="40090001" w:tentative="1">
+      <w:start w:val="1"/>
+      <w:numFmt w:val="bullet"/>
+      <w:lvlText w:val=""/>
+      <w:lvlJc w:val="left"/>
+      <w:pPr>
+        <w:ind w:left="2880" w:hanging="360"/>
+      </w:pPr>
+      <w:rPr>
+        <w:rFonts w:ascii="Symbol" w:hAnsi="Symbol" w:hint="default"/>
+      </w:rPr>
+    </w:lvl>
+    <w:lvl w:ilvl="4" w:tplc="40090003" w:tentative="1">
+      <w:start w:val="1"/>
+      <w:numFmt w:val="bullet"/>
+      <w:lvlText w:val="o"/>
+      <w:lvlJc w:val="left"/>
+      <w:pPr>
+        <w:ind w:left="3600" w:hanging="360"/>
+      </w:pPr>
+      <w:rPr>
+        <w:rFonts w:ascii="Courier New" w:hAnsi="Courier New" w:cs="Courier New" w:hint="default"/>
+      </w:rPr>
+    </w:lvl>
+    <w:lvl w:ilvl="5" w:tplc="40090005" w:tentative="1">
+      <w:start w:val="1"/>
+      <w:numFmt w:val="bullet"/>
+      <w:lvlText w:val=""/>
+      <w:lvlJc w:val="left"/>
+      <w:pPr>
+        <w:ind w:left="4320" w:hanging="360"/>
+      </w:pPr>
+      <w:rPr>
+        <w:rFonts w:ascii="Wingdings" w:hAnsi="Wingdings" w:hint="default"/>
+      </w:rPr>
+    </w:lvl>
+    <w:lvl w:ilvl="6" w:tplc="40090001" w:tentative="1">
+      <w:start w:val="1"/>
+      <w:numFmt w:val="bullet"/>
+      <w:lvlText w:val=""/>
+      <w:lvlJc w:val="left"/>
+      <w:pPr>
+        <w:ind w:left="5040" w:hanging="360"/>
+      </w:pPr>
+      <w:rPr>
+        <w:rFonts w:ascii="Symbol" w:hAnsi="Symbol" w:hint="default"/>
+      </w:rPr>
+    </w:lvl>
+    <w:lvl w:ilvl="7" w:tplc="40090003" w:tentative="1">
+      <w:start w:val="1"/>
+      <w:numFmt w:val="bullet"/>
+      <w:lvlText w:val="o"/>
+      <w:lvlJc w:val="left"/>
+      <w:pPr>
+        <w:ind w:left="5760" w:hanging="360"/>
+      </w:pPr>
+      <w:rPr>
+        <w:rFonts w:ascii="Courier New" w:hAnsi="Courier New" w:cs="Courier New" w:hint="default"/>
+      </w:rPr>
+    </w:lvl>
+    <w:lvl w:ilvl="8" w:tplc="40090005" w:tentative="1">
+      <w:start w:val="1"/>
+      <w:numFmt w:val="bullet"/>
+      <w:lvlText w:val=""/>
+      <w:lvlJc w:val="left"/>
+      <w:pPr>
+        <w:ind w:left="6480" w:hanging="360"/>
+      </w:pPr>
+      <w:rPr>
+        <w:rFonts w:ascii="Wingdings" w:hAnsi="Wingdings" w:hint="default"/>
+      </w:rPr>
+    </w:lvl>
+  </w:abstractNum>
+  <w:abstractNum w:abstractNumId="8" w15:restartNumberingAfterBreak="0">
+    <w:nsid w:val="221709A4"/>
+    <w:multiLevelType w:val="hybridMultilevel"/>
+    <w:tmpl w:val="17684FAC"/>
+    <w:lvl w:ilvl="0" w:tplc="40090009">
+      <w:start w:val="1"/>
+      <w:numFmt w:val="bullet"/>
+      <w:lvlText w:val=""/>
+      <w:lvlJc w:val="left"/>
+      <w:pPr>
+        <w:ind w:left="2160" w:hanging="360"/>
+      </w:pPr>
+      <w:rPr>
+        <w:rFonts w:ascii="Wingdings" w:hAnsi="Wingdings" w:hint="default"/>
+      </w:rPr>
+    </w:lvl>
+    <w:lvl w:ilvl="1" w:tplc="40090003" w:tentative="1">
+      <w:start w:val="1"/>
+      <w:numFmt w:val="bullet"/>
+      <w:lvlText w:val="o"/>
+      <w:lvlJc w:val="left"/>
+      <w:pPr>
+        <w:ind w:left="2880" w:hanging="360"/>
+      </w:pPr>
+      <w:rPr>
+        <w:rFonts w:ascii="Courier New" w:hAnsi="Courier New" w:cs="Courier New" w:hint="default"/>
+      </w:rPr>
+    </w:lvl>
+    <w:lvl w:ilvl="2" w:tplc="40090005" w:tentative="1">
+      <w:start w:val="1"/>
+      <w:numFmt w:val="bullet"/>
+      <w:lvlText w:val=""/>
+      <w:lvlJc w:val="left"/>
+      <w:pPr>
+        <w:ind w:left="3600" w:hanging="360"/>
+      </w:pPr>
+      <w:rPr>
+        <w:rFonts w:ascii="Wingdings" w:hAnsi="Wingdings" w:hint="default"/>
+      </w:rPr>
+    </w:lvl>
+    <w:lvl w:ilvl="3" w:tplc="40090001" w:tentative="1">
+      <w:start w:val="1"/>
+      <w:numFmt w:val="bullet"/>
+      <w:lvlText w:val=""/>
+      <w:lvlJc w:val="left"/>
+      <w:pPr>
+        <w:ind w:left="4320" w:hanging="360"/>
+      </w:pPr>
+      <w:rPr>
+        <w:rFonts w:ascii="Symbol" w:hAnsi="Symbol" w:hint="default"/>
+      </w:rPr>
+    </w:lvl>
+    <w:lvl w:ilvl="4" w:tplc="40090003" w:tentative="1">
+      <w:start w:val="1"/>
+      <w:numFmt w:val="bullet"/>
+      <w:lvlText w:val="o"/>
+      <w:lvlJc w:val="left"/>
+      <w:pPr>
+        <w:ind w:left="5040" w:hanging="360"/>
+      </w:pPr>
+      <w:rPr>
+        <w:rFonts w:ascii="Courier New" w:hAnsi="Courier New" w:cs="Courier New" w:hint="default"/>
+      </w:rPr>
+    </w:lvl>
+    <w:lvl w:ilvl="5" w:tplc="40090005" w:tentative="1">
+      <w:start w:val="1"/>
+      <w:numFmt w:val="bullet"/>
+      <w:lvlText w:val=""/>
+      <w:lvlJc w:val="left"/>
+      <w:pPr>
+        <w:ind w:left="5760" w:hanging="360"/>
+      </w:pPr>
+      <w:rPr>
+        <w:rFonts w:ascii="Wingdings" w:hAnsi="Wingdings" w:hint="default"/>
+      </w:rPr>
+    </w:lvl>
+    <w:lvl w:ilvl="6" w:tplc="40090001" w:tentative="1">
+      <w:start w:val="1"/>
+      <w:numFmt w:val="bullet"/>
+      <w:lvlText w:val=""/>
+      <w:lvlJc w:val="left"/>
+      <w:pPr>
+        <w:ind w:left="6480" w:hanging="360"/>
+      </w:pPr>
+      <w:rPr>
+        <w:rFonts w:ascii="Symbol" w:hAnsi="Symbol" w:hint="default"/>
+      </w:rPr>
+    </w:lvl>
+    <w:lvl w:ilvl="7" w:tplc="40090003" w:tentative="1">
+      <w:start w:val="1"/>
+      <w:numFmt w:val="bullet"/>
+      <w:lvlText w:val="o"/>
+      <w:lvlJc w:val="left"/>
+      <w:pPr>
+        <w:ind w:left="7200" w:hanging="360"/>
+      </w:pPr>
+      <w:rPr>
+        <w:rFonts w:ascii="Courier New" w:hAnsi="Courier New" w:cs="Courier New" w:hint="default"/>
+      </w:rPr>
+    </w:lvl>
+    <w:lvl w:ilvl="8" w:tplc="40090005" w:tentative="1">
+      <w:start w:val="1"/>
+      <w:numFmt w:val="bullet"/>
+      <w:lvlText w:val=""/>
+      <w:lvlJc w:val="left"/>
+      <w:pPr>
+        <w:ind w:left="7920" w:hanging="360"/>
+      </w:pPr>
+      <w:rPr>
+        <w:rFonts w:ascii="Wingdings" w:hAnsi="Wingdings" w:hint="default"/>
+      </w:rPr>
+    </w:lvl>
+  </w:abstractNum>
+  <w:abstractNum w:abstractNumId="9" w15:restartNumberingAfterBreak="0">
+    <w:nsid w:val="2A263D8A"/>
+    <w:multiLevelType w:val="hybridMultilevel"/>
+    <w:tmpl w:val="0BE254B4"/>
+    <w:lvl w:ilvl="0" w:tplc="27AE9744">
+      <w:start w:val="1"/>
+      <w:numFmt w:val="bullet"/>
+      <w:lvlText w:val=""/>
+      <w:lvlJc w:val="left"/>
+      <w:pPr>
+        <w:ind w:left="1440" w:hanging="360"/>
+      </w:pPr>
+      <w:rPr>
+        <w:rFonts w:ascii="Symbol" w:hAnsi="Symbol" w:hint="default"/>
+      </w:rPr>
+    </w:lvl>
+    <w:lvl w:ilvl="1" w:tplc="40090003" w:tentative="1">
+      <w:start w:val="1"/>
+      <w:numFmt w:val="bullet"/>
+      <w:lvlText w:val="o"/>
+      <w:lvlJc w:val="left"/>
+      <w:pPr>
+        <w:ind w:left="2160" w:hanging="360"/>
+      </w:pPr>
+      <w:rPr>
+        <w:rFonts w:ascii="Courier New" w:hAnsi="Courier New" w:cs="Courier New" w:hint="default"/>
+      </w:rPr>
+    </w:lvl>
+    <w:lvl w:ilvl="2" w:tplc="40090005" w:tentative="1">
+      <w:start w:val="1"/>
+      <w:numFmt w:val="bullet"/>
+      <w:lvlText w:val=""/>
+      <w:lvlJc w:val="left"/>
+      <w:pPr>
+        <w:ind w:left="2880" w:hanging="360"/>
+      </w:pPr>
+      <w:rPr>
+        <w:rFonts w:ascii="Wingdings" w:hAnsi="Wingdings" w:hint="default"/>
+      </w:rPr>
+    </w:lvl>
+    <w:lvl w:ilvl="3" w:tplc="40090001" w:tentative="1">
+      <w:start w:val="1"/>
+      <w:numFmt w:val="bullet"/>
+      <w:lvlText w:val=""/>
+      <w:lvlJc w:val="left"/>
+      <w:pPr>
+        <w:ind w:left="3600" w:hanging="360"/>
+      </w:pPr>
+      <w:rPr>
+        <w:rFonts w:ascii="Symbol" w:hAnsi="Symbol" w:hint="default"/>
+      </w:rPr>
+    </w:lvl>
+    <w:lvl w:ilvl="4" w:tplc="40090003" w:tentative="1">
+      <w:start w:val="1"/>
+      <w:numFmt w:val="bullet"/>
+      <w:lvlText w:val="o"/>
+      <w:lvlJc w:val="left"/>
+      <w:pPr>
+        <w:ind w:left="4320" w:hanging="360"/>
+      </w:pPr>
+      <w:rPr>
+        <w:rFonts w:ascii="Courier New" w:hAnsi="Courier New" w:cs="Courier New" w:hint="default"/>
+      </w:rPr>
+    </w:lvl>
+    <w:lvl w:ilvl="5" w:tplc="40090005" w:tentative="1">
+      <w:start w:val="1"/>
+      <w:numFmt w:val="bullet"/>
+      <w:lvlText w:val=""/>
+      <w:lvlJc w:val="left"/>
+      <w:pPr>
+        <w:ind w:left="5040" w:hanging="360"/>
+      </w:pPr>
+      <w:rPr>
+        <w:rFonts w:ascii="Wingdings" w:hAnsi="Wingdings" w:hint="default"/>
+      </w:rPr>
+    </w:lvl>
+    <w:lvl w:ilvl="6" w:tplc="40090001" w:tentative="1">
+      <w:start w:val="1"/>
+      <w:numFmt w:val="bullet"/>
+      <w:lvlText w:val=""/>
+      <w:lvlJc w:val="left"/>
+      <w:pPr>
+        <w:ind w:left="5760" w:hanging="360"/>
+      </w:pPr>
+      <w:rPr>
+        <w:rFonts w:ascii="Symbol" w:hAnsi="Symbol" w:hint="default"/>
+      </w:rPr>
+    </w:lvl>
+    <w:lvl w:ilvl="7" w:tplc="40090003" w:tentative="1">
+      <w:start w:val="1"/>
+      <w:numFmt w:val="bullet"/>
+      <w:lvlText w:val="o"/>
+      <w:lvlJc w:val="left"/>
+      <w:pPr>
+        <w:ind w:left="6480" w:hanging="360"/>
+      </w:pPr>
+      <w:rPr>
+        <w:rFonts w:ascii="Courier New" w:hAnsi="Courier New" w:cs="Courier New" w:hint="default"/>
+      </w:rPr>
+    </w:lvl>
+    <w:lvl w:ilvl="8" w:tplc="40090005" w:tentative="1">
+      <w:start w:val="1"/>
+      <w:numFmt w:val="bullet"/>
+      <w:lvlText w:val=""/>
+      <w:lvlJc w:val="left"/>
+      <w:pPr>
+        <w:ind w:left="7200" w:hanging="360"/>
+      </w:pPr>
+      <w:rPr>
+        <w:rFonts w:ascii="Wingdings" w:hAnsi="Wingdings" w:hint="default"/>
+      </w:rPr>
+    </w:lvl>
+  </w:abstractNum>
+  <w:abstractNum w:abstractNumId="10" w15:restartNumberingAfterBreak="0">
+    <w:nsid w:val="2C46331D"/>
+    <w:multiLevelType w:val="hybridMultilevel"/>
+    <w:tmpl w:val="1DE0858E"/>
+    <w:lvl w:ilvl="0" w:tplc="27AE9744">
+      <w:start w:val="1"/>
+      <w:numFmt w:val="bullet"/>
+      <w:lvlText w:val=""/>
+      <w:lvlJc w:val="left"/>
+      <w:pPr>
+        <w:ind w:left="2160" w:hanging="360"/>
+      </w:pPr>
+      <w:rPr>
+        <w:rFonts w:ascii="Symbol" w:hAnsi="Symbol" w:hint="default"/>
+      </w:rPr>
+    </w:lvl>
+    <w:lvl w:ilvl="1" w:tplc="40090003" w:tentative="1">
+      <w:start w:val="1"/>
+      <w:numFmt w:val="bullet"/>
+      <w:lvlText w:val="o"/>
+      <w:lvlJc w:val="left"/>
+      <w:pPr>
+        <w:ind w:left="2880" w:hanging="360"/>
+      </w:pPr>
+      <w:rPr>
+        <w:rFonts w:ascii="Courier New" w:hAnsi="Courier New" w:cs="Courier New" w:hint="default"/>
+      </w:rPr>
+    </w:lvl>
+    <w:lvl w:ilvl="2" w:tplc="40090005" w:tentative="1">
+      <w:start w:val="1"/>
+      <w:numFmt w:val="bullet"/>
+      <w:lvlText w:val=""/>
+      <w:lvlJc w:val="left"/>
+      <w:pPr>
+        <w:ind w:left="3600" w:hanging="360"/>
+      </w:pPr>
+      <w:rPr>
+        <w:rFonts w:ascii="Wingdings" w:hAnsi="Wingdings" w:hint="default"/>
+      </w:rPr>
+    </w:lvl>
+    <w:lvl w:ilvl="3" w:tplc="40090001" w:tentative="1">
+      <w:start w:val="1"/>
+      <w:numFmt w:val="bullet"/>
+      <w:lvlText w:val=""/>
+      <w:lvlJc w:val="left"/>
+      <w:pPr>
+        <w:ind w:left="4320" w:hanging="360"/>
+      </w:pPr>
+      <w:rPr>
+        <w:rFonts w:ascii="Symbol" w:hAnsi="Symbol" w:hint="default"/>
+      </w:rPr>
+    </w:lvl>
+    <w:lvl w:ilvl="4" w:tplc="40090003" w:tentative="1">
+      <w:start w:val="1"/>
+      <w:numFmt w:val="bullet"/>
+      <w:lvlText w:val="o"/>
+      <w:lvlJc w:val="left"/>
+      <w:pPr>
+        <w:ind w:left="5040" w:hanging="360"/>
+      </w:pPr>
+      <w:rPr>
+        <w:rFonts w:ascii="Courier New" w:hAnsi="Courier New" w:cs="Courier New" w:hint="default"/>
+      </w:rPr>
+    </w:lvl>
+    <w:lvl w:ilvl="5" w:tplc="40090005" w:tentative="1">
+      <w:start w:val="1"/>
+      <w:numFmt w:val="bullet"/>
+      <w:lvlText w:val=""/>
+      <w:lvlJc w:val="left"/>
+      <w:pPr>
+        <w:ind w:left="5760" w:hanging="360"/>
+      </w:pPr>
+      <w:rPr>
+        <w:rFonts w:ascii="Wingdings" w:hAnsi="Wingdings" w:hint="default"/>
+      </w:rPr>
+    </w:lvl>
+    <w:lvl w:ilvl="6" w:tplc="40090001" w:tentative="1">
+      <w:start w:val="1"/>
+      <w:numFmt w:val="bullet"/>
+      <w:lvlText w:val=""/>
+      <w:lvlJc w:val="left"/>
+      <w:pPr>
+        <w:ind w:left="6480" w:hanging="360"/>
+      </w:pPr>
+      <w:rPr>
+        <w:rFonts w:ascii="Symbol" w:hAnsi="Symbol" w:hint="default"/>
+      </w:rPr>
+    </w:lvl>
+    <w:lvl w:ilvl="7" w:tplc="40090003" w:tentative="1">
+      <w:start w:val="1"/>
+      <w:numFmt w:val="bullet"/>
+      <w:lvlText w:val="o"/>
+      <w:lvlJc w:val="left"/>
+      <w:pPr>
+        <w:ind w:left="7200" w:hanging="360"/>
+      </w:pPr>
+      <w:rPr>
+        <w:rFonts w:ascii="Courier New" w:hAnsi="Courier New" w:cs="Courier New" w:hint="default"/>
+      </w:rPr>
+    </w:lvl>
+    <w:lvl w:ilvl="8" w:tplc="40090005" w:tentative="1">
+      <w:start w:val="1"/>
+      <w:numFmt w:val="bullet"/>
+      <w:lvlText w:val=""/>
+      <w:lvlJc w:val="left"/>
+      <w:pPr>
+        <w:ind w:left="7920" w:hanging="360"/>
+      </w:pPr>
+      <w:rPr>
+        <w:rFonts w:ascii="Wingdings" w:hAnsi="Wingdings" w:hint="default"/>
+      </w:rPr>
+    </w:lvl>
+  </w:abstractNum>
+  <w:abstractNum w:abstractNumId="11" w15:restartNumberingAfterBreak="0">
     <w:nsid w:val="2CD40039"/>
     <w:multiLevelType w:val="hybridMultilevel"/>
     <w:tmpl w:val="6EA66376"/>
@@ -2819,7 +5216,7 @@
       </w:rPr>
     </w:lvl>
   </w:abstractNum>
-  <w:abstractNum w:abstractNumId="4" w15:restartNumberingAfterBreak="0">
+  <w:abstractNum w:abstractNumId="12" w15:restartNumberingAfterBreak="0">
     <w:nsid w:val="2F3E1F34"/>
     <w:multiLevelType w:val="hybridMultilevel"/>
     <w:tmpl w:val="811446CC"/>
@@ -2932,7 +5329,459 @@
       </w:rPr>
     </w:lvl>
   </w:abstractNum>
-  <w:abstractNum w:abstractNumId="5" w15:restartNumberingAfterBreak="0">
+  <w:abstractNum w:abstractNumId="13" w15:restartNumberingAfterBreak="0">
+    <w:nsid w:val="3A116CF5"/>
+    <w:multiLevelType w:val="hybridMultilevel"/>
+    <w:tmpl w:val="6EEE1B20"/>
+    <w:lvl w:ilvl="0" w:tplc="27AE9744">
+      <w:start w:val="1"/>
+      <w:numFmt w:val="bullet"/>
+      <w:lvlText w:val=""/>
+      <w:lvlJc w:val="left"/>
+      <w:pPr>
+        <w:ind w:left="2160" w:hanging="360"/>
+      </w:pPr>
+      <w:rPr>
+        <w:rFonts w:ascii="Symbol" w:hAnsi="Symbol" w:hint="default"/>
+      </w:rPr>
+    </w:lvl>
+    <w:lvl w:ilvl="1" w:tplc="40090003" w:tentative="1">
+      <w:start w:val="1"/>
+      <w:numFmt w:val="bullet"/>
+      <w:lvlText w:val="o"/>
+      <w:lvlJc w:val="left"/>
+      <w:pPr>
+        <w:ind w:left="2880" w:hanging="360"/>
+      </w:pPr>
+      <w:rPr>
+        <w:rFonts w:ascii="Courier New" w:hAnsi="Courier New" w:cs="Courier New" w:hint="default"/>
+      </w:rPr>
+    </w:lvl>
+    <w:lvl w:ilvl="2" w:tplc="40090005" w:tentative="1">
+      <w:start w:val="1"/>
+      <w:numFmt w:val="bullet"/>
+      <w:lvlText w:val=""/>
+      <w:lvlJc w:val="left"/>
+      <w:pPr>
+        <w:ind w:left="3600" w:hanging="360"/>
+      </w:pPr>
+      <w:rPr>
+        <w:rFonts w:ascii="Wingdings" w:hAnsi="Wingdings" w:hint="default"/>
+      </w:rPr>
+    </w:lvl>
+    <w:lvl w:ilvl="3" w:tplc="40090001" w:tentative="1">
+      <w:start w:val="1"/>
+      <w:numFmt w:val="bullet"/>
+      <w:lvlText w:val=""/>
+      <w:lvlJc w:val="left"/>
+      <w:pPr>
+        <w:ind w:left="4320" w:hanging="360"/>
+      </w:pPr>
+      <w:rPr>
+        <w:rFonts w:ascii="Symbol" w:hAnsi="Symbol" w:hint="default"/>
+      </w:rPr>
+    </w:lvl>
+    <w:lvl w:ilvl="4" w:tplc="40090003" w:tentative="1">
+      <w:start w:val="1"/>
+      <w:numFmt w:val="bullet"/>
+      <w:lvlText w:val="o"/>
+      <w:lvlJc w:val="left"/>
+      <w:pPr>
+        <w:ind w:left="5040" w:hanging="360"/>
+      </w:pPr>
+      <w:rPr>
+        <w:rFonts w:ascii="Courier New" w:hAnsi="Courier New" w:cs="Courier New" w:hint="default"/>
+      </w:rPr>
+    </w:lvl>
+    <w:lvl w:ilvl="5" w:tplc="40090005" w:tentative="1">
+      <w:start w:val="1"/>
+      <w:numFmt w:val="bullet"/>
+      <w:lvlText w:val=""/>
+      <w:lvlJc w:val="left"/>
+      <w:pPr>
+        <w:ind w:left="5760" w:hanging="360"/>
+      </w:pPr>
+      <w:rPr>
+        <w:rFonts w:ascii="Wingdings" w:hAnsi="Wingdings" w:hint="default"/>
+      </w:rPr>
+    </w:lvl>
+    <w:lvl w:ilvl="6" w:tplc="40090001" w:tentative="1">
+      <w:start w:val="1"/>
+      <w:numFmt w:val="bullet"/>
+      <w:lvlText w:val=""/>
+      <w:lvlJc w:val="left"/>
+      <w:pPr>
+        <w:ind w:left="6480" w:hanging="360"/>
+      </w:pPr>
+      <w:rPr>
+        <w:rFonts w:ascii="Symbol" w:hAnsi="Symbol" w:hint="default"/>
+      </w:rPr>
+    </w:lvl>
+    <w:lvl w:ilvl="7" w:tplc="40090003" w:tentative="1">
+      <w:start w:val="1"/>
+      <w:numFmt w:val="bullet"/>
+      <w:lvlText w:val="o"/>
+      <w:lvlJc w:val="left"/>
+      <w:pPr>
+        <w:ind w:left="7200" w:hanging="360"/>
+      </w:pPr>
+      <w:rPr>
+        <w:rFonts w:ascii="Courier New" w:hAnsi="Courier New" w:cs="Courier New" w:hint="default"/>
+      </w:rPr>
+    </w:lvl>
+    <w:lvl w:ilvl="8" w:tplc="40090005" w:tentative="1">
+      <w:start w:val="1"/>
+      <w:numFmt w:val="bullet"/>
+      <w:lvlText w:val=""/>
+      <w:lvlJc w:val="left"/>
+      <w:pPr>
+        <w:ind w:left="7920" w:hanging="360"/>
+      </w:pPr>
+      <w:rPr>
+        <w:rFonts w:ascii="Wingdings" w:hAnsi="Wingdings" w:hint="default"/>
+      </w:rPr>
+    </w:lvl>
+  </w:abstractNum>
+  <w:abstractNum w:abstractNumId="14" w15:restartNumberingAfterBreak="0">
+    <w:nsid w:val="3EBA36FE"/>
+    <w:multiLevelType w:val="hybridMultilevel"/>
+    <w:tmpl w:val="FEBC02BC"/>
+    <w:lvl w:ilvl="0" w:tplc="4009000B">
+      <w:start w:val="1"/>
+      <w:numFmt w:val="bullet"/>
+      <w:lvlText w:val=""/>
+      <w:lvlJc w:val="left"/>
+      <w:pPr>
+        <w:ind w:left="2520" w:hanging="360"/>
+      </w:pPr>
+      <w:rPr>
+        <w:rFonts w:ascii="Wingdings" w:hAnsi="Wingdings" w:hint="default"/>
+      </w:rPr>
+    </w:lvl>
+    <w:lvl w:ilvl="1" w:tplc="40090003" w:tentative="1">
+      <w:start w:val="1"/>
+      <w:numFmt w:val="bullet"/>
+      <w:lvlText w:val="o"/>
+      <w:lvlJc w:val="left"/>
+      <w:pPr>
+        <w:ind w:left="3240" w:hanging="360"/>
+      </w:pPr>
+      <w:rPr>
+        <w:rFonts w:ascii="Courier New" w:hAnsi="Courier New" w:cs="Courier New" w:hint="default"/>
+      </w:rPr>
+    </w:lvl>
+    <w:lvl w:ilvl="2" w:tplc="40090005" w:tentative="1">
+      <w:start w:val="1"/>
+      <w:numFmt w:val="bullet"/>
+      <w:lvlText w:val=""/>
+      <w:lvlJc w:val="left"/>
+      <w:pPr>
+        <w:ind w:left="3960" w:hanging="360"/>
+      </w:pPr>
+      <w:rPr>
+        <w:rFonts w:ascii="Wingdings" w:hAnsi="Wingdings" w:hint="default"/>
+      </w:rPr>
+    </w:lvl>
+    <w:lvl w:ilvl="3" w:tplc="40090001" w:tentative="1">
+      <w:start w:val="1"/>
+      <w:numFmt w:val="bullet"/>
+      <w:lvlText w:val=""/>
+      <w:lvlJc w:val="left"/>
+      <w:pPr>
+        <w:ind w:left="4680" w:hanging="360"/>
+      </w:pPr>
+      <w:rPr>
+        <w:rFonts w:ascii="Symbol" w:hAnsi="Symbol" w:hint="default"/>
+      </w:rPr>
+    </w:lvl>
+    <w:lvl w:ilvl="4" w:tplc="40090003" w:tentative="1">
+      <w:start w:val="1"/>
+      <w:numFmt w:val="bullet"/>
+      <w:lvlText w:val="o"/>
+      <w:lvlJc w:val="left"/>
+      <w:pPr>
+        <w:ind w:left="5400" w:hanging="360"/>
+      </w:pPr>
+      <w:rPr>
+        <w:rFonts w:ascii="Courier New" w:hAnsi="Courier New" w:cs="Courier New" w:hint="default"/>
+      </w:rPr>
+    </w:lvl>
+    <w:lvl w:ilvl="5" w:tplc="40090005" w:tentative="1">
+      <w:start w:val="1"/>
+      <w:numFmt w:val="bullet"/>
+      <w:lvlText w:val=""/>
+      <w:lvlJc w:val="left"/>
+      <w:pPr>
+        <w:ind w:left="6120" w:hanging="360"/>
+      </w:pPr>
+      <w:rPr>
+        <w:rFonts w:ascii="Wingdings" w:hAnsi="Wingdings" w:hint="default"/>
+      </w:rPr>
+    </w:lvl>
+    <w:lvl w:ilvl="6" w:tplc="40090001" w:tentative="1">
+      <w:start w:val="1"/>
+      <w:numFmt w:val="bullet"/>
+      <w:lvlText w:val=""/>
+      <w:lvlJc w:val="left"/>
+      <w:pPr>
+        <w:ind w:left="6840" w:hanging="360"/>
+      </w:pPr>
+      <w:rPr>
+        <w:rFonts w:ascii="Symbol" w:hAnsi="Symbol" w:hint="default"/>
+      </w:rPr>
+    </w:lvl>
+    <w:lvl w:ilvl="7" w:tplc="40090003" w:tentative="1">
+      <w:start w:val="1"/>
+      <w:numFmt w:val="bullet"/>
+      <w:lvlText w:val="o"/>
+      <w:lvlJc w:val="left"/>
+      <w:pPr>
+        <w:ind w:left="7560" w:hanging="360"/>
+      </w:pPr>
+      <w:rPr>
+        <w:rFonts w:ascii="Courier New" w:hAnsi="Courier New" w:cs="Courier New" w:hint="default"/>
+      </w:rPr>
+    </w:lvl>
+    <w:lvl w:ilvl="8" w:tplc="40090005" w:tentative="1">
+      <w:start w:val="1"/>
+      <w:numFmt w:val="bullet"/>
+      <w:lvlText w:val=""/>
+      <w:lvlJc w:val="left"/>
+      <w:pPr>
+        <w:ind w:left="8280" w:hanging="360"/>
+      </w:pPr>
+      <w:rPr>
+        <w:rFonts w:ascii="Wingdings" w:hAnsi="Wingdings" w:hint="default"/>
+      </w:rPr>
+    </w:lvl>
+  </w:abstractNum>
+  <w:abstractNum w:abstractNumId="15" w15:restartNumberingAfterBreak="0">
+    <w:nsid w:val="420340C6"/>
+    <w:multiLevelType w:val="hybridMultilevel"/>
+    <w:tmpl w:val="53AEAEC8"/>
+    <w:lvl w:ilvl="0" w:tplc="40090001">
+      <w:start w:val="1"/>
+      <w:numFmt w:val="bullet"/>
+      <w:lvlText w:val=""/>
+      <w:lvlJc w:val="left"/>
+      <w:pPr>
+        <w:ind w:left="3240" w:hanging="360"/>
+      </w:pPr>
+      <w:rPr>
+        <w:rFonts w:ascii="Symbol" w:hAnsi="Symbol" w:hint="default"/>
+      </w:rPr>
+    </w:lvl>
+    <w:lvl w:ilvl="1" w:tplc="40090003" w:tentative="1">
+      <w:start w:val="1"/>
+      <w:numFmt w:val="bullet"/>
+      <w:lvlText w:val="o"/>
+      <w:lvlJc w:val="left"/>
+      <w:pPr>
+        <w:ind w:left="3960" w:hanging="360"/>
+      </w:pPr>
+      <w:rPr>
+        <w:rFonts w:ascii="Courier New" w:hAnsi="Courier New" w:cs="Courier New" w:hint="default"/>
+      </w:rPr>
+    </w:lvl>
+    <w:lvl w:ilvl="2" w:tplc="40090005" w:tentative="1">
+      <w:start w:val="1"/>
+      <w:numFmt w:val="bullet"/>
+      <w:lvlText w:val=""/>
+      <w:lvlJc w:val="left"/>
+      <w:pPr>
+        <w:ind w:left="4680" w:hanging="360"/>
+      </w:pPr>
+      <w:rPr>
+        <w:rFonts w:ascii="Wingdings" w:hAnsi="Wingdings" w:hint="default"/>
+      </w:rPr>
+    </w:lvl>
+    <w:lvl w:ilvl="3" w:tplc="40090001" w:tentative="1">
+      <w:start w:val="1"/>
+      <w:numFmt w:val="bullet"/>
+      <w:lvlText w:val=""/>
+      <w:lvlJc w:val="left"/>
+      <w:pPr>
+        <w:ind w:left="5400" w:hanging="360"/>
+      </w:pPr>
+      <w:rPr>
+        <w:rFonts w:ascii="Symbol" w:hAnsi="Symbol" w:hint="default"/>
+      </w:rPr>
+    </w:lvl>
+    <w:lvl w:ilvl="4" w:tplc="40090003" w:tentative="1">
+      <w:start w:val="1"/>
+      <w:numFmt w:val="bullet"/>
+      <w:lvlText w:val="o"/>
+      <w:lvlJc w:val="left"/>
+      <w:pPr>
+        <w:ind w:left="6120" w:hanging="360"/>
+      </w:pPr>
+      <w:rPr>
+        <w:rFonts w:ascii="Courier New" w:hAnsi="Courier New" w:cs="Courier New" w:hint="default"/>
+      </w:rPr>
+    </w:lvl>
+    <w:lvl w:ilvl="5" w:tplc="40090005" w:tentative="1">
+      <w:start w:val="1"/>
+      <w:numFmt w:val="bullet"/>
+      <w:lvlText w:val=""/>
+      <w:lvlJc w:val="left"/>
+      <w:pPr>
+        <w:ind w:left="6840" w:hanging="360"/>
+      </w:pPr>
+      <w:rPr>
+        <w:rFonts w:ascii="Wingdings" w:hAnsi="Wingdings" w:hint="default"/>
+      </w:rPr>
+    </w:lvl>
+    <w:lvl w:ilvl="6" w:tplc="40090001" w:tentative="1">
+      <w:start w:val="1"/>
+      <w:numFmt w:val="bullet"/>
+      <w:lvlText w:val=""/>
+      <w:lvlJc w:val="left"/>
+      <w:pPr>
+        <w:ind w:left="7560" w:hanging="360"/>
+      </w:pPr>
+      <w:rPr>
+        <w:rFonts w:ascii="Symbol" w:hAnsi="Symbol" w:hint="default"/>
+      </w:rPr>
+    </w:lvl>
+    <w:lvl w:ilvl="7" w:tplc="40090003" w:tentative="1">
+      <w:start w:val="1"/>
+      <w:numFmt w:val="bullet"/>
+      <w:lvlText w:val="o"/>
+      <w:lvlJc w:val="left"/>
+      <w:pPr>
+        <w:ind w:left="8280" w:hanging="360"/>
+      </w:pPr>
+      <w:rPr>
+        <w:rFonts w:ascii="Courier New" w:hAnsi="Courier New" w:cs="Courier New" w:hint="default"/>
+      </w:rPr>
+    </w:lvl>
+    <w:lvl w:ilvl="8" w:tplc="40090005" w:tentative="1">
+      <w:start w:val="1"/>
+      <w:numFmt w:val="bullet"/>
+      <w:lvlText w:val=""/>
+      <w:lvlJc w:val="left"/>
+      <w:pPr>
+        <w:ind w:left="9000" w:hanging="360"/>
+      </w:pPr>
+      <w:rPr>
+        <w:rFonts w:ascii="Wingdings" w:hAnsi="Wingdings" w:hint="default"/>
+      </w:rPr>
+    </w:lvl>
+  </w:abstractNum>
+  <w:abstractNum w:abstractNumId="16" w15:restartNumberingAfterBreak="0">
+    <w:nsid w:val="43236507"/>
+    <w:multiLevelType w:val="hybridMultilevel"/>
+    <w:tmpl w:val="F154BF8A"/>
+    <w:lvl w:ilvl="0" w:tplc="40090001">
+      <w:start w:val="1"/>
+      <w:numFmt w:val="bullet"/>
+      <w:lvlText w:val=""/>
+      <w:lvlJc w:val="left"/>
+      <w:pPr>
+        <w:ind w:left="720" w:hanging="360"/>
+      </w:pPr>
+      <w:rPr>
+        <w:rFonts w:ascii="Symbol" w:hAnsi="Symbol" w:hint="default"/>
+      </w:rPr>
+    </w:lvl>
+    <w:lvl w:ilvl="1" w:tplc="40090003" w:tentative="1">
+      <w:start w:val="1"/>
+      <w:numFmt w:val="bullet"/>
+      <w:lvlText w:val="o"/>
+      <w:lvlJc w:val="left"/>
+      <w:pPr>
+        <w:ind w:left="1440" w:hanging="360"/>
+      </w:pPr>
+      <w:rPr>
+        <w:rFonts w:ascii="Courier New" w:hAnsi="Courier New" w:cs="Courier New" w:hint="default"/>
+      </w:rPr>
+    </w:lvl>
+    <w:lvl w:ilvl="2" w:tplc="40090005" w:tentative="1">
+      <w:start w:val="1"/>
+      <w:numFmt w:val="bullet"/>
+      <w:lvlText w:val=""/>
+      <w:lvlJc w:val="left"/>
+      <w:pPr>
+        <w:ind w:left="2160" w:hanging="360"/>
+      </w:pPr>
+      <w:rPr>
+        <w:rFonts w:ascii="Wingdings" w:hAnsi="Wingdings" w:hint="default"/>
+      </w:rPr>
+    </w:lvl>
+    <w:lvl w:ilvl="3" w:tplc="40090001" w:tentative="1">
+      <w:start w:val="1"/>
+      <w:numFmt w:val="bullet"/>
+      <w:lvlText w:val=""/>
+      <w:lvlJc w:val="left"/>
+      <w:pPr>
+        <w:ind w:left="2880" w:hanging="360"/>
+      </w:pPr>
+      <w:rPr>
+        <w:rFonts w:ascii="Symbol" w:hAnsi="Symbol" w:hint="default"/>
+      </w:rPr>
+    </w:lvl>
+    <w:lvl w:ilvl="4" w:tplc="40090003" w:tentative="1">
+      <w:start w:val="1"/>
+      <w:numFmt w:val="bullet"/>
+      <w:lvlText w:val="o"/>
+      <w:lvlJc w:val="left"/>
+      <w:pPr>
+        <w:ind w:left="3600" w:hanging="360"/>
+      </w:pPr>
+      <w:rPr>
+        <w:rFonts w:ascii="Courier New" w:hAnsi="Courier New" w:cs="Courier New" w:hint="default"/>
+      </w:rPr>
+    </w:lvl>
+    <w:lvl w:ilvl="5" w:tplc="40090005" w:tentative="1">
+      <w:start w:val="1"/>
+      <w:numFmt w:val="bullet"/>
+      <w:lvlText w:val=""/>
+      <w:lvlJc w:val="left"/>
+      <w:pPr>
+        <w:ind w:left="4320" w:hanging="360"/>
+      </w:pPr>
+      <w:rPr>
+        <w:rFonts w:ascii="Wingdings" w:hAnsi="Wingdings" w:hint="default"/>
+      </w:rPr>
+    </w:lvl>
+    <w:lvl w:ilvl="6" w:tplc="40090001" w:tentative="1">
+      <w:start w:val="1"/>
+      <w:numFmt w:val="bullet"/>
+      <w:lvlText w:val=""/>
+      <w:lvlJc w:val="left"/>
+      <w:pPr>
+        <w:ind w:left="5040" w:hanging="360"/>
+      </w:pPr>
+      <w:rPr>
+        <w:rFonts w:ascii="Symbol" w:hAnsi="Symbol" w:hint="default"/>
+      </w:rPr>
+    </w:lvl>
+    <w:lvl w:ilvl="7" w:tplc="40090003" w:tentative="1">
+      <w:start w:val="1"/>
+      <w:numFmt w:val="bullet"/>
+      <w:lvlText w:val="o"/>
+      <w:lvlJc w:val="left"/>
+      <w:pPr>
+        <w:ind w:left="5760" w:hanging="360"/>
+      </w:pPr>
+      <w:rPr>
+        <w:rFonts w:ascii="Courier New" w:hAnsi="Courier New" w:cs="Courier New" w:hint="default"/>
+      </w:rPr>
+    </w:lvl>
+    <w:lvl w:ilvl="8" w:tplc="40090005" w:tentative="1">
+      <w:start w:val="1"/>
+      <w:numFmt w:val="bullet"/>
+      <w:lvlText w:val=""/>
+      <w:lvlJc w:val="left"/>
+      <w:pPr>
+        <w:ind w:left="6480" w:hanging="360"/>
+      </w:pPr>
+      <w:rPr>
+        <w:rFonts w:ascii="Wingdings" w:hAnsi="Wingdings" w:hint="default"/>
+      </w:rPr>
+    </w:lvl>
+  </w:abstractNum>
+  <w:abstractNum w:abstractNumId="17" w15:restartNumberingAfterBreak="0">
     <w:nsid w:val="49E6302C"/>
     <w:multiLevelType w:val="hybridMultilevel"/>
     <w:tmpl w:val="D84A3184"/>
@@ -3045,7 +5894,7 @@
       </w:rPr>
     </w:lvl>
   </w:abstractNum>
-  <w:abstractNum w:abstractNumId="6" w15:restartNumberingAfterBreak="0">
+  <w:abstractNum w:abstractNumId="18" w15:restartNumberingAfterBreak="0">
     <w:nsid w:val="4A5A30E9"/>
     <w:multiLevelType w:val="hybridMultilevel"/>
     <w:tmpl w:val="105841A2"/>
@@ -3158,7 +6007,233 @@
       </w:rPr>
     </w:lvl>
   </w:abstractNum>
-  <w:abstractNum w:abstractNumId="7" w15:restartNumberingAfterBreak="0">
+  <w:abstractNum w:abstractNumId="19" w15:restartNumberingAfterBreak="0">
+    <w:nsid w:val="4B663C9E"/>
+    <w:multiLevelType w:val="hybridMultilevel"/>
+    <w:tmpl w:val="7B70FCDA"/>
+    <w:lvl w:ilvl="0" w:tplc="27AE9744">
+      <w:start w:val="1"/>
+      <w:numFmt w:val="bullet"/>
+      <w:lvlText w:val=""/>
+      <w:lvlJc w:val="left"/>
+      <w:pPr>
+        <w:ind w:left="2160" w:hanging="360"/>
+      </w:pPr>
+      <w:rPr>
+        <w:rFonts w:ascii="Symbol" w:hAnsi="Symbol" w:hint="default"/>
+      </w:rPr>
+    </w:lvl>
+    <w:lvl w:ilvl="1" w:tplc="40090003" w:tentative="1">
+      <w:start w:val="1"/>
+      <w:numFmt w:val="bullet"/>
+      <w:lvlText w:val="o"/>
+      <w:lvlJc w:val="left"/>
+      <w:pPr>
+        <w:ind w:left="2880" w:hanging="360"/>
+      </w:pPr>
+      <w:rPr>
+        <w:rFonts w:ascii="Courier New" w:hAnsi="Courier New" w:cs="Courier New" w:hint="default"/>
+      </w:rPr>
+    </w:lvl>
+    <w:lvl w:ilvl="2" w:tplc="40090005" w:tentative="1">
+      <w:start w:val="1"/>
+      <w:numFmt w:val="bullet"/>
+      <w:lvlText w:val=""/>
+      <w:lvlJc w:val="left"/>
+      <w:pPr>
+        <w:ind w:left="3600" w:hanging="360"/>
+      </w:pPr>
+      <w:rPr>
+        <w:rFonts w:ascii="Wingdings" w:hAnsi="Wingdings" w:hint="default"/>
+      </w:rPr>
+    </w:lvl>
+    <w:lvl w:ilvl="3" w:tplc="40090001" w:tentative="1">
+      <w:start w:val="1"/>
+      <w:numFmt w:val="bullet"/>
+      <w:lvlText w:val=""/>
+      <w:lvlJc w:val="left"/>
+      <w:pPr>
+        <w:ind w:left="4320" w:hanging="360"/>
+      </w:pPr>
+      <w:rPr>
+        <w:rFonts w:ascii="Symbol" w:hAnsi="Symbol" w:hint="default"/>
+      </w:rPr>
+    </w:lvl>
+    <w:lvl w:ilvl="4" w:tplc="40090003" w:tentative="1">
+      <w:start w:val="1"/>
+      <w:numFmt w:val="bullet"/>
+      <w:lvlText w:val="o"/>
+      <w:lvlJc w:val="left"/>
+      <w:pPr>
+        <w:ind w:left="5040" w:hanging="360"/>
+      </w:pPr>
+      <w:rPr>
+        <w:rFonts w:ascii="Courier New" w:hAnsi="Courier New" w:cs="Courier New" w:hint="default"/>
+      </w:rPr>
+    </w:lvl>
+    <w:lvl w:ilvl="5" w:tplc="40090005" w:tentative="1">
+      <w:start w:val="1"/>
+      <w:numFmt w:val="bullet"/>
+      <w:lvlText w:val=""/>
+      <w:lvlJc w:val="left"/>
+      <w:pPr>
+        <w:ind w:left="5760" w:hanging="360"/>
+      </w:pPr>
+      <w:rPr>
+        <w:rFonts w:ascii="Wingdings" w:hAnsi="Wingdings" w:hint="default"/>
+      </w:rPr>
+    </w:lvl>
+    <w:lvl w:ilvl="6" w:tplc="40090001" w:tentative="1">
+      <w:start w:val="1"/>
+      <w:numFmt w:val="bullet"/>
+      <w:lvlText w:val=""/>
+      <w:lvlJc w:val="left"/>
+      <w:pPr>
+        <w:ind w:left="6480" w:hanging="360"/>
+      </w:pPr>
+      <w:rPr>
+        <w:rFonts w:ascii="Symbol" w:hAnsi="Symbol" w:hint="default"/>
+      </w:rPr>
+    </w:lvl>
+    <w:lvl w:ilvl="7" w:tplc="40090003" w:tentative="1">
+      <w:start w:val="1"/>
+      <w:numFmt w:val="bullet"/>
+      <w:lvlText w:val="o"/>
+      <w:lvlJc w:val="left"/>
+      <w:pPr>
+        <w:ind w:left="7200" w:hanging="360"/>
+      </w:pPr>
+      <w:rPr>
+        <w:rFonts w:ascii="Courier New" w:hAnsi="Courier New" w:cs="Courier New" w:hint="default"/>
+      </w:rPr>
+    </w:lvl>
+    <w:lvl w:ilvl="8" w:tplc="40090005" w:tentative="1">
+      <w:start w:val="1"/>
+      <w:numFmt w:val="bullet"/>
+      <w:lvlText w:val=""/>
+      <w:lvlJc w:val="left"/>
+      <w:pPr>
+        <w:ind w:left="7920" w:hanging="360"/>
+      </w:pPr>
+      <w:rPr>
+        <w:rFonts w:ascii="Wingdings" w:hAnsi="Wingdings" w:hint="default"/>
+      </w:rPr>
+    </w:lvl>
+  </w:abstractNum>
+  <w:abstractNum w:abstractNumId="20" w15:restartNumberingAfterBreak="0">
+    <w:nsid w:val="56276325"/>
+    <w:multiLevelType w:val="hybridMultilevel"/>
+    <w:tmpl w:val="9B20C418"/>
+    <w:lvl w:ilvl="0" w:tplc="40090009">
+      <w:start w:val="1"/>
+      <w:numFmt w:val="bullet"/>
+      <w:lvlText w:val=""/>
+      <w:lvlJc w:val="left"/>
+      <w:pPr>
+        <w:ind w:left="2160" w:hanging="360"/>
+      </w:pPr>
+      <w:rPr>
+        <w:rFonts w:ascii="Wingdings" w:hAnsi="Wingdings" w:hint="default"/>
+      </w:rPr>
+    </w:lvl>
+    <w:lvl w:ilvl="1" w:tplc="40090003" w:tentative="1">
+      <w:start w:val="1"/>
+      <w:numFmt w:val="bullet"/>
+      <w:lvlText w:val="o"/>
+      <w:lvlJc w:val="left"/>
+      <w:pPr>
+        <w:ind w:left="2880" w:hanging="360"/>
+      </w:pPr>
+      <w:rPr>
+        <w:rFonts w:ascii="Courier New" w:hAnsi="Courier New" w:cs="Courier New" w:hint="default"/>
+      </w:rPr>
+    </w:lvl>
+    <w:lvl w:ilvl="2" w:tplc="40090005" w:tentative="1">
+      <w:start w:val="1"/>
+      <w:numFmt w:val="bullet"/>
+      <w:lvlText w:val=""/>
+      <w:lvlJc w:val="left"/>
+      <w:pPr>
+        <w:ind w:left="3600" w:hanging="360"/>
+      </w:pPr>
+      <w:rPr>
+        <w:rFonts w:ascii="Wingdings" w:hAnsi="Wingdings" w:hint="default"/>
+      </w:rPr>
+    </w:lvl>
+    <w:lvl w:ilvl="3" w:tplc="40090001" w:tentative="1">
+      <w:start w:val="1"/>
+      <w:numFmt w:val="bullet"/>
+      <w:lvlText w:val=""/>
+      <w:lvlJc w:val="left"/>
+      <w:pPr>
+        <w:ind w:left="4320" w:hanging="360"/>
+      </w:pPr>
+      <w:rPr>
+        <w:rFonts w:ascii="Symbol" w:hAnsi="Symbol" w:hint="default"/>
+      </w:rPr>
+    </w:lvl>
+    <w:lvl w:ilvl="4" w:tplc="40090003" w:tentative="1">
+      <w:start w:val="1"/>
+      <w:numFmt w:val="bullet"/>
+      <w:lvlText w:val="o"/>
+      <w:lvlJc w:val="left"/>
+      <w:pPr>
+        <w:ind w:left="5040" w:hanging="360"/>
+      </w:pPr>
+      <w:rPr>
+        <w:rFonts w:ascii="Courier New" w:hAnsi="Courier New" w:cs="Courier New" w:hint="default"/>
+      </w:rPr>
+    </w:lvl>
+    <w:lvl w:ilvl="5" w:tplc="40090005" w:tentative="1">
+      <w:start w:val="1"/>
+      <w:numFmt w:val="bullet"/>
+      <w:lvlText w:val=""/>
+      <w:lvlJc w:val="left"/>
+      <w:pPr>
+        <w:ind w:left="5760" w:hanging="360"/>
+      </w:pPr>
+      <w:rPr>
+        <w:rFonts w:ascii="Wingdings" w:hAnsi="Wingdings" w:hint="default"/>
+      </w:rPr>
+    </w:lvl>
+    <w:lvl w:ilvl="6" w:tplc="40090001" w:tentative="1">
+      <w:start w:val="1"/>
+      <w:numFmt w:val="bullet"/>
+      <w:lvlText w:val=""/>
+      <w:lvlJc w:val="left"/>
+      <w:pPr>
+        <w:ind w:left="6480" w:hanging="360"/>
+      </w:pPr>
+      <w:rPr>
+        <w:rFonts w:ascii="Symbol" w:hAnsi="Symbol" w:hint="default"/>
+      </w:rPr>
+    </w:lvl>
+    <w:lvl w:ilvl="7" w:tplc="40090003" w:tentative="1">
+      <w:start w:val="1"/>
+      <w:numFmt w:val="bullet"/>
+      <w:lvlText w:val="o"/>
+      <w:lvlJc w:val="left"/>
+      <w:pPr>
+        <w:ind w:left="7200" w:hanging="360"/>
+      </w:pPr>
+      <w:rPr>
+        <w:rFonts w:ascii="Courier New" w:hAnsi="Courier New" w:cs="Courier New" w:hint="default"/>
+      </w:rPr>
+    </w:lvl>
+    <w:lvl w:ilvl="8" w:tplc="40090005" w:tentative="1">
+      <w:start w:val="1"/>
+      <w:numFmt w:val="bullet"/>
+      <w:lvlText w:val=""/>
+      <w:lvlJc w:val="left"/>
+      <w:pPr>
+        <w:ind w:left="7920" w:hanging="360"/>
+      </w:pPr>
+      <w:rPr>
+        <w:rFonts w:ascii="Wingdings" w:hAnsi="Wingdings" w:hint="default"/>
+      </w:rPr>
+    </w:lvl>
+  </w:abstractNum>
+  <w:abstractNum w:abstractNumId="21" w15:restartNumberingAfterBreak="0">
     <w:nsid w:val="59027B3E"/>
     <w:multiLevelType w:val="hybridMultilevel"/>
     <w:tmpl w:val="21C83DF4"/>
@@ -3271,7 +6346,120 @@
       </w:rPr>
     </w:lvl>
   </w:abstractNum>
-  <w:abstractNum w:abstractNumId="8" w15:restartNumberingAfterBreak="0">
+  <w:abstractNum w:abstractNumId="22" w15:restartNumberingAfterBreak="0">
+    <w:nsid w:val="5E692F2D"/>
+    <w:multiLevelType w:val="hybridMultilevel"/>
+    <w:tmpl w:val="088050CC"/>
+    <w:lvl w:ilvl="0" w:tplc="40090009">
+      <w:start w:val="1"/>
+      <w:numFmt w:val="bullet"/>
+      <w:lvlText w:val=""/>
+      <w:lvlJc w:val="left"/>
+      <w:pPr>
+        <w:ind w:left="2160" w:hanging="360"/>
+      </w:pPr>
+      <w:rPr>
+        <w:rFonts w:ascii="Wingdings" w:hAnsi="Wingdings" w:hint="default"/>
+      </w:rPr>
+    </w:lvl>
+    <w:lvl w:ilvl="1" w:tplc="40090003" w:tentative="1">
+      <w:start w:val="1"/>
+      <w:numFmt w:val="bullet"/>
+      <w:lvlText w:val="o"/>
+      <w:lvlJc w:val="left"/>
+      <w:pPr>
+        <w:ind w:left="2880" w:hanging="360"/>
+      </w:pPr>
+      <w:rPr>
+        <w:rFonts w:ascii="Courier New" w:hAnsi="Courier New" w:cs="Courier New" w:hint="default"/>
+      </w:rPr>
+    </w:lvl>
+    <w:lvl w:ilvl="2" w:tplc="40090005" w:tentative="1">
+      <w:start w:val="1"/>
+      <w:numFmt w:val="bullet"/>
+      <w:lvlText w:val=""/>
+      <w:lvlJc w:val="left"/>
+      <w:pPr>
+        <w:ind w:left="3600" w:hanging="360"/>
+      </w:pPr>
+      <w:rPr>
+        <w:rFonts w:ascii="Wingdings" w:hAnsi="Wingdings" w:hint="default"/>
+      </w:rPr>
+    </w:lvl>
+    <w:lvl w:ilvl="3" w:tplc="40090001" w:tentative="1">
+      <w:start w:val="1"/>
+      <w:numFmt w:val="bullet"/>
+      <w:lvlText w:val=""/>
+      <w:lvlJc w:val="left"/>
+      <w:pPr>
+        <w:ind w:left="4320" w:hanging="360"/>
+      </w:pPr>
+      <w:rPr>
+        <w:rFonts w:ascii="Symbol" w:hAnsi="Symbol" w:hint="default"/>
+      </w:rPr>
+    </w:lvl>
+    <w:lvl w:ilvl="4" w:tplc="40090003" w:tentative="1">
+      <w:start w:val="1"/>
+      <w:numFmt w:val="bullet"/>
+      <w:lvlText w:val="o"/>
+      <w:lvlJc w:val="left"/>
+      <w:pPr>
+        <w:ind w:left="5040" w:hanging="360"/>
+      </w:pPr>
+      <w:rPr>
+        <w:rFonts w:ascii="Courier New" w:hAnsi="Courier New" w:cs="Courier New" w:hint="default"/>
+      </w:rPr>
+    </w:lvl>
+    <w:lvl w:ilvl="5" w:tplc="40090005" w:tentative="1">
+      <w:start w:val="1"/>
+      <w:numFmt w:val="bullet"/>
+      <w:lvlText w:val=""/>
+      <w:lvlJc w:val="left"/>
+      <w:pPr>
+        <w:ind w:left="5760" w:hanging="360"/>
+      </w:pPr>
+      <w:rPr>
+        <w:rFonts w:ascii="Wingdings" w:hAnsi="Wingdings" w:hint="default"/>
+      </w:rPr>
+    </w:lvl>
+    <w:lvl w:ilvl="6" w:tplc="40090001" w:tentative="1">
+      <w:start w:val="1"/>
+      <w:numFmt w:val="bullet"/>
+      <w:lvlText w:val=""/>
+      <w:lvlJc w:val="left"/>
+      <w:pPr>
+        <w:ind w:left="6480" w:hanging="360"/>
+      </w:pPr>
+      <w:rPr>
+        <w:rFonts w:ascii="Symbol" w:hAnsi="Symbol" w:hint="default"/>
+      </w:rPr>
+    </w:lvl>
+    <w:lvl w:ilvl="7" w:tplc="40090003" w:tentative="1">
+      <w:start w:val="1"/>
+      <w:numFmt w:val="bullet"/>
+      <w:lvlText w:val="o"/>
+      <w:lvlJc w:val="left"/>
+      <w:pPr>
+        <w:ind w:left="7200" w:hanging="360"/>
+      </w:pPr>
+      <w:rPr>
+        <w:rFonts w:ascii="Courier New" w:hAnsi="Courier New" w:cs="Courier New" w:hint="default"/>
+      </w:rPr>
+    </w:lvl>
+    <w:lvl w:ilvl="8" w:tplc="40090005" w:tentative="1">
+      <w:start w:val="1"/>
+      <w:numFmt w:val="bullet"/>
+      <w:lvlText w:val=""/>
+      <w:lvlJc w:val="left"/>
+      <w:pPr>
+        <w:ind w:left="7920" w:hanging="360"/>
+      </w:pPr>
+      <w:rPr>
+        <w:rFonts w:ascii="Wingdings" w:hAnsi="Wingdings" w:hint="default"/>
+      </w:rPr>
+    </w:lvl>
+  </w:abstractNum>
+  <w:abstractNum w:abstractNumId="23" w15:restartNumberingAfterBreak="0">
     <w:nsid w:val="774B53C0"/>
     <w:multiLevelType w:val="hybridMultilevel"/>
     <w:tmpl w:val="F000F4DC"/>
@@ -3385,31 +6573,76 @@
     </w:lvl>
   </w:abstractNum>
   <w:num w:numId="1" w16cid:durableId="1036811176">
+    <w:abstractNumId w:val="12"/>
+  </w:num>
+  <w:num w:numId="2" w16cid:durableId="187372688">
     <w:abstractNumId w:val="4"/>
   </w:num>
-  <w:num w:numId="2" w16cid:durableId="187372688">
-    <w:abstractNumId w:val="1"/>
-  </w:num>
   <w:num w:numId="3" w16cid:durableId="1351371282">
-    <w:abstractNumId w:val="5"/>
+    <w:abstractNumId w:val="17"/>
   </w:num>
   <w:num w:numId="4" w16cid:durableId="1907300647">
-    <w:abstractNumId w:val="3"/>
+    <w:abstractNumId w:val="11"/>
   </w:num>
   <w:num w:numId="5" w16cid:durableId="2095586668">
-    <w:abstractNumId w:val="8"/>
+    <w:abstractNumId w:val="23"/>
   </w:num>
   <w:num w:numId="6" w16cid:durableId="577254835">
-    <w:abstractNumId w:val="6"/>
+    <w:abstractNumId w:val="18"/>
   </w:num>
   <w:num w:numId="7" w16cid:durableId="23946383">
     <w:abstractNumId w:val="0"/>
   </w:num>
   <w:num w:numId="8" w16cid:durableId="49547436">
+    <w:abstractNumId w:val="21"/>
+  </w:num>
+  <w:num w:numId="9" w16cid:durableId="168175421">
+    <w:abstractNumId w:val="5"/>
+  </w:num>
+  <w:num w:numId="10" w16cid:durableId="482430902">
+    <w:abstractNumId w:val="15"/>
+  </w:num>
+  <w:num w:numId="11" w16cid:durableId="706830804">
+    <w:abstractNumId w:val="16"/>
+  </w:num>
+  <w:num w:numId="12" w16cid:durableId="1268582814">
+    <w:abstractNumId w:val="10"/>
+  </w:num>
+  <w:num w:numId="13" w16cid:durableId="862211124">
     <w:abstractNumId w:val="7"/>
   </w:num>
-  <w:num w:numId="9" w16cid:durableId="168175421">
+  <w:num w:numId="14" w16cid:durableId="411661040">
+    <w:abstractNumId w:val="9"/>
+  </w:num>
+  <w:num w:numId="15" w16cid:durableId="1825929885">
+    <w:abstractNumId w:val="13"/>
+  </w:num>
+  <w:num w:numId="16" w16cid:durableId="1635139462">
+    <w:abstractNumId w:val="19"/>
+  </w:num>
+  <w:num w:numId="17" w16cid:durableId="2067096072">
+    <w:abstractNumId w:val="3"/>
+  </w:num>
+  <w:num w:numId="18" w16cid:durableId="1110205343">
+    <w:abstractNumId w:val="1"/>
+  </w:num>
+  <w:num w:numId="19" w16cid:durableId="2091266693">
+    <w:abstractNumId w:val="22"/>
+  </w:num>
+  <w:num w:numId="20" w16cid:durableId="1288320751">
+    <w:abstractNumId w:val="8"/>
+  </w:num>
+  <w:num w:numId="21" w16cid:durableId="470557444">
     <w:abstractNumId w:val="2"/>
+  </w:num>
+  <w:num w:numId="22" w16cid:durableId="1400665421">
+    <w:abstractNumId w:val="20"/>
+  </w:num>
+  <w:num w:numId="23" w16cid:durableId="1808546103">
+    <w:abstractNumId w:val="14"/>
+  </w:num>
+  <w:num w:numId="24" w16cid:durableId="396363342">
+    <w:abstractNumId w:val="6"/>
   </w:num>
 </w:numbering>
 </file>
@@ -4017,6 +7250,7 @@
   <w:style w:type="character" w:default="1" w:styleId="DefaultParagraphFont">
     <w:name w:val="Default Paragraph Font"/>
     <w:uiPriority w:val="1"/>
+    <w:semiHidden/>
     <w:unhideWhenUsed/>
   </w:style>
   <w:style w:type="table" w:default="1" w:styleId="TableNormal">
@@ -4626,4 +7860,16 @@
     </a:ext>
   </a:extLst>
 </a:theme>
+</file>
+
+<file path=customXml/item1.xml><?xml version="1.0" encoding="utf-8"?>
+<b:Sources xmlns:b="http://schemas.openxmlformats.org/officeDocument/2006/bibliography" xmlns="http://schemas.openxmlformats.org/officeDocument/2006/bibliography" SelectedStyle="\APASixthEditionOfficeOnline.xsl" StyleName="APA" Version="6"/>
+</file>
+
+<file path=customXml/itemProps1.xml><?xml version="1.0" encoding="utf-8"?>
+<ds:datastoreItem xmlns:ds="http://schemas.openxmlformats.org/officeDocument/2006/customXml" ds:itemID="{31426E55-33CE-4363-B598-FB088342E385}">
+  <ds:schemaRefs>
+    <ds:schemaRef ds:uri="http://schemas.openxmlformats.org/officeDocument/2006/bibliography"/>
+  </ds:schemaRefs>
+</ds:datastoreItem>
 </file>
--- a/FIFA Prediction.docx
+++ b/FIFA Prediction.docx
@@ -3835,16 +3835,388 @@
     </w:p>
     <w:p>
       <w:pPr>
-        <w:pStyle w:val="ListParagraph"/>
-        <w:numPr>
-          <w:ilvl w:val="0"/>
-          <w:numId w:val="24"/>
-        </w:numPr>
-        <w:rPr>
-          <w:b/>
-          <w:bCs/>
-          <w:sz w:val="32"/>
-          <w:szCs w:val="32"/>
+        <w:rPr>
+          <w:b/>
+          <w:bCs/>
+          <w:sz w:val="32"/>
+          <w:szCs w:val="32"/>
+        </w:rPr>
+      </w:pPr>
+    </w:p>
+    <w:p>
+      <w:pPr>
+        <w:rPr>
+          <w:b/>
+          <w:bCs/>
+          <w:sz w:val="32"/>
+          <w:szCs w:val="32"/>
+        </w:rPr>
+      </w:pPr>
+    </w:p>
+    <w:p>
+      <w:pPr>
+        <w:rPr>
+          <w:b/>
+          <w:bCs/>
+          <w:sz w:val="32"/>
+          <w:szCs w:val="32"/>
+        </w:rPr>
+      </w:pPr>
+    </w:p>
+    <w:p>
+      <w:pPr>
+        <w:rPr>
+          <w:b/>
+          <w:bCs/>
+          <w:sz w:val="32"/>
+          <w:szCs w:val="32"/>
+        </w:rPr>
+      </w:pPr>
+    </w:p>
+    <w:p>
+      <w:pPr>
+        <w:rPr>
+          <w:b/>
+          <w:bCs/>
+          <w:sz w:val="144"/>
+          <w:szCs w:val="144"/>
+        </w:rPr>
+      </w:pPr>
+      <w:r>
+        <w:rPr>
+          <w:b/>
+          <w:bCs/>
+          <w:sz w:val="144"/>
+          <w:szCs w:val="144"/>
+        </w:rPr>
+        <w:lastRenderedPageBreak/>
+        <w:t>FINAL</w:t>
+      </w:r>
+      <w:r>
+        <w:rPr>
+          <w:b/>
+          <w:bCs/>
+          <w:sz w:val="144"/>
+          <w:szCs w:val="144"/>
+        </w:rPr>
+        <w:t>:</w:t>
+      </w:r>
+    </w:p>
+    <w:p>
+      <w:pPr>
+        <w:pStyle w:val="ListParagraph"/>
+        <w:numPr>
+          <w:ilvl w:val="0"/>
+          <w:numId w:val="13"/>
+        </w:numPr>
+        <w:rPr>
+          <w:b/>
+          <w:bCs/>
+          <w:sz w:val="36"/>
+          <w:szCs w:val="36"/>
+        </w:rPr>
+      </w:pPr>
+      <w:r>
+        <w:rPr>
+          <w:b/>
+          <w:bCs/>
+          <w:sz w:val="36"/>
+          <w:szCs w:val="36"/>
+        </w:rPr>
+        <w:t>NestJs is used for backend-organised framework and supports typescript</w:t>
+      </w:r>
+    </w:p>
+    <w:p>
+      <w:pPr>
+        <w:pStyle w:val="ListParagraph"/>
+        <w:numPr>
+          <w:ilvl w:val="0"/>
+          <w:numId w:val="13"/>
+        </w:numPr>
+        <w:rPr>
+          <w:b/>
+          <w:bCs/>
+          <w:sz w:val="36"/>
+          <w:szCs w:val="36"/>
+        </w:rPr>
+      </w:pPr>
+      <w:r>
+        <w:rPr>
+          <w:b/>
+          <w:bCs/>
+          <w:sz w:val="36"/>
+          <w:szCs w:val="36"/>
+        </w:rPr>
+        <w:t>Main.ts</w:t>
+      </w:r>
+      <w:r>
+        <w:rPr>
+          <w:b/>
+          <w:bCs/>
+          <w:sz w:val="32"/>
+          <w:szCs w:val="32"/>
+        </w:rPr>
+        <w:t>(set up validation pipe)(enable CORS from frontend)</w:t>
+      </w:r>
+      <w:r>
+        <w:rPr>
+          <w:b/>
+          <w:bCs/>
+          <w:sz w:val="36"/>
+          <w:szCs w:val="36"/>
+        </w:rPr>
+        <w:t>[</w:t>
+      </w:r>
+      <w:r>
+        <w:rPr>
+          <w:b/>
+          <w:bCs/>
+          <w:color w:val="C45911" w:themeColor="accent2" w:themeShade="BF"/>
+          <w:sz w:val="36"/>
+          <w:szCs w:val="36"/>
+        </w:rPr>
+        <w:t>Frontend url changed to env so can be updated on deployment]</w:t>
+      </w:r>
+    </w:p>
+    <w:p>
+      <w:pPr>
+        <w:pStyle w:val="ListParagraph"/>
+        <w:rPr>
+          <w:b/>
+          <w:bCs/>
+          <w:sz w:val="36"/>
+          <w:szCs w:val="36"/>
+        </w:rPr>
+      </w:pPr>
+      <w:r>
+        <w:rPr>
+          <w:b/>
+          <w:bCs/>
+          <w:sz w:val="36"/>
+          <w:szCs w:val="36"/>
+        </w:rPr>
+        <w:t xml:space="preserve">                            </w:t>
+      </w:r>
+      <w:r>
+        <w:rPr>
+          <w:b/>
+          <w:bCs/>
+          <w:sz w:val="36"/>
+          <w:szCs w:val="36"/>
+        </w:rPr>
+        <w:sym w:font="Wingdings" w:char="F0E0"/>
+      </w:r>
+    </w:p>
+    <w:p>
+      <w:pPr>
+        <w:pStyle w:val="ListParagraph"/>
+        <w:rPr>
+          <w:b/>
+          <w:bCs/>
+          <w:sz w:val="28"/>
+        </w:rPr>
+      </w:pPr>
+      <w:r>
+        <w:rPr>
+          <w:b/>
+          <w:bCs/>
+          <w:sz w:val="36"/>
+          <w:szCs w:val="36"/>
+        </w:rPr>
+        <w:t>App.ts(</w:t>
+      </w:r>
+      <w:r>
+        <w:rPr>
+          <w:b/>
+          <w:bCs/>
+          <w:sz w:val="28"/>
+        </w:rPr>
+        <w:t>tells which all modules are present)(register all modules so corresponding controllers can be called)</w:t>
+      </w:r>
+    </w:p>
+    <w:p>
+      <w:pPr>
+        <w:pStyle w:val="ListParagraph"/>
+        <w:numPr>
+          <w:ilvl w:val="0"/>
+          <w:numId w:val="13"/>
+        </w:numPr>
+        <w:rPr>
+          <w:b/>
+          <w:bCs/>
+          <w:sz w:val="36"/>
+          <w:szCs w:val="36"/>
+          <w:u w:val="single"/>
+        </w:rPr>
+      </w:pPr>
+      <w:r>
+        <w:rPr>
+          <w:b/>
+          <w:bCs/>
+          <w:sz w:val="36"/>
+          <w:szCs w:val="36"/>
+          <w:u w:val="single"/>
+        </w:rPr>
+        <w:t>Prisma Schema</w:t>
+      </w:r>
+      <w:r>
+        <w:rPr>
+          <w:b/>
+          <w:bCs/>
+          <w:sz w:val="36"/>
+          <w:szCs w:val="36"/>
+          <w:u w:val="single"/>
+        </w:rPr>
+        <w:t>:</w:t>
+      </w:r>
+    </w:p>
+    <w:p>
+      <w:pPr>
+        <w:pStyle w:val="ListParagraph"/>
+        <w:rPr>
+          <w:b/>
+          <w:bCs/>
+          <w:color w:val="C45911" w:themeColor="accent2" w:themeShade="BF"/>
+          <w:sz w:val="36"/>
+          <w:szCs w:val="36"/>
+        </w:rPr>
+      </w:pPr>
+      <w:r>
+        <w:rPr>
+          <w:b/>
+          <w:bCs/>
+          <w:sz w:val="36"/>
+          <w:szCs w:val="36"/>
+          <w:u w:val="single"/>
+        </w:rPr>
+        <w:t xml:space="preserve">      </w:t>
+      </w:r>
+      <w:r>
+        <w:rPr>
+          <w:b/>
+          <w:bCs/>
+          <w:sz w:val="36"/>
+          <w:szCs w:val="36"/>
+        </w:rPr>
+        <w:t>*</w:t>
+      </w:r>
+      <w:r>
+        <w:rPr>
+          <w:b/>
+          <w:bCs/>
+          <w:color w:val="C45911" w:themeColor="accent2" w:themeShade="BF"/>
+          <w:sz w:val="36"/>
+          <w:szCs w:val="36"/>
+        </w:rPr>
+        <w:t>should change database url while deploying in env</w:t>
+      </w:r>
+    </w:p>
+    <w:p>
+      <w:pPr>
+        <w:pStyle w:val="ListParagraph"/>
+        <w:numPr>
+          <w:ilvl w:val="0"/>
+          <w:numId w:val="13"/>
+        </w:numPr>
+        <w:rPr>
+          <w:b/>
+          <w:bCs/>
+          <w:color w:val="000000" w:themeColor="text1"/>
+          <w:sz w:val="36"/>
+          <w:szCs w:val="36"/>
+        </w:rPr>
+      </w:pPr>
+      <w:r>
+        <w:rPr>
+          <w:b/>
+          <w:bCs/>
+          <w:color w:val="000000" w:themeColor="text1"/>
+          <w:sz w:val="36"/>
+          <w:szCs w:val="36"/>
+        </w:rPr>
+        <w:t>FRONTEND:</w:t>
+      </w:r>
+    </w:p>
+    <w:p>
+      <w:pPr>
+        <w:pStyle w:val="ListParagraph"/>
+        <w:rPr>
+          <w:b/>
+          <w:bCs/>
+          <w:color w:val="000000" w:themeColor="text1"/>
+          <w:sz w:val="36"/>
+          <w:szCs w:val="36"/>
+        </w:rPr>
+      </w:pPr>
+      <w:r>
+        <w:rPr>
+          <w:b/>
+          <w:bCs/>
+          <w:color w:val="000000" w:themeColor="text1"/>
+          <w:sz w:val="36"/>
+          <w:szCs w:val="36"/>
+        </w:rPr>
+        <w:t xml:space="preserve">      Main.jsx-</w:t>
+      </w:r>
+      <w:r>
+        <w:rPr>
+          <w:b/>
+          <w:bCs/>
+          <w:color w:val="000000" w:themeColor="text1"/>
+          <w:sz w:val="36"/>
+          <w:szCs w:val="36"/>
+        </w:rPr>
+        <w:sym w:font="Wingdings" w:char="F0E0"/>
+      </w:r>
+      <w:r>
+        <w:rPr>
+          <w:b/>
+          <w:bCs/>
+          <w:color w:val="000000" w:themeColor="text1"/>
+          <w:sz w:val="36"/>
+          <w:szCs w:val="36"/>
+        </w:rPr>
+        <w:t>App.jsx(import services/api.jsx----axios.create()[</w:t>
+      </w:r>
+      <w:r>
+        <w:rPr>
+          <w:b/>
+          <w:bCs/>
+          <w:color w:val="C45911" w:themeColor="accent2" w:themeShade="BF"/>
+          <w:sz w:val="36"/>
+          <w:szCs w:val="36"/>
+        </w:rPr>
+        <w:t xml:space="preserve">change </w:t>
+      </w:r>
+      <w:r>
+        <w:rPr>
+          <w:b/>
+          <w:bCs/>
+          <w:color w:val="C45911" w:themeColor="accent2" w:themeShade="BF"/>
+          <w:sz w:val="36"/>
+          <w:szCs w:val="36"/>
+        </w:rPr>
+        <w:t>baseurl for backend</w:t>
+      </w:r>
+      <w:r>
+        <w:rPr>
+          <w:b/>
+          <w:bCs/>
+          <w:color w:val="000000" w:themeColor="text1"/>
+          <w:sz w:val="36"/>
+          <w:szCs w:val="36"/>
+        </w:rPr>
+        <w:t>]----using interceptor assigning token as authorisation header for each request</w:t>
+      </w:r>
+    </w:p>
+    <w:p>
+      <w:pPr>
+        <w:pStyle w:val="ListParagraph"/>
+        <w:rPr>
+          <w:b/>
+          <w:bCs/>
+          <w:sz w:val="36"/>
+          <w:szCs w:val="36"/>
         </w:rPr>
       </w:pPr>
     </w:p>
@@ -3861,6 +4233,92 @@
 <file path=word/numbering.xml><?xml version="1.0" encoding="utf-8"?>
 <w:numbering xmlns:wpc="http://schemas.microsoft.com/office/word/2010/wordprocessingCanvas" xmlns:cx="http://schemas.microsoft.com/office/drawing/2014/chartex" xmlns:cx1="http://schemas.microsoft.com/office/drawing/2015/9/8/chartex" xmlns:cx2="http://schemas.microsoft.com/office/drawing/2015/10/21/chartex" xmlns:cx3="http://schemas.microsoft.com/office/drawing/2016/5/9/chartex" xmlns:cx4="http://schemas.microsoft.com/office/drawing/2016/5/10/chartex" xmlns:cx5="http://schemas.microsoft.com/office/drawing/2016/5/11/chartex" xmlns:cx6="http://schemas.microsoft.com/office/drawing/2016/5/12/chartex" xmlns:cx7="http://schemas.microsoft.com/office/drawing/2016/5/13/chartex" xmlns:cx8="http://schemas.microsoft.com/office/drawing/2016/5/14/chartex" xmlns:mc="http://schemas.openxmlformats.org/markup-compatibility/2006" xmlns:aink="http://schemas.microsoft.com/office/drawing/2016/ink" xmlns:am3d="http://schemas.microsoft.com/office/drawing/2017/model3d" xmlns:o="urn:schemas-microsoft-com:office:office" xmlns:oel="http://schemas.microsoft.com/office/2019/extlst" xmlns:r="http://schemas.openxmlformats.org/officeDocument/2006/relationships" xmlns:m="http://schemas.openxmlformats.org/officeDocument/2006/math" xmlns:v="urn:schemas-microsoft-com:vml" xmlns:wp14="http://schemas.microsoft.com/office/word/2010/wordprocessingDrawing" xmlns:wp="http://schemas.openxmlformats.org/drawingml/2006/wordprocessingDrawing" xmlns:w10="urn:schemas-microsoft-com:office:word" xmlns:w="http://schemas.openxmlformats.org/wordprocessingml/2006/main" xmlns:w14="http://schemas.microsoft.com/office/word/2010/wordml" xmlns:w15="http://schemas.microsoft.com/office/word/2012/wordml" xmlns:w16cex="http://schemas.microsoft.com/office/word/2018/wordml/cex" xmlns:w16cid="http://schemas.microsoft.com/office/word/2016/wordml/cid" xmlns:w16="http://schemas.microsoft.com/office/word/2018/wordml" xmlns:w16du="http://schemas.microsoft.com/office/word/2023/wordml/word16du" xmlns:w16sdtdh="http://schemas.microsoft.com/office/word/2020/wordml/sdtdatahash" xmlns:w16sdtfl="http://schemas.microsoft.com/office/word/2024/wordml/sdtformatlock" xmlns:w16se="http://schemas.microsoft.com/office/word/2015/wordml/symex" xmlns:wpg="http://schemas.microsoft.com/office/word/2010/wordprocessingGroup" xmlns:wpi="http://schemas.microsoft.com/office/word/2010/wordprocessingInk" xmlns:wne="http://schemas.microsoft.com/office/word/2006/wordml" xmlns:wps="http://schemas.microsoft.com/office/word/2010/wordprocessingShape" mc:Ignorable="w14 w15 w16se w16cid w16 w16cex w16sdtdh w16sdtfl w16du wp14">
   <w:abstractNum w:abstractNumId="0" w15:restartNumberingAfterBreak="0">
+    <w:nsid w:val="00C109BB"/>
+    <w:multiLevelType w:val="hybridMultilevel"/>
+    <w:tmpl w:val="ECFAC07A"/>
+    <w:lvl w:ilvl="0" w:tplc="4009000F">
+      <w:start w:val="1"/>
+      <w:numFmt w:val="decimal"/>
+      <w:lvlText w:val="%1."/>
+      <w:lvlJc w:val="left"/>
+      <w:pPr>
+        <w:ind w:left="1680" w:hanging="360"/>
+      </w:pPr>
+    </w:lvl>
+    <w:lvl w:ilvl="1" w:tplc="40090019" w:tentative="1">
+      <w:start w:val="1"/>
+      <w:numFmt w:val="lowerLetter"/>
+      <w:lvlText w:val="%2."/>
+      <w:lvlJc w:val="left"/>
+      <w:pPr>
+        <w:ind w:left="2400" w:hanging="360"/>
+      </w:pPr>
+    </w:lvl>
+    <w:lvl w:ilvl="2" w:tplc="4009001B" w:tentative="1">
+      <w:start w:val="1"/>
+      <w:numFmt w:val="lowerRoman"/>
+      <w:lvlText w:val="%3."/>
+      <w:lvlJc w:val="right"/>
+      <w:pPr>
+        <w:ind w:left="3120" w:hanging="180"/>
+      </w:pPr>
+    </w:lvl>
+    <w:lvl w:ilvl="3" w:tplc="4009000F" w:tentative="1">
+      <w:start w:val="1"/>
+      <w:numFmt w:val="decimal"/>
+      <w:lvlText w:val="%4."/>
+      <w:lvlJc w:val="left"/>
+      <w:pPr>
+        <w:ind w:left="3840" w:hanging="360"/>
+      </w:pPr>
+    </w:lvl>
+    <w:lvl w:ilvl="4" w:tplc="40090019" w:tentative="1">
+      <w:start w:val="1"/>
+      <w:numFmt w:val="lowerLetter"/>
+      <w:lvlText w:val="%5."/>
+      <w:lvlJc w:val="left"/>
+      <w:pPr>
+        <w:ind w:left="4560" w:hanging="360"/>
+      </w:pPr>
+    </w:lvl>
+    <w:lvl w:ilvl="5" w:tplc="4009001B" w:tentative="1">
+      <w:start w:val="1"/>
+      <w:numFmt w:val="lowerRoman"/>
+      <w:lvlText w:val="%6."/>
+      <w:lvlJc w:val="right"/>
+      <w:pPr>
+        <w:ind w:left="5280" w:hanging="180"/>
+      </w:pPr>
+    </w:lvl>
+    <w:lvl w:ilvl="6" w:tplc="4009000F" w:tentative="1">
+      <w:start w:val="1"/>
+      <w:numFmt w:val="decimal"/>
+      <w:lvlText w:val="%7."/>
+      <w:lvlJc w:val="left"/>
+      <w:pPr>
+        <w:ind w:left="6000" w:hanging="360"/>
+      </w:pPr>
+    </w:lvl>
+    <w:lvl w:ilvl="7" w:tplc="40090019" w:tentative="1">
+      <w:start w:val="1"/>
+      <w:numFmt w:val="lowerLetter"/>
+      <w:lvlText w:val="%8."/>
+      <w:lvlJc w:val="left"/>
+      <w:pPr>
+        <w:ind w:left="6720" w:hanging="360"/>
+      </w:pPr>
+    </w:lvl>
+    <w:lvl w:ilvl="8" w:tplc="4009001B" w:tentative="1">
+      <w:start w:val="1"/>
+      <w:numFmt w:val="lowerRoman"/>
+      <w:lvlText w:val="%9."/>
+      <w:lvlJc w:val="right"/>
+      <w:pPr>
+        <w:ind w:left="7440" w:hanging="180"/>
+      </w:pPr>
+    </w:lvl>
+  </w:abstractNum>
+  <w:abstractNum w:abstractNumId="1" w15:restartNumberingAfterBreak="0">
     <w:nsid w:val="0570549C"/>
     <w:multiLevelType w:val="hybridMultilevel"/>
     <w:tmpl w:val="66A4FF9C"/>
@@ -3973,7 +4431,7 @@
       </w:rPr>
     </w:lvl>
   </w:abstractNum>
-  <w:abstractNum w:abstractNumId="1" w15:restartNumberingAfterBreak="0">
+  <w:abstractNum w:abstractNumId="2" w15:restartNumberingAfterBreak="0">
     <w:nsid w:val="08B40570"/>
     <w:multiLevelType w:val="hybridMultilevel"/>
     <w:tmpl w:val="8F4A7CF8"/>
@@ -4086,7 +4544,7 @@
       </w:rPr>
     </w:lvl>
   </w:abstractNum>
-  <w:abstractNum w:abstractNumId="2" w15:restartNumberingAfterBreak="0">
+  <w:abstractNum w:abstractNumId="3" w15:restartNumberingAfterBreak="0">
     <w:nsid w:val="0D5F19AF"/>
     <w:multiLevelType w:val="hybridMultilevel"/>
     <w:tmpl w:val="1BFACAC2"/>
@@ -4199,7 +4657,7 @@
       </w:rPr>
     </w:lvl>
   </w:abstractNum>
-  <w:abstractNum w:abstractNumId="3" w15:restartNumberingAfterBreak="0">
+  <w:abstractNum w:abstractNumId="4" w15:restartNumberingAfterBreak="0">
     <w:nsid w:val="0EFE6B1B"/>
     <w:multiLevelType w:val="hybridMultilevel"/>
     <w:tmpl w:val="61022558"/>
@@ -4312,7 +4770,93 @@
       </w:rPr>
     </w:lvl>
   </w:abstractNum>
-  <w:abstractNum w:abstractNumId="4" w15:restartNumberingAfterBreak="0">
+  <w:abstractNum w:abstractNumId="5" w15:restartNumberingAfterBreak="0">
+    <w:nsid w:val="12044C7C"/>
+    <w:multiLevelType w:val="hybridMultilevel"/>
+    <w:tmpl w:val="CA50DA10"/>
+    <w:lvl w:ilvl="0" w:tplc="4009000F">
+      <w:start w:val="1"/>
+      <w:numFmt w:val="decimal"/>
+      <w:lvlText w:val="%1."/>
+      <w:lvlJc w:val="left"/>
+      <w:pPr>
+        <w:ind w:left="2400" w:hanging="360"/>
+      </w:pPr>
+    </w:lvl>
+    <w:lvl w:ilvl="1" w:tplc="40090019" w:tentative="1">
+      <w:start w:val="1"/>
+      <w:numFmt w:val="lowerLetter"/>
+      <w:lvlText w:val="%2."/>
+      <w:lvlJc w:val="left"/>
+      <w:pPr>
+        <w:ind w:left="3120" w:hanging="360"/>
+      </w:pPr>
+    </w:lvl>
+    <w:lvl w:ilvl="2" w:tplc="4009001B" w:tentative="1">
+      <w:start w:val="1"/>
+      <w:numFmt w:val="lowerRoman"/>
+      <w:lvlText w:val="%3."/>
+      <w:lvlJc w:val="right"/>
+      <w:pPr>
+        <w:ind w:left="3840" w:hanging="180"/>
+      </w:pPr>
+    </w:lvl>
+    <w:lvl w:ilvl="3" w:tplc="4009000F" w:tentative="1">
+      <w:start w:val="1"/>
+      <w:numFmt w:val="decimal"/>
+      <w:lvlText w:val="%4."/>
+      <w:lvlJc w:val="left"/>
+      <w:pPr>
+        <w:ind w:left="4560" w:hanging="360"/>
+      </w:pPr>
+    </w:lvl>
+    <w:lvl w:ilvl="4" w:tplc="40090019" w:tentative="1">
+      <w:start w:val="1"/>
+      <w:numFmt w:val="lowerLetter"/>
+      <w:lvlText w:val="%5."/>
+      <w:lvlJc w:val="left"/>
+      <w:pPr>
+        <w:ind w:left="5280" w:hanging="360"/>
+      </w:pPr>
+    </w:lvl>
+    <w:lvl w:ilvl="5" w:tplc="4009001B" w:tentative="1">
+      <w:start w:val="1"/>
+      <w:numFmt w:val="lowerRoman"/>
+      <w:lvlText w:val="%6."/>
+      <w:lvlJc w:val="right"/>
+      <w:pPr>
+        <w:ind w:left="6000" w:hanging="180"/>
+      </w:pPr>
+    </w:lvl>
+    <w:lvl w:ilvl="6" w:tplc="4009000F" w:tentative="1">
+      <w:start w:val="1"/>
+      <w:numFmt w:val="decimal"/>
+      <w:lvlText w:val="%7."/>
+      <w:lvlJc w:val="left"/>
+      <w:pPr>
+        <w:ind w:left="6720" w:hanging="360"/>
+      </w:pPr>
+    </w:lvl>
+    <w:lvl w:ilvl="7" w:tplc="40090019" w:tentative="1">
+      <w:start w:val="1"/>
+      <w:numFmt w:val="lowerLetter"/>
+      <w:lvlText w:val="%8."/>
+      <w:lvlJc w:val="left"/>
+      <w:pPr>
+        <w:ind w:left="7440" w:hanging="360"/>
+      </w:pPr>
+    </w:lvl>
+    <w:lvl w:ilvl="8" w:tplc="4009001B" w:tentative="1">
+      <w:start w:val="1"/>
+      <w:numFmt w:val="lowerRoman"/>
+      <w:lvlText w:val="%9."/>
+      <w:lvlJc w:val="right"/>
+      <w:pPr>
+        <w:ind w:left="8160" w:hanging="180"/>
+      </w:pPr>
+    </w:lvl>
+  </w:abstractNum>
+  <w:abstractNum w:abstractNumId="6" w15:restartNumberingAfterBreak="0">
     <w:nsid w:val="12046966"/>
     <w:multiLevelType w:val="hybridMultilevel"/>
     <w:tmpl w:val="7F72B336"/>
@@ -4425,7 +4969,7 @@
       </w:rPr>
     </w:lvl>
   </w:abstractNum>
-  <w:abstractNum w:abstractNumId="5" w15:restartNumberingAfterBreak="0">
+  <w:abstractNum w:abstractNumId="7" w15:restartNumberingAfterBreak="0">
     <w:nsid w:val="136709F5"/>
     <w:multiLevelType w:val="hybridMultilevel"/>
     <w:tmpl w:val="427A9656"/>
@@ -4538,7 +5082,7 @@
       </w:rPr>
     </w:lvl>
   </w:abstractNum>
-  <w:abstractNum w:abstractNumId="6" w15:restartNumberingAfterBreak="0">
+  <w:abstractNum w:abstractNumId="8" w15:restartNumberingAfterBreak="0">
     <w:nsid w:val="177069C9"/>
     <w:multiLevelType w:val="hybridMultilevel"/>
     <w:tmpl w:val="25429A66"/>
@@ -4651,10 +5195,10 @@
       </w:rPr>
     </w:lvl>
   </w:abstractNum>
-  <w:abstractNum w:abstractNumId="7" w15:restartNumberingAfterBreak="0">
+  <w:abstractNum w:abstractNumId="9" w15:restartNumberingAfterBreak="0">
     <w:nsid w:val="1ECF114C"/>
     <w:multiLevelType w:val="hybridMultilevel"/>
-    <w:tmpl w:val="27E0322E"/>
+    <w:tmpl w:val="0928B262"/>
     <w:lvl w:ilvl="0" w:tplc="40090001">
       <w:start w:val="1"/>
       <w:numFmt w:val="bullet"/>
@@ -4764,7 +5308,7 @@
       </w:rPr>
     </w:lvl>
   </w:abstractNum>
-  <w:abstractNum w:abstractNumId="8" w15:restartNumberingAfterBreak="0">
+  <w:abstractNum w:abstractNumId="10" w15:restartNumberingAfterBreak="0">
     <w:nsid w:val="221709A4"/>
     <w:multiLevelType w:val="hybridMultilevel"/>
     <w:tmpl w:val="17684FAC"/>
@@ -4877,7 +5421,7 @@
       </w:rPr>
     </w:lvl>
   </w:abstractNum>
-  <w:abstractNum w:abstractNumId="9" w15:restartNumberingAfterBreak="0">
+  <w:abstractNum w:abstractNumId="11" w15:restartNumberingAfterBreak="0">
     <w:nsid w:val="2A263D8A"/>
     <w:multiLevelType w:val="hybridMultilevel"/>
     <w:tmpl w:val="0BE254B4"/>
@@ -4990,7 +5534,7 @@
       </w:rPr>
     </w:lvl>
   </w:abstractNum>
-  <w:abstractNum w:abstractNumId="10" w15:restartNumberingAfterBreak="0">
+  <w:abstractNum w:abstractNumId="12" w15:restartNumberingAfterBreak="0">
     <w:nsid w:val="2C46331D"/>
     <w:multiLevelType w:val="hybridMultilevel"/>
     <w:tmpl w:val="1DE0858E"/>
@@ -5103,7 +5647,7 @@
       </w:rPr>
     </w:lvl>
   </w:abstractNum>
-  <w:abstractNum w:abstractNumId="11" w15:restartNumberingAfterBreak="0">
+  <w:abstractNum w:abstractNumId="13" w15:restartNumberingAfterBreak="0">
     <w:nsid w:val="2CD40039"/>
     <w:multiLevelType w:val="hybridMultilevel"/>
     <w:tmpl w:val="6EA66376"/>
@@ -5216,7 +5760,7 @@
       </w:rPr>
     </w:lvl>
   </w:abstractNum>
-  <w:abstractNum w:abstractNumId="12" w15:restartNumberingAfterBreak="0">
+  <w:abstractNum w:abstractNumId="14" w15:restartNumberingAfterBreak="0">
     <w:nsid w:val="2F3E1F34"/>
     <w:multiLevelType w:val="hybridMultilevel"/>
     <w:tmpl w:val="811446CC"/>
@@ -5329,7 +5873,93 @@
       </w:rPr>
     </w:lvl>
   </w:abstractNum>
-  <w:abstractNum w:abstractNumId="13" w15:restartNumberingAfterBreak="0">
+  <w:abstractNum w:abstractNumId="15" w15:restartNumberingAfterBreak="0">
+    <w:nsid w:val="33E103B9"/>
+    <w:multiLevelType w:val="hybridMultilevel"/>
+    <w:tmpl w:val="0608A8F8"/>
+    <w:lvl w:ilvl="0" w:tplc="4009000F">
+      <w:start w:val="1"/>
+      <w:numFmt w:val="decimal"/>
+      <w:lvlText w:val="%1."/>
+      <w:lvlJc w:val="left"/>
+      <w:pPr>
+        <w:ind w:left="2400" w:hanging="360"/>
+      </w:pPr>
+    </w:lvl>
+    <w:lvl w:ilvl="1" w:tplc="40090019" w:tentative="1">
+      <w:start w:val="1"/>
+      <w:numFmt w:val="lowerLetter"/>
+      <w:lvlText w:val="%2."/>
+      <w:lvlJc w:val="left"/>
+      <w:pPr>
+        <w:ind w:left="3120" w:hanging="360"/>
+      </w:pPr>
+    </w:lvl>
+    <w:lvl w:ilvl="2" w:tplc="4009001B" w:tentative="1">
+      <w:start w:val="1"/>
+      <w:numFmt w:val="lowerRoman"/>
+      <w:lvlText w:val="%3."/>
+      <w:lvlJc w:val="right"/>
+      <w:pPr>
+        <w:ind w:left="3840" w:hanging="180"/>
+      </w:pPr>
+    </w:lvl>
+    <w:lvl w:ilvl="3" w:tplc="4009000F" w:tentative="1">
+      <w:start w:val="1"/>
+      <w:numFmt w:val="decimal"/>
+      <w:lvlText w:val="%4."/>
+      <w:lvlJc w:val="left"/>
+      <w:pPr>
+        <w:ind w:left="4560" w:hanging="360"/>
+      </w:pPr>
+    </w:lvl>
+    <w:lvl w:ilvl="4" w:tplc="40090019" w:tentative="1">
+      <w:start w:val="1"/>
+      <w:numFmt w:val="lowerLetter"/>
+      <w:lvlText w:val="%5."/>
+      <w:lvlJc w:val="left"/>
+      <w:pPr>
+        <w:ind w:left="5280" w:hanging="360"/>
+      </w:pPr>
+    </w:lvl>
+    <w:lvl w:ilvl="5" w:tplc="4009001B" w:tentative="1">
+      <w:start w:val="1"/>
+      <w:numFmt w:val="lowerRoman"/>
+      <w:lvlText w:val="%6."/>
+      <w:lvlJc w:val="right"/>
+      <w:pPr>
+        <w:ind w:left="6000" w:hanging="180"/>
+      </w:pPr>
+    </w:lvl>
+    <w:lvl w:ilvl="6" w:tplc="4009000F" w:tentative="1">
+      <w:start w:val="1"/>
+      <w:numFmt w:val="decimal"/>
+      <w:lvlText w:val="%7."/>
+      <w:lvlJc w:val="left"/>
+      <w:pPr>
+        <w:ind w:left="6720" w:hanging="360"/>
+      </w:pPr>
+    </w:lvl>
+    <w:lvl w:ilvl="7" w:tplc="40090019" w:tentative="1">
+      <w:start w:val="1"/>
+      <w:numFmt w:val="lowerLetter"/>
+      <w:lvlText w:val="%8."/>
+      <w:lvlJc w:val="left"/>
+      <w:pPr>
+        <w:ind w:left="7440" w:hanging="360"/>
+      </w:pPr>
+    </w:lvl>
+    <w:lvl w:ilvl="8" w:tplc="4009001B" w:tentative="1">
+      <w:start w:val="1"/>
+      <w:numFmt w:val="lowerRoman"/>
+      <w:lvlText w:val="%9."/>
+      <w:lvlJc w:val="right"/>
+      <w:pPr>
+        <w:ind w:left="8160" w:hanging="180"/>
+      </w:pPr>
+    </w:lvl>
+  </w:abstractNum>
+  <w:abstractNum w:abstractNumId="16" w15:restartNumberingAfterBreak="0">
     <w:nsid w:val="3A116CF5"/>
     <w:multiLevelType w:val="hybridMultilevel"/>
     <w:tmpl w:val="6EEE1B20"/>
@@ -5442,7 +6072,7 @@
       </w:rPr>
     </w:lvl>
   </w:abstractNum>
-  <w:abstractNum w:abstractNumId="14" w15:restartNumberingAfterBreak="0">
+  <w:abstractNum w:abstractNumId="17" w15:restartNumberingAfterBreak="0">
     <w:nsid w:val="3EBA36FE"/>
     <w:multiLevelType w:val="hybridMultilevel"/>
     <w:tmpl w:val="FEBC02BC"/>
@@ -5555,7 +6185,7 @@
       </w:rPr>
     </w:lvl>
   </w:abstractNum>
-  <w:abstractNum w:abstractNumId="15" w15:restartNumberingAfterBreak="0">
+  <w:abstractNum w:abstractNumId="18" w15:restartNumberingAfterBreak="0">
     <w:nsid w:val="420340C6"/>
     <w:multiLevelType w:val="hybridMultilevel"/>
     <w:tmpl w:val="53AEAEC8"/>
@@ -5668,7 +6298,7 @@
       </w:rPr>
     </w:lvl>
   </w:abstractNum>
-  <w:abstractNum w:abstractNumId="16" w15:restartNumberingAfterBreak="0">
+  <w:abstractNum w:abstractNumId="19" w15:restartNumberingAfterBreak="0">
     <w:nsid w:val="43236507"/>
     <w:multiLevelType w:val="hybridMultilevel"/>
     <w:tmpl w:val="F154BF8A"/>
@@ -5781,7 +6411,7 @@
       </w:rPr>
     </w:lvl>
   </w:abstractNum>
-  <w:abstractNum w:abstractNumId="17" w15:restartNumberingAfterBreak="0">
+  <w:abstractNum w:abstractNumId="20" w15:restartNumberingAfterBreak="0">
     <w:nsid w:val="49E6302C"/>
     <w:multiLevelType w:val="hybridMultilevel"/>
     <w:tmpl w:val="D84A3184"/>
@@ -5894,7 +6524,7 @@
       </w:rPr>
     </w:lvl>
   </w:abstractNum>
-  <w:abstractNum w:abstractNumId="18" w15:restartNumberingAfterBreak="0">
+  <w:abstractNum w:abstractNumId="21" w15:restartNumberingAfterBreak="0">
     <w:nsid w:val="4A5A30E9"/>
     <w:multiLevelType w:val="hybridMultilevel"/>
     <w:tmpl w:val="105841A2"/>
@@ -6007,7 +6637,7 @@
       </w:rPr>
     </w:lvl>
   </w:abstractNum>
-  <w:abstractNum w:abstractNumId="19" w15:restartNumberingAfterBreak="0">
+  <w:abstractNum w:abstractNumId="22" w15:restartNumberingAfterBreak="0">
     <w:nsid w:val="4B663C9E"/>
     <w:multiLevelType w:val="hybridMultilevel"/>
     <w:tmpl w:val="7B70FCDA"/>
@@ -6120,7 +6750,7 @@
       </w:rPr>
     </w:lvl>
   </w:abstractNum>
-  <w:abstractNum w:abstractNumId="20" w15:restartNumberingAfterBreak="0">
+  <w:abstractNum w:abstractNumId="23" w15:restartNumberingAfterBreak="0">
     <w:nsid w:val="56276325"/>
     <w:multiLevelType w:val="hybridMultilevel"/>
     <w:tmpl w:val="9B20C418"/>
@@ -6233,7 +6863,7 @@
       </w:rPr>
     </w:lvl>
   </w:abstractNum>
-  <w:abstractNum w:abstractNumId="21" w15:restartNumberingAfterBreak="0">
+  <w:abstractNum w:abstractNumId="24" w15:restartNumberingAfterBreak="0">
     <w:nsid w:val="59027B3E"/>
     <w:multiLevelType w:val="hybridMultilevel"/>
     <w:tmpl w:val="21C83DF4"/>
@@ -6346,7 +6976,7 @@
       </w:rPr>
     </w:lvl>
   </w:abstractNum>
-  <w:abstractNum w:abstractNumId="22" w15:restartNumberingAfterBreak="0">
+  <w:abstractNum w:abstractNumId="25" w15:restartNumberingAfterBreak="0">
     <w:nsid w:val="5E692F2D"/>
     <w:multiLevelType w:val="hybridMultilevel"/>
     <w:tmpl w:val="088050CC"/>
@@ -6459,7 +7089,7 @@
       </w:rPr>
     </w:lvl>
   </w:abstractNum>
-  <w:abstractNum w:abstractNumId="23" w15:restartNumberingAfterBreak="0">
+  <w:abstractNum w:abstractNumId="26" w15:restartNumberingAfterBreak="0">
     <w:nsid w:val="774B53C0"/>
     <w:multiLevelType w:val="hybridMultilevel"/>
     <w:tmpl w:val="F000F4DC"/>
@@ -6573,76 +7203,85 @@
     </w:lvl>
   </w:abstractNum>
   <w:num w:numId="1" w16cid:durableId="1036811176">
+    <w:abstractNumId w:val="14"/>
+  </w:num>
+  <w:num w:numId="2" w16cid:durableId="187372688">
+    <w:abstractNumId w:val="6"/>
+  </w:num>
+  <w:num w:numId="3" w16cid:durableId="1351371282">
+    <w:abstractNumId w:val="20"/>
+  </w:num>
+  <w:num w:numId="4" w16cid:durableId="1907300647">
+    <w:abstractNumId w:val="13"/>
+  </w:num>
+  <w:num w:numId="5" w16cid:durableId="2095586668">
+    <w:abstractNumId w:val="26"/>
+  </w:num>
+  <w:num w:numId="6" w16cid:durableId="577254835">
+    <w:abstractNumId w:val="21"/>
+  </w:num>
+  <w:num w:numId="7" w16cid:durableId="23946383">
+    <w:abstractNumId w:val="1"/>
+  </w:num>
+  <w:num w:numId="8" w16cid:durableId="49547436">
+    <w:abstractNumId w:val="24"/>
+  </w:num>
+  <w:num w:numId="9" w16cid:durableId="168175421">
+    <w:abstractNumId w:val="7"/>
+  </w:num>
+  <w:num w:numId="10" w16cid:durableId="482430902">
+    <w:abstractNumId w:val="18"/>
+  </w:num>
+  <w:num w:numId="11" w16cid:durableId="706830804">
+    <w:abstractNumId w:val="19"/>
+  </w:num>
+  <w:num w:numId="12" w16cid:durableId="1268582814">
     <w:abstractNumId w:val="12"/>
   </w:num>
-  <w:num w:numId="2" w16cid:durableId="187372688">
+  <w:num w:numId="13" w16cid:durableId="862211124">
+    <w:abstractNumId w:val="9"/>
+  </w:num>
+  <w:num w:numId="14" w16cid:durableId="411661040">
+    <w:abstractNumId w:val="11"/>
+  </w:num>
+  <w:num w:numId="15" w16cid:durableId="1825929885">
+    <w:abstractNumId w:val="16"/>
+  </w:num>
+  <w:num w:numId="16" w16cid:durableId="1635139462">
+    <w:abstractNumId w:val="22"/>
+  </w:num>
+  <w:num w:numId="17" w16cid:durableId="2067096072">
     <w:abstractNumId w:val="4"/>
   </w:num>
-  <w:num w:numId="3" w16cid:durableId="1351371282">
+  <w:num w:numId="18" w16cid:durableId="1110205343">
+    <w:abstractNumId w:val="2"/>
+  </w:num>
+  <w:num w:numId="19" w16cid:durableId="2091266693">
+    <w:abstractNumId w:val="25"/>
+  </w:num>
+  <w:num w:numId="20" w16cid:durableId="1288320751">
+    <w:abstractNumId w:val="10"/>
+  </w:num>
+  <w:num w:numId="21" w16cid:durableId="470557444">
+    <w:abstractNumId w:val="3"/>
+  </w:num>
+  <w:num w:numId="22" w16cid:durableId="1400665421">
+    <w:abstractNumId w:val="23"/>
+  </w:num>
+  <w:num w:numId="23" w16cid:durableId="1808546103">
     <w:abstractNumId w:val="17"/>
   </w:num>
-  <w:num w:numId="4" w16cid:durableId="1907300647">
-    <w:abstractNumId w:val="11"/>
+  <w:num w:numId="24" w16cid:durableId="396363342">
+    <w:abstractNumId w:val="8"/>
   </w:num>
-  <w:num w:numId="5" w16cid:durableId="2095586668">
-    <w:abstractNumId w:val="23"/>
-  </w:num>
-  <w:num w:numId="6" w16cid:durableId="577254835">
-    <w:abstractNumId w:val="18"/>
-  </w:num>
-  <w:num w:numId="7" w16cid:durableId="23946383">
+  <w:num w:numId="25" w16cid:durableId="1049694889">
     <w:abstractNumId w:val="0"/>
   </w:num>
-  <w:num w:numId="8" w16cid:durableId="49547436">
-    <w:abstractNumId w:val="21"/>
-  </w:num>
-  <w:num w:numId="9" w16cid:durableId="168175421">
+  <w:num w:numId="26" w16cid:durableId="1552039586">
     <w:abstractNumId w:val="5"/>
   </w:num>
-  <w:num w:numId="10" w16cid:durableId="482430902">
+  <w:num w:numId="27" w16cid:durableId="1682849770">
     <w:abstractNumId w:val="15"/>
-  </w:num>
-  <w:num w:numId="11" w16cid:durableId="706830804">
-    <w:abstractNumId w:val="16"/>
-  </w:num>
-  <w:num w:numId="12" w16cid:durableId="1268582814">
-    <w:abstractNumId w:val="10"/>
-  </w:num>
-  <w:num w:numId="13" w16cid:durableId="862211124">
-    <w:abstractNumId w:val="7"/>
-  </w:num>
-  <w:num w:numId="14" w16cid:durableId="411661040">
-    <w:abstractNumId w:val="9"/>
-  </w:num>
-  <w:num w:numId="15" w16cid:durableId="1825929885">
-    <w:abstractNumId w:val="13"/>
-  </w:num>
-  <w:num w:numId="16" w16cid:durableId="1635139462">
-    <w:abstractNumId w:val="19"/>
-  </w:num>
-  <w:num w:numId="17" w16cid:durableId="2067096072">
-    <w:abstractNumId w:val="3"/>
-  </w:num>
-  <w:num w:numId="18" w16cid:durableId="1110205343">
-    <w:abstractNumId w:val="1"/>
-  </w:num>
-  <w:num w:numId="19" w16cid:durableId="2091266693">
-    <w:abstractNumId w:val="22"/>
-  </w:num>
-  <w:num w:numId="20" w16cid:durableId="1288320751">
-    <w:abstractNumId w:val="8"/>
-  </w:num>
-  <w:num w:numId="21" w16cid:durableId="470557444">
-    <w:abstractNumId w:val="2"/>
-  </w:num>
-  <w:num w:numId="22" w16cid:durableId="1400665421">
-    <w:abstractNumId w:val="20"/>
-  </w:num>
-  <w:num w:numId="23" w16cid:durableId="1808546103">
-    <w:abstractNumId w:val="14"/>
-  </w:num>
-  <w:num w:numId="24" w16cid:durableId="396363342">
-    <w:abstractNumId w:val="6"/>
   </w:num>
 </w:numbering>
 </file>
